--- a/src/Bk.APG.Api/Templates/Compare_List_German.docx
+++ b/src/Bk.APG.Api/Templates/Compare_List_German.docx
@@ -425,7 +425,13 @@
       </w:r>
       <w:bookmarkStart w:id="1" w:name="_Toc231973780"/>
     </w:p>
-    <w:p/>
+    <w:p>
+      <w:pPr>
+        <w:rPr>
+          <w:lang w:val="en-US"/>
+        </w:rPr>
+      </w:pPr>
+    </w:p>
     <w:p>
       <w:pPr>
         <w:pStyle w:val="berschrift1"/>
@@ -1085,23 +1091,7 @@
                 <w:bCs/>
                 <w:szCs w:val="24"/>
               </w:rPr>
-              <w:t>federalDuty</w:t>
-            </w:r>
-            <w:r>
-              <w:rPr>
-                <w:rFonts w:ascii="Times New Roman" w:hAnsi="Times New Roman"/>
-                <w:bCs/>
-                <w:szCs w:val="24"/>
-              </w:rPr>
-              <w:t>Old</w:t>
-            </w:r>
-            <w:r>
-              <w:rPr>
-                <w:rFonts w:ascii="Times New Roman" w:hAnsi="Times New Roman"/>
-                <w:bCs/>
-                <w:szCs w:val="24"/>
-              </w:rPr>
-              <w:t>Display</w:t>
+              <w:t>federalDutyOldDisplay</w:t>
             </w:r>
             <w:r>
               <w:rPr>
@@ -1230,23 +1220,7 @@
                 <w:bCs/>
                 <w:szCs w:val="24"/>
               </w:rPr>
-              <w:t>federalDuty</w:t>
-            </w:r>
-            <w:r>
-              <w:rPr>
-                <w:rFonts w:ascii="Times New Roman" w:hAnsi="Times New Roman"/>
-                <w:bCs/>
-                <w:szCs w:val="24"/>
-              </w:rPr>
-              <w:t>New</w:t>
-            </w:r>
-            <w:r>
-              <w:rPr>
-                <w:rFonts w:ascii="Times New Roman" w:hAnsi="Times New Roman"/>
-                <w:bCs/>
-                <w:szCs w:val="24"/>
-              </w:rPr>
-              <w:t>Display</w:t>
+              <w:t>federalDutyNewDisplay</w:t>
             </w:r>
             <w:r>
               <w:rPr>
@@ -1687,15 +1661,7 @@
                 <w:bCs/>
                 <w:szCs w:val="24"/>
               </w:rPr>
-              <w:t>federal</w:t>
-            </w:r>
-            <w:r>
-              <w:rPr>
-                <w:rFonts w:ascii="Times New Roman" w:hAnsi="Times New Roman"/>
-                <w:bCs/>
-                <w:szCs w:val="24"/>
-              </w:rPr>
-              <w:t>Assembly</w:t>
+              <w:t>federalAssembly</w:t>
             </w:r>
             <w:r>
               <w:rPr>
@@ -1878,15 +1844,7 @@
                 <w:bCs/>
                 <w:szCs w:val="24"/>
               </w:rPr>
-              <w:t>germanBoth</w:t>
-            </w:r>
-            <w:r>
-              <w:rPr>
-                <w:rFonts w:ascii="Times New Roman" w:hAnsi="Times New Roman"/>
-                <w:bCs/>
-                <w:szCs w:val="24"/>
-              </w:rPr>
-              <w:t>Display</w:t>
+              <w:t>germanBothDisplay</w:t>
             </w:r>
             <w:r>
               <w:rPr>
@@ -1900,7 +1858,7 @@
                 <w:rFonts w:ascii="Times New Roman" w:hAnsi="Times New Roman"/>
                 <w:szCs w:val="24"/>
               </w:rPr>
-              <w:t>Vertretung Sprachgemeinschaften</w:t>
+              <w:t>Vertretung Sprachgemeinschaft</w:t>
             </w:r>
             <w:r>
               <w:rPr>
@@ -2006,15 +1964,7 @@
                 <w:szCs w:val="24"/>
                 <w:lang w:val="en-US"/>
               </w:rPr>
-              <w:t xml:space="preserve"> </w:t>
-            </w:r>
-            <w:r>
-              <w:rPr>
-                <w:rFonts w:ascii="Times New Roman" w:hAnsi="Times New Roman"/>
-                <w:szCs w:val="24"/>
-                <w:lang w:val="en-US"/>
-              </w:rPr>
-              <w:t>&lt;&lt;/if&gt;&gt;</w:t>
+              <w:t xml:space="preserve"> &lt;&lt;/if&gt;&gt;</w:t>
             </w:r>
           </w:p>
         </w:tc>
@@ -2063,15 +2013,7 @@
                 <w:bCs/>
                 <w:szCs w:val="24"/>
               </w:rPr>
-              <w:t>germanOld</w:t>
-            </w:r>
-            <w:r>
-              <w:rPr>
-                <w:rFonts w:ascii="Times New Roman" w:hAnsi="Times New Roman"/>
-                <w:bCs/>
-                <w:szCs w:val="24"/>
-              </w:rPr>
-              <w:t>Display</w:t>
+              <w:t>germanOldDisplay</w:t>
             </w:r>
             <w:r>
               <w:rPr>
@@ -2085,7 +2027,7 @@
                 <w:rFonts w:ascii="Times New Roman" w:hAnsi="Times New Roman"/>
                 <w:szCs w:val="24"/>
               </w:rPr>
-              <w:t>Vertretung Sprachgemeinschaften</w:t>
+              <w:t>Vertretung Sprachgemeinschaft</w:t>
             </w:r>
             <w:r>
               <w:rPr>
@@ -2217,15 +2159,7 @@
                 <w:bCs/>
                 <w:szCs w:val="24"/>
               </w:rPr>
-              <w:t>german</w:t>
-            </w:r>
-            <w:r>
-              <w:rPr>
-                <w:rFonts w:ascii="Times New Roman" w:hAnsi="Times New Roman"/>
-                <w:bCs/>
-                <w:szCs w:val="24"/>
-              </w:rPr>
-              <w:t>NewDisplay</w:t>
+              <w:t>germanNewDisplay</w:t>
             </w:r>
             <w:r>
               <w:rPr>
@@ -2239,7 +2173,7 @@
                 <w:rFonts w:ascii="Times New Roman" w:hAnsi="Times New Roman"/>
                 <w:szCs w:val="24"/>
               </w:rPr>
-              <w:t>Vertretung Sprachgemeinschaften</w:t>
+              <w:t>Vertretung Sprachgemeinschaft</w:t>
             </w:r>
             <w:r>
               <w:rPr>
@@ -2371,15 +2305,7 @@
                 <w:bCs/>
                 <w:szCs w:val="24"/>
               </w:rPr>
-              <w:t>french</w:t>
-            </w:r>
-            <w:r>
-              <w:rPr>
-                <w:rFonts w:ascii="Times New Roman" w:hAnsi="Times New Roman"/>
-                <w:bCs/>
-                <w:szCs w:val="24"/>
-              </w:rPr>
-              <w:t>BothDisplay</w:t>
+              <w:t>frenchBothDisplay</w:t>
             </w:r>
             <w:r>
               <w:rPr>
@@ -2393,7 +2319,7 @@
                 <w:rFonts w:ascii="Times New Roman" w:hAnsi="Times New Roman"/>
                 <w:szCs w:val="24"/>
               </w:rPr>
-              <w:t>Vertretung Sprachgemeinschaften</w:t>
+              <w:t>Vertretung Sprachgemeinschaft</w:t>
             </w:r>
             <w:r>
               <w:rPr>
@@ -2478,14 +2404,7 @@
                 <w:rFonts w:ascii="Times New Roman" w:hAnsi="Times New Roman"/>
                 <w:szCs w:val="24"/>
               </w:rPr>
-              <w:t>french</w:t>
-            </w:r>
-            <w:r>
-              <w:rPr>
-                <w:rFonts w:ascii="Times New Roman" w:hAnsi="Times New Roman"/>
-                <w:szCs w:val="24"/>
-              </w:rPr>
-              <w:t>TextNew</w:t>
+              <w:t>frenchTextNew</w:t>
             </w:r>
             <w:r>
               <w:rPr>
@@ -2548,15 +2467,7 @@
                 <w:bCs/>
                 <w:szCs w:val="24"/>
               </w:rPr>
-              <w:t>french</w:t>
-            </w:r>
-            <w:r>
-              <w:rPr>
-                <w:rFonts w:ascii="Times New Roman" w:hAnsi="Times New Roman"/>
-                <w:bCs/>
-                <w:szCs w:val="24"/>
-              </w:rPr>
-              <w:t>OldDisplay</w:t>
+              <w:t>frenchOldDisplay</w:t>
             </w:r>
             <w:r>
               <w:rPr>
@@ -2570,21 +2481,14 @@
                 <w:rFonts w:ascii="Times New Roman" w:hAnsi="Times New Roman"/>
                 <w:szCs w:val="24"/>
               </w:rPr>
-              <w:t>Vertretung Sprachgemeinschaften</w:t>
-            </w:r>
-            <w:r>
-              <w:rPr>
-                <w:rFonts w:ascii="Times New Roman" w:hAnsi="Times New Roman"/>
-                <w:szCs w:val="24"/>
-              </w:rPr>
-              <w:t xml:space="preserve"> </w:t>
-            </w:r>
-            <w:r>
-              <w:rPr>
-                <w:rFonts w:ascii="Times New Roman" w:hAnsi="Times New Roman"/>
-                <w:szCs w:val="24"/>
-              </w:rPr>
-              <w:t>Französisch</w:t>
+              <w:t>Vertretung Sprachgemeinschaft</w:t>
+            </w:r>
+            <w:r>
+              <w:rPr>
+                <w:rFonts w:ascii="Times New Roman" w:hAnsi="Times New Roman"/>
+                <w:szCs w:val="24"/>
+              </w:rPr>
+              <w:t xml:space="preserve"> Französisch</w:t>
             </w:r>
           </w:p>
         </w:tc>
@@ -2612,14 +2516,7 @@
                 <w:rFonts w:ascii="Times New Roman" w:hAnsi="Times New Roman"/>
                 <w:szCs w:val="24"/>
               </w:rPr>
-              <w:t>french</w:t>
-            </w:r>
-            <w:r>
-              <w:rPr>
-                <w:rFonts w:ascii="Times New Roman" w:hAnsi="Times New Roman"/>
-                <w:szCs w:val="24"/>
-              </w:rPr>
-              <w:t>TextOld</w:t>
+              <w:t>frenchTextOld</w:t>
             </w:r>
             <w:r>
               <w:rPr>
@@ -2653,14 +2550,7 @@
                 <w:rFonts w:ascii="Times New Roman" w:hAnsi="Times New Roman"/>
                 <w:szCs w:val="24"/>
               </w:rPr>
-              <w:t>french</w:t>
-            </w:r>
-            <w:r>
-              <w:rPr>
-                <w:rFonts w:ascii="Times New Roman" w:hAnsi="Times New Roman"/>
-                <w:szCs w:val="24"/>
-              </w:rPr>
-              <w:t>TextNew</w:t>
+              <w:t>frenchTextNew</w:t>
             </w:r>
             <w:r>
               <w:rPr>
@@ -2723,15 +2613,7 @@
                 <w:bCs/>
                 <w:szCs w:val="24"/>
               </w:rPr>
-              <w:t>french</w:t>
-            </w:r>
-            <w:r>
-              <w:rPr>
-                <w:rFonts w:ascii="Times New Roman" w:hAnsi="Times New Roman"/>
-                <w:bCs/>
-                <w:szCs w:val="24"/>
-              </w:rPr>
-              <w:t>NewDisplay</w:t>
+              <w:t>frenchNewDisplay</w:t>
             </w:r>
             <w:r>
               <w:rPr>
@@ -2745,7 +2627,7 @@
                 <w:rFonts w:ascii="Times New Roman" w:hAnsi="Times New Roman"/>
                 <w:szCs w:val="24"/>
               </w:rPr>
-              <w:t>Vertretung Sprachgemeinschaften</w:t>
+              <w:t>Vertretung Sprachgemeinschaft</w:t>
             </w:r>
             <w:r>
               <w:rPr>
@@ -2786,14 +2668,7 @@
                 <w:rFonts w:ascii="Times New Roman" w:hAnsi="Times New Roman"/>
                 <w:szCs w:val="24"/>
               </w:rPr>
-              <w:t>french</w:t>
-            </w:r>
-            <w:r>
-              <w:rPr>
-                <w:rFonts w:ascii="Times New Roman" w:hAnsi="Times New Roman"/>
-                <w:szCs w:val="24"/>
-              </w:rPr>
-              <w:t>TextOld</w:t>
+              <w:t>frenchTextOld</w:t>
             </w:r>
             <w:r>
               <w:rPr>
@@ -2828,14 +2703,7 @@
                 <w:rFonts w:ascii="Times New Roman" w:hAnsi="Times New Roman"/>
                 <w:szCs w:val="24"/>
               </w:rPr>
-              <w:t>french</w:t>
-            </w:r>
-            <w:r>
-              <w:rPr>
-                <w:rFonts w:ascii="Times New Roman" w:hAnsi="Times New Roman"/>
-                <w:szCs w:val="24"/>
-              </w:rPr>
-              <w:t>TextNew</w:t>
+              <w:t>frenchTextNew</w:t>
             </w:r>
             <w:r>
               <w:rPr>
@@ -2898,15 +2766,7 @@
                 <w:bCs/>
                 <w:szCs w:val="24"/>
               </w:rPr>
-              <w:t>italian</w:t>
-            </w:r>
-            <w:r>
-              <w:rPr>
-                <w:rFonts w:ascii="Times New Roman" w:hAnsi="Times New Roman"/>
-                <w:bCs/>
-                <w:szCs w:val="24"/>
-              </w:rPr>
-              <w:t>BothDisplay</w:t>
+              <w:t>italianBothDisplay</w:t>
             </w:r>
             <w:r>
               <w:rPr>
@@ -2920,7 +2780,7 @@
                 <w:rFonts w:ascii="Times New Roman" w:hAnsi="Times New Roman"/>
                 <w:szCs w:val="24"/>
               </w:rPr>
-              <w:t>Vertretung Sprachgemeinschaften</w:t>
+              <w:t>Vertretung Sprachgemeinschaft</w:t>
             </w:r>
             <w:r>
               <w:rPr>
@@ -3090,7 +2950,7 @@
                 <w:rFonts w:ascii="Times New Roman" w:hAnsi="Times New Roman"/>
                 <w:szCs w:val="24"/>
               </w:rPr>
-              <w:t>Vertretung Sprachgemeinschaften</w:t>
+              <w:t>Vertretung Sprachgemeinschaft</w:t>
             </w:r>
             <w:r>
               <w:rPr>
@@ -3132,14 +2992,7 @@
                 <w:rFonts w:ascii="Times New Roman" w:hAnsi="Times New Roman"/>
                 <w:szCs w:val="24"/>
               </w:rPr>
-              <w:t>italian</w:t>
-            </w:r>
-            <w:r>
-              <w:rPr>
-                <w:rFonts w:ascii="Times New Roman" w:hAnsi="Times New Roman"/>
-                <w:szCs w:val="24"/>
-              </w:rPr>
-              <w:t>TextOld</w:t>
+              <w:t>italianTextOld</w:t>
             </w:r>
             <w:r>
               <w:rPr>
@@ -3173,14 +3026,7 @@
                 <w:rFonts w:ascii="Times New Roman" w:hAnsi="Times New Roman"/>
                 <w:szCs w:val="24"/>
               </w:rPr>
-              <w:t>italian</w:t>
-            </w:r>
-            <w:r>
-              <w:rPr>
-                <w:rFonts w:ascii="Times New Roman" w:hAnsi="Times New Roman"/>
-                <w:szCs w:val="24"/>
-              </w:rPr>
-              <w:t>TextNew</w:t>
+              <w:t>italianTextNew</w:t>
             </w:r>
             <w:r>
               <w:rPr>
@@ -3243,15 +3089,7 @@
                 <w:bCs/>
                 <w:szCs w:val="24"/>
               </w:rPr>
-              <w:t>italian</w:t>
-            </w:r>
-            <w:r>
-              <w:rPr>
-                <w:rFonts w:ascii="Times New Roman" w:hAnsi="Times New Roman"/>
-                <w:bCs/>
-                <w:szCs w:val="24"/>
-              </w:rPr>
-              <w:t>NewDisplay</w:t>
+              <w:t>italianNewDisplay</w:t>
             </w:r>
             <w:r>
               <w:rPr>
@@ -3265,7 +3103,7 @@
                 <w:rFonts w:ascii="Times New Roman" w:hAnsi="Times New Roman"/>
                 <w:szCs w:val="24"/>
               </w:rPr>
-              <w:t>Vertretung Sprachgemeinschaften</w:t>
+              <w:t>Vertretung Sprachgemeinschaft</w:t>
             </w:r>
             <w:r>
               <w:rPr>
@@ -3306,14 +3144,7 @@
                 <w:rFonts w:ascii="Times New Roman" w:hAnsi="Times New Roman"/>
                 <w:szCs w:val="24"/>
               </w:rPr>
-              <w:t>italian</w:t>
-            </w:r>
-            <w:r>
-              <w:rPr>
-                <w:rFonts w:ascii="Times New Roman" w:hAnsi="Times New Roman"/>
-                <w:szCs w:val="24"/>
-              </w:rPr>
-              <w:t>TextOld</w:t>
+              <w:t>italianTextOld</w:t>
             </w:r>
             <w:r>
               <w:rPr>
@@ -3348,14 +3179,7 @@
                 <w:rFonts w:ascii="Times New Roman" w:hAnsi="Times New Roman"/>
                 <w:szCs w:val="24"/>
               </w:rPr>
-              <w:t>italian</w:t>
-            </w:r>
-            <w:r>
-              <w:rPr>
-                <w:rFonts w:ascii="Times New Roman" w:hAnsi="Times New Roman"/>
-                <w:szCs w:val="24"/>
-              </w:rPr>
-              <w:t>TextNew</w:t>
+              <w:t>italianTextNew</w:t>
             </w:r>
             <w:r>
               <w:rPr>
@@ -3415,15 +3239,7 @@
                 <w:bCs/>
                 <w:szCs w:val="24"/>
               </w:rPr>
-              <w:t>Gender</w:t>
-            </w:r>
-            <w:r>
-              <w:rPr>
-                <w:rFonts w:ascii="Times New Roman" w:hAnsi="Times New Roman"/>
-                <w:bCs/>
-                <w:szCs w:val="24"/>
-              </w:rPr>
-              <w:t>BothDisplay</w:t>
+              <w:t>GenderBothDisplay</w:t>
             </w:r>
             <w:r>
               <w:rPr>
@@ -3508,14 +3324,7 @@
                 <w:rFonts w:ascii="Times New Roman" w:hAnsi="Times New Roman"/>
                 <w:szCs w:val="24"/>
               </w:rPr>
-              <w:t>genderText</w:t>
-            </w:r>
-            <w:r>
-              <w:rPr>
-                <w:rFonts w:ascii="Times New Roman" w:hAnsi="Times New Roman"/>
-                <w:szCs w:val="24"/>
-              </w:rPr>
-              <w:t>New</w:t>
+              <w:t>genderTextNew</w:t>
             </w:r>
             <w:r>
               <w:rPr>
@@ -3575,23 +3384,7 @@
                 <w:bCs/>
                 <w:szCs w:val="24"/>
               </w:rPr>
-              <w:t>Gender</w:t>
-            </w:r>
-            <w:r>
-              <w:rPr>
-                <w:rFonts w:ascii="Times New Roman" w:hAnsi="Times New Roman"/>
-                <w:bCs/>
-                <w:szCs w:val="24"/>
-              </w:rPr>
-              <w:t>Old</w:t>
-            </w:r>
-            <w:r>
-              <w:rPr>
-                <w:rFonts w:ascii="Times New Roman" w:hAnsi="Times New Roman"/>
-                <w:bCs/>
-                <w:szCs w:val="24"/>
-              </w:rPr>
-              <w:t>Display</w:t>
+              <w:t>GenderOldDisplay</w:t>
             </w:r>
             <w:r>
               <w:rPr>
@@ -3668,14 +3461,7 @@
                 <w:rFonts w:ascii="Times New Roman" w:hAnsi="Times New Roman"/>
                 <w:szCs w:val="24"/>
               </w:rPr>
-              <w:t>genderText</w:t>
-            </w:r>
-            <w:r>
-              <w:rPr>
-                <w:rFonts w:ascii="Times New Roman" w:hAnsi="Times New Roman"/>
-                <w:szCs w:val="24"/>
-              </w:rPr>
-              <w:t>New</w:t>
+              <w:t>genderTextNew</w:t>
             </w:r>
             <w:r>
               <w:rPr>
@@ -3735,23 +3521,7 @@
                 <w:bCs/>
                 <w:szCs w:val="24"/>
               </w:rPr>
-              <w:t>Gender</w:t>
-            </w:r>
-            <w:r>
-              <w:rPr>
-                <w:rFonts w:ascii="Times New Roman" w:hAnsi="Times New Roman"/>
-                <w:bCs/>
-                <w:szCs w:val="24"/>
-              </w:rPr>
-              <w:t>New</w:t>
-            </w:r>
-            <w:r>
-              <w:rPr>
-                <w:rFonts w:ascii="Times New Roman" w:hAnsi="Times New Roman"/>
-                <w:bCs/>
-                <w:szCs w:val="24"/>
-              </w:rPr>
-              <w:t>Display</w:t>
+              <w:t>GenderNewDisplay</w:t>
             </w:r>
             <w:r>
               <w:rPr>
@@ -3828,14 +3598,7 @@
                 <w:rFonts w:ascii="Times New Roman" w:hAnsi="Times New Roman"/>
                 <w:szCs w:val="24"/>
               </w:rPr>
-              <w:t>genderText</w:t>
-            </w:r>
-            <w:r>
-              <w:rPr>
-                <w:rFonts w:ascii="Times New Roman" w:hAnsi="Times New Roman"/>
-                <w:szCs w:val="24"/>
-              </w:rPr>
-              <w:t>New</w:t>
+              <w:t>genderTextNew</w:t>
             </w:r>
             <w:r>
               <w:rPr>
@@ -3961,6 +3724,403 @@
         </w:rPr>
         <w:t>&lt;&lt;/foreach&gt;&gt;</w:t>
       </w:r>
+    </w:p>
+    <w:p>
+      <w:pPr>
+        <w:rPr>
+          <w:rFonts w:ascii="Times New Roman" w:eastAsia="Calibri" w:hAnsi="Times New Roman"/>
+          <w:sz w:val="22"/>
+          <w:szCs w:val="24"/>
+          <w:lang w:val="en-US"/>
+        </w:rPr>
+      </w:pPr>
+      <w:r>
+        <w:rPr>
+          <w:rFonts w:ascii="Times New Roman" w:hAnsi="Times New Roman"/>
+          <w:szCs w:val="24"/>
+          <w:lang w:val="en-US"/>
+        </w:rPr>
+        <w:br w:type="page"/>
+      </w:r>
+    </w:p>
+    <w:p>
+      <w:pPr>
+        <w:pStyle w:val="berschrift1"/>
+        <w:rPr>
+          <w:rFonts w:ascii="Times New Roman" w:hAnsi="Times New Roman" w:cs="Times New Roman"/>
+          <w:lang w:val="en-US"/>
+        </w:rPr>
+      </w:pPr>
+      <w:r>
+        <w:rPr>
+          <w:rFonts w:ascii="Times New Roman" w:hAnsi="Times New Roman" w:cs="Times New Roman"/>
+          <w:lang w:val="en-US"/>
+        </w:rPr>
+        <w:lastRenderedPageBreak/>
+        <w:t>Neu eröffnete Gremien</w:t>
+      </w:r>
+    </w:p>
+    <w:p>
+      <w:pPr>
+        <w:jc w:val="both"/>
+        <w:rPr>
+          <w:rFonts w:ascii="Times New Roman" w:hAnsi="Times New Roman"/>
+          <w:szCs w:val="24"/>
+          <w:lang w:val="en-US"/>
+        </w:rPr>
+      </w:pPr>
+      <w:r>
+        <w:rPr>
+          <w:rFonts w:ascii="Times New Roman" w:hAnsi="Times New Roman"/>
+          <w:szCs w:val="24"/>
+          <w:lang w:val="en-US"/>
+        </w:rPr>
+        <w:t>&lt;&lt;foreach [newCommittee in compareList.newCommittees]&gt;&gt;</w:t>
+      </w:r>
+    </w:p>
+    <w:p>
+      <w:pPr>
+        <w:rPr>
+          <w:rFonts w:ascii="Times New Roman" w:hAnsi="Times New Roman"/>
+          <w:lang w:val="en-US"/>
+        </w:rPr>
+      </w:pPr>
+    </w:p>
+    <w:p>
+      <w:pPr>
+        <w:pStyle w:val="berschrift2"/>
+        <w:rPr>
+          <w:rFonts w:ascii="Times New Roman" w:hAnsi="Times New Roman" w:cs="Times New Roman"/>
+        </w:rPr>
+      </w:pPr>
+      <w:r>
+        <w:rPr>
+          <w:rFonts w:ascii="Times New Roman" w:hAnsi="Times New Roman" w:cs="Times New Roman"/>
+        </w:rPr>
+        <w:t>&lt;&lt;[</w:t>
+      </w:r>
+      <w:r>
+        <w:rPr>
+          <w:rFonts w:ascii="Times New Roman" w:hAnsi="Times New Roman" w:cs="Times New Roman"/>
+          <w:lang w:val="en-US"/>
+        </w:rPr>
+        <w:t>newCommittee</w:t>
+      </w:r>
+      <w:r>
+        <w:rPr>
+          <w:rFonts w:ascii="Times New Roman" w:hAnsi="Times New Roman" w:cs="Times New Roman"/>
+        </w:rPr>
+        <w:t>.name]&gt;&gt;</w:t>
+      </w:r>
+    </w:p>
+    <w:p>
+      <w:pPr>
+        <w:jc w:val="both"/>
+        <w:rPr>
+          <w:rFonts w:ascii="Times New Roman" w:hAnsi="Times New Roman"/>
+          <w:szCs w:val="24"/>
+        </w:rPr>
+      </w:pPr>
+      <w:r>
+        <w:rPr>
+          <w:rFonts w:ascii="Times New Roman" w:hAnsi="Times New Roman"/>
+          <w:szCs w:val="24"/>
+        </w:rPr>
+        <w:t>Start-Datum: &lt;&lt;[newCommittee.startDate]</w:t>
+      </w:r>
+      <w:r>
+        <w:rPr>
+          <w:rFonts w:ascii="Times New Roman" w:hAnsi="Times New Roman"/>
+          <w:szCs w:val="24"/>
+        </w:rPr>
+        <w:t xml:space="preserve"> :"dd.MM.yyyy"</w:t>
+      </w:r>
+      <w:r>
+        <w:rPr>
+          <w:rFonts w:ascii="Times New Roman" w:hAnsi="Times New Roman"/>
+          <w:szCs w:val="24"/>
+        </w:rPr>
+        <w:t>&gt;&gt;</w:t>
+      </w:r>
+    </w:p>
+    <w:p>
+      <w:pPr>
+        <w:pStyle w:val="Listenabsatz"/>
+        <w:ind w:left="0"/>
+        <w:jc w:val="both"/>
+        <w:rPr>
+          <w:rFonts w:ascii="Times New Roman" w:hAnsi="Times New Roman"/>
+          <w:sz w:val="24"/>
+          <w:szCs w:val="24"/>
+        </w:rPr>
+      </w:pPr>
+      <w:r>
+        <w:rPr>
+          <w:rFonts w:ascii="Times New Roman" w:hAnsi="Times New Roman"/>
+          <w:sz w:val="24"/>
+          <w:szCs w:val="24"/>
+        </w:rPr>
+        <w:t xml:space="preserve">Anzahl Mitglieder: </w:t>
+      </w:r>
+      <w:r>
+        <w:rPr>
+          <w:rFonts w:ascii="Times New Roman" w:hAnsi="Times New Roman"/>
+          <w:sz w:val="24"/>
+          <w:szCs w:val="24"/>
+        </w:rPr>
+        <w:t>&lt;&lt;[newCommittee.</w:t>
+      </w:r>
+      <w:r>
+        <w:rPr>
+          <w:rFonts w:ascii="Times New Roman" w:hAnsi="Times New Roman"/>
+          <w:sz w:val="24"/>
+          <w:szCs w:val="24"/>
+        </w:rPr>
+        <w:t>memberCount</w:t>
+      </w:r>
+      <w:r>
+        <w:rPr>
+          <w:rFonts w:ascii="Times New Roman" w:hAnsi="Times New Roman"/>
+          <w:sz w:val="24"/>
+          <w:szCs w:val="24"/>
+        </w:rPr>
+        <w:t>]&gt;&gt;</w:t>
+      </w:r>
+    </w:p>
+    <w:p>
+      <w:pPr>
+        <w:pStyle w:val="Listenabsatz"/>
+        <w:ind w:left="0"/>
+        <w:jc w:val="both"/>
+        <w:rPr>
+          <w:rFonts w:ascii="Times New Roman" w:hAnsi="Times New Roman"/>
+          <w:sz w:val="24"/>
+          <w:szCs w:val="24"/>
+        </w:rPr>
+      </w:pPr>
+      <w:r>
+        <w:rPr>
+          <w:rFonts w:ascii="Times New Roman" w:hAnsi="Times New Roman"/>
+          <w:sz w:val="24"/>
+          <w:szCs w:val="24"/>
+        </w:rPr>
+        <w:t>Vertretung der Geschlechter</w:t>
+      </w:r>
+      <w:r>
+        <w:rPr>
+          <w:rFonts w:ascii="Times New Roman" w:hAnsi="Times New Roman"/>
+          <w:sz w:val="24"/>
+          <w:szCs w:val="24"/>
+        </w:rPr>
+        <w:t>: &lt;&lt;[newCommittee.genderQuota]&gt;&gt;</w:t>
+      </w:r>
+    </w:p>
+    <w:p>
+      <w:pPr>
+        <w:pStyle w:val="Listenabsatz"/>
+        <w:ind w:left="0"/>
+        <w:jc w:val="both"/>
+        <w:rPr>
+          <w:rFonts w:ascii="Times New Roman" w:hAnsi="Times New Roman"/>
+          <w:sz w:val="24"/>
+          <w:szCs w:val="24"/>
+        </w:rPr>
+      </w:pPr>
+      <w:r>
+        <w:rPr>
+          <w:rFonts w:ascii="Times New Roman" w:hAnsi="Times New Roman"/>
+          <w:sz w:val="24"/>
+          <w:szCs w:val="24"/>
+        </w:rPr>
+        <w:t>Vertretung der Sprachgemeinscha</w:t>
+      </w:r>
+      <w:r>
+        <w:rPr>
+          <w:rFonts w:ascii="Times New Roman" w:hAnsi="Times New Roman"/>
+          <w:sz w:val="24"/>
+          <w:szCs w:val="24"/>
+        </w:rPr>
+        <w:t>ften</w:t>
+      </w:r>
+      <w:r>
+        <w:rPr>
+          <w:rFonts w:ascii="Times New Roman" w:hAnsi="Times New Roman"/>
+          <w:sz w:val="24"/>
+          <w:szCs w:val="24"/>
+        </w:rPr>
+        <w:t>: &lt;&lt;[newCommittee.languageQuota]&gt;&gt;</w:t>
+      </w:r>
+    </w:p>
+    <w:p>
+      <w:pPr>
+        <w:pStyle w:val="Listenabsatz"/>
+        <w:ind w:left="0"/>
+        <w:jc w:val="both"/>
+        <w:rPr>
+          <w:rFonts w:ascii="Times New Roman" w:hAnsi="Times New Roman"/>
+          <w:sz w:val="24"/>
+          <w:szCs w:val="24"/>
+          <w:lang w:val="en-US"/>
+        </w:rPr>
+      </w:pPr>
+      <w:r>
+        <w:rPr>
+          <w:rFonts w:ascii="Times New Roman" w:hAnsi="Times New Roman"/>
+          <w:sz w:val="24"/>
+          <w:szCs w:val="24"/>
+          <w:lang w:val="en-US"/>
+        </w:rPr>
+        <w:t>&lt;&lt;/foreach&gt;&gt;</w:t>
+      </w:r>
+    </w:p>
+    <w:p>
+      <w:pPr>
+        <w:pStyle w:val="Listenabsatz"/>
+        <w:ind w:left="0"/>
+        <w:jc w:val="both"/>
+        <w:rPr>
+          <w:rFonts w:ascii="Times New Roman" w:hAnsi="Times New Roman"/>
+          <w:szCs w:val="24"/>
+          <w:lang w:val="en-US"/>
+        </w:rPr>
+      </w:pPr>
+    </w:p>
+    <w:p>
+      <w:pPr>
+        <w:pStyle w:val="berschrift1"/>
+        <w:rPr>
+          <w:rFonts w:ascii="Times New Roman" w:hAnsi="Times New Roman" w:cs="Times New Roman"/>
+          <w:lang w:val="en-US"/>
+        </w:rPr>
+      </w:pPr>
+      <w:r>
+        <w:rPr>
+          <w:rFonts w:ascii="Times New Roman" w:hAnsi="Times New Roman" w:cs="Times New Roman"/>
+          <w:lang w:val="en-US"/>
+        </w:rPr>
+        <w:t>Aufgelöste Gremien</w:t>
+      </w:r>
+    </w:p>
+    <w:p>
+      <w:pPr>
+        <w:jc w:val="both"/>
+        <w:rPr>
+          <w:rFonts w:ascii="Times New Roman" w:hAnsi="Times New Roman"/>
+          <w:szCs w:val="24"/>
+          <w:lang w:val="en-US"/>
+        </w:rPr>
+      </w:pPr>
+      <w:r>
+        <w:rPr>
+          <w:rFonts w:ascii="Times New Roman" w:hAnsi="Times New Roman"/>
+          <w:szCs w:val="24"/>
+          <w:lang w:val="en-US"/>
+        </w:rPr>
+        <w:t>&lt;&lt;foreach [formerCommittee in compareList.formerCommittees]&gt;&gt;</w:t>
+      </w:r>
+    </w:p>
+    <w:p>
+      <w:pPr>
+        <w:rPr>
+          <w:rFonts w:ascii="Times New Roman" w:hAnsi="Times New Roman"/>
+          <w:lang w:val="en-US"/>
+        </w:rPr>
+      </w:pPr>
+    </w:p>
+    <w:p>
+      <w:pPr>
+        <w:pStyle w:val="berschrift2"/>
+        <w:rPr>
+          <w:rFonts w:ascii="Times New Roman" w:hAnsi="Times New Roman" w:cs="Times New Roman"/>
+        </w:rPr>
+      </w:pPr>
+      <w:r>
+        <w:rPr>
+          <w:rFonts w:ascii="Times New Roman" w:hAnsi="Times New Roman" w:cs="Times New Roman"/>
+        </w:rPr>
+        <w:t>&lt;&lt;[</w:t>
+      </w:r>
+      <w:r>
+        <w:rPr>
+          <w:rFonts w:ascii="Times New Roman" w:hAnsi="Times New Roman" w:cs="Times New Roman"/>
+          <w:lang w:val="en-US"/>
+        </w:rPr>
+        <w:t>formerCommittee</w:t>
+      </w:r>
+      <w:r>
+        <w:rPr>
+          <w:rFonts w:ascii="Times New Roman" w:hAnsi="Times New Roman" w:cs="Times New Roman"/>
+        </w:rPr>
+        <w:t>.name]&gt;&gt;</w:t>
+      </w:r>
+    </w:p>
+    <w:p>
+      <w:pPr>
+        <w:jc w:val="both"/>
+        <w:rPr>
+          <w:rFonts w:ascii="Times New Roman" w:hAnsi="Times New Roman"/>
+          <w:szCs w:val="24"/>
+          <w:lang w:val="en-US"/>
+        </w:rPr>
+      </w:pPr>
+      <w:r>
+        <w:rPr>
+          <w:rFonts w:ascii="Times New Roman" w:hAnsi="Times New Roman"/>
+          <w:szCs w:val="24"/>
+          <w:lang w:val="en-US"/>
+        </w:rPr>
+        <w:t>End-Datum: &lt;&lt;[formerCommittee.endDate]</w:t>
+      </w:r>
+      <w:r>
+        <w:rPr>
+          <w:rFonts w:ascii="Times New Roman" w:hAnsi="Times New Roman"/>
+          <w:szCs w:val="24"/>
+          <w:lang w:val="en-US"/>
+        </w:rPr>
+        <w:t xml:space="preserve"> :"dd.MM.yyyy"</w:t>
+      </w:r>
+      <w:r>
+        <w:rPr>
+          <w:rFonts w:ascii="Times New Roman" w:hAnsi="Times New Roman"/>
+          <w:szCs w:val="24"/>
+          <w:lang w:val="en-US"/>
+        </w:rPr>
+        <w:t>&gt;&gt;</w:t>
+      </w:r>
+    </w:p>
+    <w:p>
+      <w:pPr>
+        <w:pStyle w:val="Listenabsatz"/>
+        <w:ind w:left="0"/>
+        <w:jc w:val="both"/>
+        <w:rPr>
+          <w:rFonts w:ascii="Times New Roman" w:hAnsi="Times New Roman"/>
+          <w:sz w:val="24"/>
+          <w:szCs w:val="24"/>
+          <w:lang w:val="en-US"/>
+        </w:rPr>
+      </w:pPr>
+      <w:r>
+        <w:rPr>
+          <w:rFonts w:ascii="Times New Roman" w:hAnsi="Times New Roman"/>
+          <w:sz w:val="24"/>
+          <w:szCs w:val="24"/>
+          <w:lang w:val="en-US"/>
+        </w:rPr>
+        <w:t>&lt;&lt;/foreach&gt;&gt;</w:t>
+      </w:r>
+    </w:p>
+    <w:p>
+      <w:pPr>
+        <w:pStyle w:val="Listenabsatz"/>
+        <w:ind w:left="0"/>
+        <w:jc w:val="both"/>
+        <w:rPr>
+          <w:rFonts w:ascii="Times New Roman" w:hAnsi="Times New Roman"/>
+          <w:sz w:val="24"/>
+          <w:szCs w:val="24"/>
+        </w:rPr>
+      </w:pPr>
     </w:p>
     <w:sectPr>
       <w:headerReference w:type="default" r:id="rId8"/>
@@ -6605,7 +6765,7 @@
   <w:style w:type="paragraph" w:default="1" w:styleId="Standard">
     <w:name w:val="Normal"/>
     <w:qFormat/>
-    <w:rsid w:val="00BC27AE"/>
+    <w:rsid w:val="000F0987"/>
     <w:rPr>
       <w:rFonts w:ascii="Arial" w:hAnsi="Arial"/>
       <w:sz w:val="24"/>

--- a/src/Bk.APG.Api/Templates/Compare_List_German.docx
+++ b/src/Bk.APG.Api/Templates/Compare_List_German.docx
@@ -1,6 +1,6 @@
 
 <file path=word/document.xml><?xml version="1.0" encoding="utf-8"?>
-<w:document xmlns:wpc="http://schemas.microsoft.com/office/word/2010/wordprocessingCanvas" xmlns:cx="http://schemas.microsoft.com/office/drawing/2014/chartex" xmlns:cx1="http://schemas.microsoft.com/office/drawing/2015/9/8/chartex" xmlns:cx2="http://schemas.microsoft.com/office/drawing/2015/10/21/chartex" xmlns:cx3="http://schemas.microsoft.com/office/drawing/2016/5/9/chartex" xmlns:cx4="http://schemas.microsoft.com/office/drawing/2016/5/10/chartex" xmlns:cx5="http://schemas.microsoft.com/office/drawing/2016/5/11/chartex" xmlns:cx6="http://schemas.microsoft.com/office/drawing/2016/5/12/chartex" xmlns:cx7="http://schemas.microsoft.com/office/drawing/2016/5/13/chartex" xmlns:cx8="http://schemas.microsoft.com/office/drawing/2016/5/14/chartex" xmlns:mc="http://schemas.openxmlformats.org/markup-compatibility/2006" xmlns:aink="http://schemas.microsoft.com/office/drawing/2016/ink" xmlns:am3d="http://schemas.microsoft.com/office/drawing/2017/model3d" xmlns:o="urn:schemas-microsoft-com:office:office" xmlns:oel="http://schemas.microsoft.com/office/2019/extlst" xmlns:r="http://schemas.openxmlformats.org/officeDocument/2006/relationships" xmlns:m="http://schemas.openxmlformats.org/officeDocument/2006/math" xmlns:v="urn:schemas-microsoft-com:vml" xmlns:wp14="http://schemas.microsoft.com/office/word/2010/wordprocessingDrawing" xmlns:wp="http://schemas.openxmlformats.org/drawingml/2006/wordprocessingDrawing" xmlns:w10="urn:schemas-microsoft-com:office:word" xmlns:w="http://schemas.openxmlformats.org/wordprocessingml/2006/main" xmlns:w14="http://schemas.microsoft.com/office/word/2010/wordml" xmlns:w15="http://schemas.microsoft.com/office/word/2012/wordml" xmlns:w16cex="http://schemas.microsoft.com/office/word/2018/wordml/cex" xmlns:w16cid="http://schemas.microsoft.com/office/word/2016/wordml/cid" xmlns:w16="http://schemas.microsoft.com/office/word/2018/wordml" xmlns:w16du="http://schemas.microsoft.com/office/word/2023/wordml/word16du" xmlns:w16sdtdh="http://schemas.microsoft.com/office/word/2020/wordml/sdtdatahash" xmlns:w16sdtfl="http://schemas.microsoft.com/office/word/2024/wordml/sdtformatlock" xmlns:w16se="http://schemas.microsoft.com/office/word/2015/wordml/symex" xmlns:wpg="http://schemas.microsoft.com/office/word/2010/wordprocessingGroup" xmlns:wpi="http://schemas.microsoft.com/office/word/2010/wordprocessingInk" xmlns:wne="http://schemas.microsoft.com/office/word/2006/wordml" xmlns:wps="http://schemas.microsoft.com/office/word/2010/wordprocessingShape" mc:Ignorable="w14 w15 w16se w16cid w16 w16cex w16sdtdh w16sdtfl w16du wp14">
+<w:document xmlns:wpc="http://schemas.microsoft.com/office/word/2010/wordprocessingCanvas" xmlns:cx="http://schemas.microsoft.com/office/drawing/2014/chartex" xmlns:cx1="http://schemas.microsoft.com/office/drawing/2015/9/8/chartex" xmlns:cx2="http://schemas.microsoft.com/office/drawing/2015/10/21/chartex" xmlns:cx3="http://schemas.microsoft.com/office/drawing/2016/5/9/chartex" xmlns:cx4="http://schemas.microsoft.com/office/drawing/2016/5/10/chartex" xmlns:cx5="http://schemas.microsoft.com/office/drawing/2016/5/11/chartex" xmlns:cx6="http://schemas.microsoft.com/office/drawing/2016/5/12/chartex" xmlns:cx7="http://schemas.microsoft.com/office/drawing/2016/5/13/chartex" xmlns:cx8="http://schemas.microsoft.com/office/drawing/2016/5/14/chartex" xmlns:mc="http://schemas.openxmlformats.org/markup-compatibility/2006" xmlns:aink="http://schemas.microsoft.com/office/drawing/2016/ink" xmlns:am3d="http://schemas.microsoft.com/office/drawing/2017/model3d" xmlns:o="urn:schemas-microsoft-com:office:office" xmlns:oel="http://schemas.microsoft.com/office/2019/extlst" xmlns:r="http://schemas.openxmlformats.org/officeDocument/2006/relationships" xmlns:m="http://schemas.openxmlformats.org/officeDocument/2006/math" xmlns:v="urn:schemas-microsoft-com:vml" xmlns:wp14="http://schemas.microsoft.com/office/word/2010/wordprocessingDrawing" xmlns:wp="http://schemas.openxmlformats.org/drawingml/2006/wordprocessingDrawing" xmlns:w10="urn:schemas-microsoft-com:office:word" xmlns:w="http://schemas.openxmlformats.org/wordprocessingml/2006/main" xmlns:w14="http://schemas.microsoft.com/office/word/2010/wordml" xmlns:w15="http://schemas.microsoft.com/office/word/2012/wordml" xmlns:w16cei="http://schemas.microsoft.com/office/word/2026/wordml/cei" xmlns:w16cex="http://schemas.microsoft.com/office/word/2018/wordml/cex" xmlns:w16cid="http://schemas.microsoft.com/office/word/2016/wordml/cid" xmlns:w16="http://schemas.microsoft.com/office/word/2018/wordml" xmlns:w16du="http://schemas.microsoft.com/office/word/2023/wordml/word16du" xmlns:w16sdtdh="http://schemas.microsoft.com/office/word/2020/wordml/sdtdatahash" xmlns:w16sdtfl="http://schemas.microsoft.com/office/word/2024/wordml/sdtformatlock" xmlns:w16se="http://schemas.microsoft.com/office/word/2015/wordml/symex" xmlns:wpg="http://schemas.microsoft.com/office/word/2010/wordprocessingGroup" xmlns:wpi="http://schemas.microsoft.com/office/word/2010/wordprocessingInk" xmlns:wne="http://schemas.microsoft.com/office/word/2006/wordml" xmlns:wps="http://schemas.microsoft.com/office/word/2010/wordprocessingShape" mc:Ignorable="w14 w15 w16se w16cid w16 w16cex w16sdtdh w16sdtfl w16du wp14">
   <w:body>
     <w:p>
       <w:pPr>
@@ -131,7 +131,7 @@
           <w:i/>
           <w:iCs/>
         </w:rPr>
-        <w:instrText xml:space="preserve"> TOC \o "1-2" \h \z \u </w:instrText>
+        <w:instrText xml:space="preserve"> TOC \o "1-</w:instrText>
       </w:r>
       <w:r>
         <w:rPr>
@@ -139,9 +139,25 @@
           <w:i/>
           <w:iCs/>
         </w:rPr>
+        <w:instrText>3</w:instrText>
+      </w:r>
+      <w:r>
+        <w:rPr>
+          <w:rFonts w:ascii="Times New Roman" w:hAnsi="Times New Roman" w:cs="Times New Roman"/>
+          <w:i/>
+          <w:iCs/>
+        </w:rPr>
+        <w:instrText xml:space="preserve">" \h \z \u </w:instrText>
+      </w:r>
+      <w:r>
+        <w:rPr>
+          <w:rFonts w:ascii="Times New Roman" w:hAnsi="Times New Roman" w:cs="Times New Roman"/>
+          <w:i/>
+          <w:iCs/>
+        </w:rPr>
         <w:fldChar w:fldCharType="separate"/>
       </w:r>
-      <w:hyperlink w:anchor="_Toc231973780" w:history="1">
+      <w:hyperlink w:anchor="_Toc238569086" w:history="1">
         <w:r>
           <w:rPr>
             <w:rStyle w:val="Hyperlink"/>
@@ -190,7 +206,7 @@
             <w:noProof/>
             <w:webHidden/>
           </w:rPr>
-          <w:instrText xml:space="preserve"> PAGEREF _Toc231973780 \h </w:instrText>
+          <w:instrText xml:space="preserve"> PAGEREF _Toc238569086 \h </w:instrText>
         </w:r>
         <w:r>
           <w:rPr>
@@ -239,7 +255,7 @@
           <w14:ligatures w14:val="standardContextual"/>
         </w:rPr>
       </w:pPr>
-      <w:hyperlink w:anchor="_Toc231973781" w:history="1">
+      <w:hyperlink w:anchor="_Toc238569087" w:history="1">
         <w:r>
           <w:rPr>
             <w:rStyle w:val="Hyperlink"/>
@@ -288,7 +304,7 @@
             <w:noProof/>
             <w:webHidden/>
           </w:rPr>
-          <w:instrText xml:space="preserve"> PAGEREF _Toc231973781 \h </w:instrText>
+          <w:instrText xml:space="preserve"> PAGEREF _Toc238569087 \h </w:instrText>
         </w:r>
         <w:r>
           <w:rPr>
@@ -321,6 +337,505 @@
     </w:p>
     <w:p>
       <w:pPr>
+        <w:pStyle w:val="Verzeichnis3"/>
+        <w:rPr>
+          <w:rFonts w:eastAsiaTheme="minorEastAsia"/>
+          <w:kern w:val="2"/>
+          <w:sz w:val="24"/>
+          <w:szCs w:val="24"/>
+          <w14:ligatures w14:val="standardContextual"/>
+        </w:rPr>
+      </w:pPr>
+      <w:hyperlink w:anchor="_Toc238569088" w:history="1">
+        <w:r>
+          <w:rPr>
+            <w:rStyle w:val="Hyperlink"/>
+          </w:rPr>
+          <w:t>1.1.1</w:t>
+        </w:r>
+        <w:r>
+          <w:rPr>
+            <w:rFonts w:eastAsiaTheme="minorEastAsia"/>
+            <w:kern w:val="2"/>
+            <w:sz w:val="24"/>
+            <w:szCs w:val="24"/>
+            <w14:ligatures w14:val="standardContextual"/>
+          </w:rPr>
+          <w:tab/>
+        </w:r>
+        <w:r>
+          <w:rPr>
+            <w:rStyle w:val="Hyperlink"/>
+          </w:rPr>
+          <w:t>&lt;&lt;[committee.name]&gt;&gt;</w:t>
+        </w:r>
+        <w:r>
+          <w:rPr>
+            <w:webHidden/>
+          </w:rPr>
+          <w:tab/>
+        </w:r>
+        <w:r>
+          <w:rPr>
+            <w:webHidden/>
+          </w:rPr>
+          <w:fldChar w:fldCharType="begin"/>
+        </w:r>
+        <w:r>
+          <w:rPr>
+            <w:webHidden/>
+          </w:rPr>
+          <w:instrText xml:space="preserve"> PAGEREF _Toc238569088 \h </w:instrText>
+        </w:r>
+        <w:r>
+          <w:rPr>
+            <w:webHidden/>
+          </w:rPr>
+        </w:r>
+        <w:r>
+          <w:rPr>
+            <w:webHidden/>
+          </w:rPr>
+          <w:fldChar w:fldCharType="separate"/>
+        </w:r>
+        <w:r>
+          <w:rPr>
+            <w:webHidden/>
+          </w:rPr>
+          <w:t>2</w:t>
+        </w:r>
+        <w:r>
+          <w:rPr>
+            <w:webHidden/>
+          </w:rPr>
+          <w:fldChar w:fldCharType="end"/>
+        </w:r>
+      </w:hyperlink>
+    </w:p>
+    <w:p>
+      <w:pPr>
+        <w:pStyle w:val="Verzeichnis1"/>
+        <w:rPr>
+          <w:rFonts w:eastAsiaTheme="minorEastAsia" w:cstheme="minorBidi"/>
+          <w:b w:val="0"/>
+          <w:bCs w:val="0"/>
+          <w:noProof/>
+          <w:kern w:val="2"/>
+          <w:sz w:val="24"/>
+          <w:szCs w:val="24"/>
+          <w14:ligatures w14:val="standardContextual"/>
+        </w:rPr>
+      </w:pPr>
+      <w:hyperlink w:anchor="_Toc238569089" w:history="1">
+        <w:r>
+          <w:rPr>
+            <w:rStyle w:val="Hyperlink"/>
+            <w:rFonts w:ascii="Times New Roman" w:hAnsi="Times New Roman" w:cs="Times New Roman"/>
+            <w:noProof/>
+            <w:lang w:val="en-US"/>
+          </w:rPr>
+          <w:t>2</w:t>
+        </w:r>
+        <w:r>
+          <w:rPr>
+            <w:rFonts w:eastAsiaTheme="minorEastAsia" w:cstheme="minorBidi"/>
+            <w:b w:val="0"/>
+            <w:bCs w:val="0"/>
+            <w:noProof/>
+            <w:kern w:val="2"/>
+            <w:sz w:val="24"/>
+            <w:szCs w:val="24"/>
+            <w14:ligatures w14:val="standardContextual"/>
+          </w:rPr>
+          <w:tab/>
+        </w:r>
+        <w:r>
+          <w:rPr>
+            <w:rStyle w:val="Hyperlink"/>
+            <w:rFonts w:ascii="Times New Roman" w:hAnsi="Times New Roman" w:cs="Times New Roman"/>
+            <w:noProof/>
+            <w:lang w:val="en-US"/>
+          </w:rPr>
+          <w:t>Neu eröffnete Gremien</w:t>
+        </w:r>
+        <w:r>
+          <w:rPr>
+            <w:noProof/>
+            <w:webHidden/>
+          </w:rPr>
+          <w:tab/>
+        </w:r>
+        <w:r>
+          <w:rPr>
+            <w:noProof/>
+            <w:webHidden/>
+          </w:rPr>
+          <w:fldChar w:fldCharType="begin"/>
+        </w:r>
+        <w:r>
+          <w:rPr>
+            <w:noProof/>
+            <w:webHidden/>
+          </w:rPr>
+          <w:instrText xml:space="preserve"> PAGEREF _Toc238569089 \h </w:instrText>
+        </w:r>
+        <w:r>
+          <w:rPr>
+            <w:noProof/>
+            <w:webHidden/>
+          </w:rPr>
+        </w:r>
+        <w:r>
+          <w:rPr>
+            <w:noProof/>
+            <w:webHidden/>
+          </w:rPr>
+          <w:fldChar w:fldCharType="separate"/>
+        </w:r>
+        <w:r>
+          <w:rPr>
+            <w:noProof/>
+            <w:webHidden/>
+          </w:rPr>
+          <w:t>4</w:t>
+        </w:r>
+        <w:r>
+          <w:rPr>
+            <w:noProof/>
+            <w:webHidden/>
+          </w:rPr>
+          <w:fldChar w:fldCharType="end"/>
+        </w:r>
+      </w:hyperlink>
+    </w:p>
+    <w:p>
+      <w:pPr>
+        <w:pStyle w:val="Verzeichnis2"/>
+        <w:tabs>
+          <w:tab w:val="left" w:pos="960"/>
+          <w:tab w:val="right" w:leader="dot" w:pos="9061"/>
+        </w:tabs>
+        <w:rPr>
+          <w:rFonts w:eastAsiaTheme="minorEastAsia" w:cstheme="minorBidi"/>
+          <w:i w:val="0"/>
+          <w:iCs w:val="0"/>
+          <w:noProof/>
+          <w:kern w:val="2"/>
+          <w:sz w:val="24"/>
+          <w:szCs w:val="24"/>
+          <w14:ligatures w14:val="standardContextual"/>
+        </w:rPr>
+      </w:pPr>
+      <w:hyperlink w:anchor="_Toc238569090" w:history="1">
+        <w:r>
+          <w:rPr>
+            <w:rStyle w:val="Hyperlink"/>
+            <w:rFonts w:ascii="Times New Roman" w:hAnsi="Times New Roman" w:cs="Times New Roman"/>
+            <w:noProof/>
+          </w:rPr>
+          <w:t>2.1</w:t>
+        </w:r>
+        <w:r>
+          <w:rPr>
+            <w:rFonts w:eastAsiaTheme="minorEastAsia" w:cstheme="minorBidi"/>
+            <w:i w:val="0"/>
+            <w:iCs w:val="0"/>
+            <w:noProof/>
+            <w:kern w:val="2"/>
+            <w:sz w:val="24"/>
+            <w:szCs w:val="24"/>
+            <w14:ligatures w14:val="standardContextual"/>
+          </w:rPr>
+          <w:tab/>
+        </w:r>
+        <w:r>
+          <w:rPr>
+            <w:rStyle w:val="Hyperlink"/>
+            <w:rFonts w:ascii="Times New Roman" w:hAnsi="Times New Roman" w:cs="Times New Roman"/>
+            <w:noProof/>
+          </w:rPr>
+          <w:t>&lt;&lt;[</w:t>
+        </w:r>
+        <w:r>
+          <w:rPr>
+            <w:rStyle w:val="Hyperlink"/>
+            <w:rFonts w:ascii="Times New Roman" w:hAnsi="Times New Roman" w:cs="Times New Roman"/>
+            <w:noProof/>
+            <w:lang w:val="en-US"/>
+          </w:rPr>
+          <w:t>newCommittee</w:t>
+        </w:r>
+        <w:r>
+          <w:rPr>
+            <w:rStyle w:val="Hyperlink"/>
+            <w:rFonts w:ascii="Times New Roman" w:hAnsi="Times New Roman" w:cs="Times New Roman"/>
+            <w:noProof/>
+          </w:rPr>
+          <w:t>.name]&gt;&gt;</w:t>
+        </w:r>
+        <w:r>
+          <w:rPr>
+            <w:noProof/>
+            <w:webHidden/>
+          </w:rPr>
+          <w:tab/>
+        </w:r>
+        <w:r>
+          <w:rPr>
+            <w:noProof/>
+            <w:webHidden/>
+          </w:rPr>
+          <w:fldChar w:fldCharType="begin"/>
+        </w:r>
+        <w:r>
+          <w:rPr>
+            <w:noProof/>
+            <w:webHidden/>
+          </w:rPr>
+          <w:instrText xml:space="preserve"> PAGEREF _Toc238569090 \h </w:instrText>
+        </w:r>
+        <w:r>
+          <w:rPr>
+            <w:noProof/>
+            <w:webHidden/>
+          </w:rPr>
+        </w:r>
+        <w:r>
+          <w:rPr>
+            <w:noProof/>
+            <w:webHidden/>
+          </w:rPr>
+          <w:fldChar w:fldCharType="separate"/>
+        </w:r>
+        <w:r>
+          <w:rPr>
+            <w:noProof/>
+            <w:webHidden/>
+          </w:rPr>
+          <w:t>4</w:t>
+        </w:r>
+        <w:r>
+          <w:rPr>
+            <w:noProof/>
+            <w:webHidden/>
+          </w:rPr>
+          <w:fldChar w:fldCharType="end"/>
+        </w:r>
+      </w:hyperlink>
+    </w:p>
+    <w:p>
+      <w:pPr>
+        <w:pStyle w:val="Verzeichnis1"/>
+        <w:rPr>
+          <w:rFonts w:eastAsiaTheme="minorEastAsia" w:cstheme="minorBidi"/>
+          <w:b w:val="0"/>
+          <w:bCs w:val="0"/>
+          <w:noProof/>
+          <w:kern w:val="2"/>
+          <w:sz w:val="24"/>
+          <w:szCs w:val="24"/>
+          <w14:ligatures w14:val="standardContextual"/>
+        </w:rPr>
+      </w:pPr>
+      <w:hyperlink w:anchor="_Toc238569091" w:history="1">
+        <w:r>
+          <w:rPr>
+            <w:rStyle w:val="Hyperlink"/>
+            <w:rFonts w:ascii="Times New Roman" w:hAnsi="Times New Roman" w:cs="Times New Roman"/>
+            <w:noProof/>
+            <w:lang w:val="en-US"/>
+          </w:rPr>
+          <w:t>3</w:t>
+        </w:r>
+        <w:r>
+          <w:rPr>
+            <w:rFonts w:eastAsiaTheme="minorEastAsia" w:cstheme="minorBidi"/>
+            <w:b w:val="0"/>
+            <w:bCs w:val="0"/>
+            <w:noProof/>
+            <w:kern w:val="2"/>
+            <w:sz w:val="24"/>
+            <w:szCs w:val="24"/>
+            <w14:ligatures w14:val="standardContextual"/>
+          </w:rPr>
+          <w:tab/>
+        </w:r>
+        <w:r>
+          <w:rPr>
+            <w:rStyle w:val="Hyperlink"/>
+            <w:rFonts w:ascii="Times New Roman" w:hAnsi="Times New Roman" w:cs="Times New Roman"/>
+            <w:noProof/>
+            <w:lang w:val="en-US"/>
+          </w:rPr>
+          <w:t>Aufgelöste Gremien</w:t>
+        </w:r>
+        <w:r>
+          <w:rPr>
+            <w:noProof/>
+            <w:webHidden/>
+          </w:rPr>
+          <w:tab/>
+        </w:r>
+        <w:r>
+          <w:rPr>
+            <w:noProof/>
+            <w:webHidden/>
+          </w:rPr>
+          <w:fldChar w:fldCharType="begin"/>
+        </w:r>
+        <w:r>
+          <w:rPr>
+            <w:noProof/>
+            <w:webHidden/>
+          </w:rPr>
+          <w:instrText xml:space="preserve"> PAGEREF _Toc238569091 \h </w:instrText>
+        </w:r>
+        <w:r>
+          <w:rPr>
+            <w:noProof/>
+            <w:webHidden/>
+          </w:rPr>
+        </w:r>
+        <w:r>
+          <w:rPr>
+            <w:noProof/>
+            <w:webHidden/>
+          </w:rPr>
+          <w:fldChar w:fldCharType="separate"/>
+        </w:r>
+        <w:r>
+          <w:rPr>
+            <w:noProof/>
+            <w:webHidden/>
+          </w:rPr>
+          <w:t>4</w:t>
+        </w:r>
+        <w:r>
+          <w:rPr>
+            <w:noProof/>
+            <w:webHidden/>
+          </w:rPr>
+          <w:fldChar w:fldCharType="end"/>
+        </w:r>
+      </w:hyperlink>
+    </w:p>
+    <w:p>
+      <w:pPr>
+        <w:pStyle w:val="Verzeichnis2"/>
+        <w:tabs>
+          <w:tab w:val="left" w:pos="960"/>
+          <w:tab w:val="right" w:leader="dot" w:pos="9061"/>
+        </w:tabs>
+        <w:rPr>
+          <w:rFonts w:eastAsiaTheme="minorEastAsia" w:cstheme="minorBidi"/>
+          <w:i w:val="0"/>
+          <w:iCs w:val="0"/>
+          <w:noProof/>
+          <w:kern w:val="2"/>
+          <w:sz w:val="24"/>
+          <w:szCs w:val="24"/>
+          <w14:ligatures w14:val="standardContextual"/>
+        </w:rPr>
+      </w:pPr>
+      <w:hyperlink w:anchor="_Toc238569092" w:history="1">
+        <w:r>
+          <w:rPr>
+            <w:rStyle w:val="Hyperlink"/>
+            <w:rFonts w:ascii="Times New Roman" w:hAnsi="Times New Roman" w:cs="Times New Roman"/>
+            <w:noProof/>
+          </w:rPr>
+          <w:t>3.1</w:t>
+        </w:r>
+        <w:r>
+          <w:rPr>
+            <w:rFonts w:eastAsiaTheme="minorEastAsia" w:cstheme="minorBidi"/>
+            <w:i w:val="0"/>
+            <w:iCs w:val="0"/>
+            <w:noProof/>
+            <w:kern w:val="2"/>
+            <w:sz w:val="24"/>
+            <w:szCs w:val="24"/>
+            <w14:ligatures w14:val="standardContextual"/>
+          </w:rPr>
+          <w:tab/>
+        </w:r>
+        <w:r>
+          <w:rPr>
+            <w:rStyle w:val="Hyperlink"/>
+            <w:rFonts w:ascii="Times New Roman" w:hAnsi="Times New Roman" w:cs="Times New Roman"/>
+            <w:noProof/>
+          </w:rPr>
+          <w:t>&lt;&lt;[</w:t>
+        </w:r>
+        <w:r>
+          <w:rPr>
+            <w:rStyle w:val="Hyperlink"/>
+            <w:rFonts w:ascii="Times New Roman" w:hAnsi="Times New Roman" w:cs="Times New Roman"/>
+            <w:noProof/>
+            <w:lang w:val="en-US"/>
+          </w:rPr>
+          <w:t>formerCommittee</w:t>
+        </w:r>
+        <w:r>
+          <w:rPr>
+            <w:rStyle w:val="Hyperlink"/>
+            <w:rFonts w:ascii="Times New Roman" w:hAnsi="Times New Roman" w:cs="Times New Roman"/>
+            <w:noProof/>
+          </w:rPr>
+          <w:t>.name]&gt;&gt;</w:t>
+        </w:r>
+        <w:r>
+          <w:rPr>
+            <w:noProof/>
+            <w:webHidden/>
+          </w:rPr>
+          <w:tab/>
+        </w:r>
+        <w:r>
+          <w:rPr>
+            <w:noProof/>
+            <w:webHidden/>
+          </w:rPr>
+          <w:fldChar w:fldCharType="begin"/>
+        </w:r>
+        <w:r>
+          <w:rPr>
+            <w:noProof/>
+            <w:webHidden/>
+          </w:rPr>
+          <w:instrText xml:space="preserve"> PAGEREF _Toc238569092 \h </w:instrText>
+        </w:r>
+        <w:r>
+          <w:rPr>
+            <w:noProof/>
+            <w:webHidden/>
+          </w:rPr>
+        </w:r>
+        <w:r>
+          <w:rPr>
+            <w:noProof/>
+            <w:webHidden/>
+          </w:rPr>
+          <w:fldChar w:fldCharType="separate"/>
+        </w:r>
+        <w:r>
+          <w:rPr>
+            <w:noProof/>
+            <w:webHidden/>
+          </w:rPr>
+          <w:t>4</w:t>
+        </w:r>
+        <w:r>
+          <w:rPr>
+            <w:noProof/>
+            <w:webHidden/>
+          </w:rPr>
+          <w:fldChar w:fldCharType="end"/>
+        </w:r>
+      </w:hyperlink>
+    </w:p>
+    <w:p>
+      <w:pPr>
         <w:pStyle w:val="APKberschriftEbene1"/>
         <w:rPr>
           <w:rFonts w:ascii="Times New Roman" w:hAnsi="Times New Roman"/>
@@ -354,14 +869,16 @@
         <w:jc w:val="both"/>
         <w:rPr>
           <w:rFonts w:ascii="Times New Roman" w:hAnsi="Times New Roman"/>
-          <w:szCs w:val="24"/>
+          <w:sz w:val="22"/>
+          <w:szCs w:val="22"/>
           <w:lang w:val="en-US"/>
         </w:rPr>
       </w:pPr>
       <w:r>
         <w:rPr>
           <w:rFonts w:ascii="Times New Roman" w:hAnsi="Times New Roman"/>
-          <w:szCs w:val="24"/>
+          <w:sz w:val="22"/>
+          <w:szCs w:val="22"/>
           <w:lang w:val="en-US"/>
         </w:rPr>
         <w:lastRenderedPageBreak/>
@@ -370,7 +887,8 @@
       <w:r>
         <w:rPr>
           <w:rFonts w:ascii="Times New Roman" w:hAnsi="Times New Roman"/>
-          <w:szCs w:val="24"/>
+          <w:sz w:val="22"/>
+          <w:szCs w:val="22"/>
           <w:lang w:val="en-US"/>
         </w:rPr>
         <w:t>committeeType</w:t>
@@ -378,52 +896,12 @@
       <w:r>
         <w:rPr>
           <w:rFonts w:ascii="Times New Roman" w:hAnsi="Times New Roman"/>
-          <w:szCs w:val="24"/>
+          <w:sz w:val="22"/>
+          <w:szCs w:val="22"/>
           <w:lang w:val="en-US"/>
         </w:rPr>
-        <w:t xml:space="preserve"> in </w:t>
+        <w:t xml:space="preserve"> in compareList.committeeTypes]&gt;&gt;</w:t>
       </w:r>
-      <w:r>
-        <w:rPr>
-          <w:rFonts w:ascii="Times New Roman" w:hAnsi="Times New Roman"/>
-          <w:szCs w:val="24"/>
-          <w:lang w:val="en-US"/>
-        </w:rPr>
-        <w:t>compareList</w:t>
-      </w:r>
-      <w:r>
-        <w:rPr>
-          <w:rFonts w:ascii="Times New Roman" w:hAnsi="Times New Roman"/>
-          <w:szCs w:val="24"/>
-          <w:lang w:val="en-US"/>
-        </w:rPr>
-        <w:t>.</w:t>
-      </w:r>
-      <w:r>
-        <w:rPr>
-          <w:rFonts w:ascii="Times New Roman" w:hAnsi="Times New Roman"/>
-          <w:szCs w:val="24"/>
-          <w:lang w:val="en-US"/>
-        </w:rPr>
-        <w:t>c</w:t>
-      </w:r>
-      <w:r>
-        <w:rPr>
-          <w:rFonts w:ascii="Times New Roman" w:hAnsi="Times New Roman"/>
-          <w:szCs w:val="24"/>
-          <w:lang w:val="en-US"/>
-        </w:rPr>
-        <w:t>ommitteeTypes</w:t>
-      </w:r>
-      <w:r>
-        <w:rPr>
-          <w:rFonts w:ascii="Times New Roman" w:hAnsi="Times New Roman"/>
-          <w:szCs w:val="24"/>
-          <w:lang w:val="en-US"/>
-        </w:rPr>
-        <w:t>]&gt;&gt;</w:t>
-      </w:r>
-      <w:bookmarkStart w:id="1" w:name="_Toc231973780"/>
     </w:p>
     <w:p>
       <w:pPr>
@@ -439,6 +917,7 @@
           <w:rFonts w:ascii="Times New Roman" w:hAnsi="Times New Roman" w:cs="Times New Roman"/>
         </w:rPr>
       </w:pPr>
+      <w:bookmarkStart w:id="1" w:name="_Toc238569086"/>
       <w:r>
         <w:rPr>
           <w:rFonts w:ascii="Times New Roman" w:hAnsi="Times New Roman" w:cs="Times New Roman"/>
@@ -464,79 +943,33 @@
         <w:jc w:val="both"/>
         <w:rPr>
           <w:rFonts w:ascii="Times New Roman" w:hAnsi="Times New Roman"/>
-          <w:szCs w:val="24"/>
+          <w:sz w:val="22"/>
+          <w:szCs w:val="22"/>
           <w:lang w:val="en-US"/>
         </w:rPr>
       </w:pPr>
       <w:r>
+        <w:rPr>
+          <w:rFonts w:ascii="Times New Roman" w:hAnsi="Times New Roman"/>
+          <w:sz w:val="22"/>
+          <w:szCs w:val="22"/>
+          <w:lang w:val="en-US"/>
+        </w:rPr>
+        <w:t>&lt;&lt;foreach [department in committeeType.departments]&gt;&gt;</w:t>
+      </w:r>
+    </w:p>
+    <w:p>
+      <w:pPr>
+        <w:jc w:val="both"/>
         <w:rPr>
           <w:rFonts w:ascii="Times New Roman" w:hAnsi="Times New Roman"/>
           <w:szCs w:val="24"/>
           <w:lang w:val="en-US"/>
         </w:rPr>
-        <w:t>&lt;&lt;foreach [</w:t>
-      </w:r>
-      <w:r>
-        <w:rPr>
-          <w:rFonts w:ascii="Times New Roman" w:hAnsi="Times New Roman"/>
-          <w:szCs w:val="24"/>
-          <w:lang w:val="en-US"/>
-        </w:rPr>
-        <w:t>department</w:t>
-      </w:r>
-      <w:r>
-        <w:rPr>
-          <w:rFonts w:ascii="Times New Roman" w:hAnsi="Times New Roman"/>
-          <w:szCs w:val="24"/>
-          <w:lang w:val="en-US"/>
-        </w:rPr>
-        <w:t xml:space="preserve"> in </w:t>
-      </w:r>
-      <w:r>
-        <w:rPr>
-          <w:rFonts w:ascii="Times New Roman" w:hAnsi="Times New Roman"/>
-          <w:szCs w:val="24"/>
-          <w:lang w:val="en-US"/>
-        </w:rPr>
-        <w:t>c</w:t>
-      </w:r>
-      <w:r>
-        <w:rPr>
-          <w:rFonts w:ascii="Times New Roman" w:hAnsi="Times New Roman"/>
-          <w:szCs w:val="24"/>
-          <w:lang w:val="en-US"/>
-        </w:rPr>
-        <w:t>ommitteeType</w:t>
-      </w:r>
-      <w:r>
-        <w:rPr>
-          <w:rFonts w:ascii="Times New Roman" w:hAnsi="Times New Roman"/>
-          <w:szCs w:val="24"/>
-          <w:lang w:val="en-US"/>
-        </w:rPr>
-        <w:t>.departments</w:t>
-      </w:r>
-      <w:r>
-        <w:rPr>
-          <w:rFonts w:ascii="Times New Roman" w:hAnsi="Times New Roman"/>
-          <w:szCs w:val="24"/>
-          <w:lang w:val="en-US"/>
-        </w:rPr>
-        <w:t>]&gt;&gt;</w:t>
-      </w:r>
+      </w:pPr>
     </w:p>
     <w:p>
       <w:pPr>
-        <w:jc w:val="both"/>
-        <w:rPr>
-          <w:rFonts w:ascii="Times New Roman" w:hAnsi="Times New Roman"/>
-          <w:szCs w:val="24"/>
-          <w:lang w:val="en-US"/>
-        </w:rPr>
-      </w:pPr>
-    </w:p>
-    <w:p>
-      <w:pPr>
         <w:pStyle w:val="berschrift2"/>
         <w:jc w:val="both"/>
         <w:rPr>
@@ -545,7 +978,7 @@
       </w:pPr>
       <w:bookmarkStart w:id="2" w:name="_Toc209534232"/>
       <w:bookmarkStart w:id="3" w:name="_Toc229478946"/>
-      <w:bookmarkStart w:id="4" w:name="_Toc231973781"/>
+      <w:bookmarkStart w:id="4" w:name="_Toc238569087"/>
       <w:r>
         <w:rPr>
           <w:rFonts w:ascii="Times New Roman" w:hAnsi="Times New Roman" w:cs="Times New Roman"/>
@@ -569,14 +1002,16 @@
         <w:jc w:val="both"/>
         <w:rPr>
           <w:rFonts w:ascii="Times New Roman" w:hAnsi="Times New Roman"/>
-          <w:szCs w:val="24"/>
+          <w:sz w:val="22"/>
+          <w:szCs w:val="22"/>
           <w:lang w:val="en-US" w:eastAsia="de-DE"/>
         </w:rPr>
       </w:pPr>
       <w:r>
         <w:rPr>
           <w:rFonts w:ascii="Times New Roman" w:hAnsi="Times New Roman"/>
-          <w:szCs w:val="24"/>
+          <w:sz w:val="22"/>
+          <w:szCs w:val="22"/>
           <w:lang w:val="en-US"/>
         </w:rPr>
         <w:t>&lt;&lt;if [!department.</w:t>
@@ -585,7 +1020,8 @@
         <w:rPr>
           <w:rFonts w:ascii="Times New Roman" w:hAnsi="Times New Roman"/>
           <w:bCs/>
-          <w:szCs w:val="24"/>
+          <w:sz w:val="22"/>
+          <w:szCs w:val="22"/>
           <w:lang w:val="en-US"/>
         </w:rPr>
         <w:t>committees.Any()</w:t>
@@ -593,7 +1029,8 @@
       <w:r>
         <w:rPr>
           <w:rFonts w:ascii="Times New Roman" w:hAnsi="Times New Roman"/>
-          <w:szCs w:val="24"/>
+          <w:sz w:val="22"/>
+          <w:szCs w:val="22"/>
           <w:lang w:val="en-US"/>
         </w:rPr>
         <w:t>]&gt;&gt;Keine Kommission&lt;&lt;/if&gt;&gt;</w:t>
@@ -605,7 +1042,8 @@
         <w:jc w:val="both"/>
         <w:rPr>
           <w:rFonts w:ascii="Times New Roman" w:hAnsi="Times New Roman"/>
-          <w:szCs w:val="24"/>
+          <w:sz w:val="22"/>
+          <w:szCs w:val="22"/>
           <w:lang w:val="en-US" w:eastAsia="de-DE"/>
         </w:rPr>
       </w:pPr>
@@ -613,7 +1051,8 @@
         <w:rPr>
           <w:rFonts w:ascii="Times New Roman" w:hAnsi="Times New Roman"/>
           <w:bCs/>
-          <w:szCs w:val="24"/>
+          <w:sz w:val="22"/>
+          <w:szCs w:val="22"/>
           <w:lang w:val="en-US"/>
         </w:rPr>
         <w:t>&lt;&lt;foreach [committee in department.committees]&gt;&gt;</w:t>
@@ -625,10 +1064,29 @@
           <w:rFonts w:ascii="Times New Roman" w:hAnsi="Times New Roman"/>
           <w:b/>
           <w:bCs/>
-          <w:szCs w:val="24"/>
+          <w:sz w:val="22"/>
+          <w:szCs w:val="22"/>
           <w:lang w:val="en-US" w:eastAsia="de-DE"/>
         </w:rPr>
       </w:pPr>
+    </w:p>
+    <w:p>
+      <w:pPr>
+        <w:pStyle w:val="berschrift3"/>
+        <w:rPr>
+          <w:sz w:val="22"/>
+          <w:szCs w:val="22"/>
+        </w:rPr>
+      </w:pPr>
+      <w:bookmarkStart w:id="5" w:name="_Toc238569088"/>
+      <w:r>
+        <w:rPr>
+          <w:sz w:val="22"/>
+          <w:szCs w:val="22"/>
+        </w:rPr>
+        <w:t>&lt;&lt;[committee.name]&gt;&gt;</w:t>
+      </w:r>
+      <w:bookmarkEnd w:id="5"/>
     </w:p>
     <w:p>
       <w:pPr>
@@ -636,47 +1094,8 @@
           <w:rFonts w:ascii="Times New Roman" w:hAnsi="Times New Roman"/>
           <w:b/>
           <w:bCs/>
-          <w:szCs w:val="24"/>
-          <w:lang w:eastAsia="de-DE"/>
-        </w:rPr>
-      </w:pPr>
-      <w:r>
-        <w:rPr>
-          <w:rFonts w:ascii="Times New Roman" w:hAnsi="Times New Roman"/>
-          <w:b/>
-          <w:bCs/>
-          <w:szCs w:val="24"/>
-          <w:lang w:eastAsia="de-DE"/>
-        </w:rPr>
-        <w:t>&lt;&lt;[</w:t>
-      </w:r>
-      <w:r>
-        <w:rPr>
-          <w:rFonts w:ascii="Times New Roman" w:hAnsi="Times New Roman"/>
-          <w:b/>
-          <w:bCs/>
-          <w:szCs w:val="24"/>
-        </w:rPr>
-        <w:t>committee.</w:t>
-      </w:r>
-      <w:r>
-        <w:rPr>
-          <w:rFonts w:ascii="Times New Roman" w:hAnsi="Times New Roman"/>
-          <w:b/>
-          <w:bCs/>
-          <w:szCs w:val="24"/>
-          <w:lang w:eastAsia="de-DE"/>
-        </w:rPr>
-        <w:t>name]&gt;&gt;</w:t>
-      </w:r>
-    </w:p>
-    <w:p>
-      <w:pPr>
-        <w:rPr>
-          <w:rFonts w:ascii="Times New Roman" w:hAnsi="Times New Roman"/>
-          <w:b/>
-          <w:bCs/>
-          <w:szCs w:val="24"/>
+          <w:sz w:val="22"/>
+          <w:szCs w:val="22"/>
           <w:lang w:eastAsia="de-DE"/>
         </w:rPr>
       </w:pPr>
@@ -704,7 +1123,8 @@
                 <w:rFonts w:ascii="Times New Roman" w:hAnsi="Times New Roman"/>
                 <w:b/>
                 <w:bCs/>
-                <w:szCs w:val="24"/>
+                <w:sz w:val="22"/>
+                <w:szCs w:val="22"/>
               </w:rPr>
             </w:pPr>
             <w:r>
@@ -712,7 +1132,8 @@
                 <w:rFonts w:ascii="Times New Roman" w:hAnsi="Times New Roman"/>
                 <w:b/>
                 <w:bCs/>
-                <w:szCs w:val="24"/>
+                <w:sz w:val="22"/>
+                <w:szCs w:val="22"/>
               </w:rPr>
               <w:t>Vergleich der Zusammensetzung</w:t>
             </w:r>
@@ -729,7 +1150,8 @@
                 <w:rFonts w:ascii="Times New Roman" w:hAnsi="Times New Roman"/>
                 <w:b/>
                 <w:bCs/>
-                <w:szCs w:val="24"/>
+                <w:sz w:val="22"/>
+                <w:szCs w:val="22"/>
               </w:rPr>
             </w:pPr>
             <w:r>
@@ -737,7 +1159,8 @@
                 <w:rFonts w:ascii="Times New Roman" w:hAnsi="Times New Roman"/>
                 <w:b/>
                 <w:bCs/>
-                <w:szCs w:val="24"/>
+                <w:sz w:val="22"/>
+                <w:szCs w:val="22"/>
               </w:rPr>
               <w:t>Gesamterneuerungswahl</w:t>
             </w:r>
@@ -754,7 +1177,8 @@
                 <w:rFonts w:ascii="Times New Roman" w:hAnsi="Times New Roman"/>
                 <w:b/>
                 <w:bCs/>
-                <w:szCs w:val="24"/>
+                <w:sz w:val="22"/>
+                <w:szCs w:val="22"/>
               </w:rPr>
             </w:pPr>
             <w:r>
@@ -762,7 +1186,8 @@
                 <w:rFonts w:ascii="Times New Roman" w:hAnsi="Times New Roman"/>
                 <w:b/>
                 <w:bCs/>
-                <w:szCs w:val="24"/>
+                <w:sz w:val="22"/>
+                <w:szCs w:val="22"/>
               </w:rPr>
               <w:t>Überprüfung</w:t>
             </w:r>
@@ -778,13 +1203,15 @@
             <w:pPr>
               <w:rPr>
                 <w:rFonts w:ascii="Times New Roman" w:hAnsi="Times New Roman"/>
-                <w:szCs w:val="24"/>
+                <w:sz w:val="22"/>
+                <w:szCs w:val="22"/>
               </w:rPr>
             </w:pPr>
             <w:r>
               <w:rPr>
                 <w:rFonts w:ascii="Times New Roman" w:hAnsi="Times New Roman"/>
-                <w:szCs w:val="24"/>
+                <w:sz w:val="22"/>
+                <w:szCs w:val="22"/>
               </w:rPr>
               <w:t>Anzahl Mitglieder</w:t>
             </w:r>
@@ -798,13 +1225,15 @@
             <w:pPr>
               <w:rPr>
                 <w:rFonts w:ascii="Times New Roman" w:hAnsi="Times New Roman"/>
-                <w:szCs w:val="24"/>
+                <w:sz w:val="22"/>
+                <w:szCs w:val="22"/>
               </w:rPr>
             </w:pPr>
             <w:r>
               <w:rPr>
                 <w:rFonts w:ascii="Times New Roman" w:hAnsi="Times New Roman"/>
-                <w:szCs w:val="24"/>
+                <w:sz w:val="22"/>
+                <w:szCs w:val="22"/>
                 <w:lang w:eastAsia="de-DE"/>
               </w:rPr>
               <w:t>&lt;&lt;[</w:t>
@@ -812,28 +1241,24 @@
             <w:r>
               <w:rPr>
                 <w:rFonts w:ascii="Times New Roman" w:hAnsi="Times New Roman"/>
-                <w:szCs w:val="24"/>
-              </w:rPr>
-              <w:t>committee.</w:t>
-            </w:r>
-            <w:r>
-              <w:rPr>
-                <w:rFonts w:ascii="Times New Roman" w:hAnsi="Times New Roman"/>
-                <w:szCs w:val="24"/>
-              </w:rPr>
-              <w:t>memberCount</w:t>
-            </w:r>
-            <w:r>
-              <w:rPr>
-                <w:rFonts w:ascii="Times New Roman" w:hAnsi="Times New Roman"/>
-                <w:szCs w:val="24"/>
+                <w:sz w:val="22"/>
+                <w:szCs w:val="22"/>
+              </w:rPr>
+              <w:t>committee.memberCount</w:t>
+            </w:r>
+            <w:r>
+              <w:rPr>
+                <w:rFonts w:ascii="Times New Roman" w:hAnsi="Times New Roman"/>
+                <w:sz w:val="22"/>
+                <w:szCs w:val="22"/>
               </w:rPr>
               <w:t>Old</w:t>
             </w:r>
             <w:r>
               <w:rPr>
                 <w:rFonts w:ascii="Times New Roman" w:hAnsi="Times New Roman"/>
-                <w:szCs w:val="24"/>
+                <w:sz w:val="22"/>
+                <w:szCs w:val="22"/>
                 <w:lang w:eastAsia="de-DE"/>
               </w:rPr>
               <w:t>]&gt;&gt;</w:t>
@@ -848,13 +1273,15 @@
             <w:pPr>
               <w:rPr>
                 <w:rFonts w:ascii="Times New Roman" w:hAnsi="Times New Roman"/>
-                <w:szCs w:val="24"/>
+                <w:sz w:val="22"/>
+                <w:szCs w:val="22"/>
               </w:rPr>
             </w:pPr>
             <w:r>
               <w:rPr>
                 <w:rFonts w:ascii="Times New Roman" w:hAnsi="Times New Roman"/>
-                <w:szCs w:val="24"/>
+                <w:sz w:val="22"/>
+                <w:szCs w:val="22"/>
                 <w:lang w:eastAsia="de-DE"/>
               </w:rPr>
               <w:t>&lt;&lt;[</w:t>
@@ -862,21 +1289,16 @@
             <w:r>
               <w:rPr>
                 <w:rFonts w:ascii="Times New Roman" w:hAnsi="Times New Roman"/>
-                <w:szCs w:val="24"/>
-              </w:rPr>
-              <w:t>committee.</w:t>
-            </w:r>
-            <w:r>
-              <w:rPr>
-                <w:rFonts w:ascii="Times New Roman" w:hAnsi="Times New Roman"/>
-                <w:szCs w:val="24"/>
-              </w:rPr>
-              <w:t>memberCountNew</w:t>
-            </w:r>
-            <w:r>
-              <w:rPr>
-                <w:rFonts w:ascii="Times New Roman" w:hAnsi="Times New Roman"/>
-                <w:szCs w:val="24"/>
+                <w:sz w:val="22"/>
+                <w:szCs w:val="22"/>
+              </w:rPr>
+              <w:t>committee.memberCountNew</w:t>
+            </w:r>
+            <w:r>
+              <w:rPr>
+                <w:rFonts w:ascii="Times New Roman" w:hAnsi="Times New Roman"/>
+                <w:sz w:val="22"/>
+                <w:szCs w:val="22"/>
                 <w:lang w:eastAsia="de-DE"/>
               </w:rPr>
               <w:t>]&gt;&gt;</w:t>
@@ -893,13 +1315,15 @@
             <w:pPr>
               <w:rPr>
                 <w:rFonts w:ascii="Times New Roman" w:hAnsi="Times New Roman"/>
-                <w:szCs w:val="24"/>
+                <w:sz w:val="22"/>
+                <w:szCs w:val="22"/>
               </w:rPr>
             </w:pPr>
             <w:r>
               <w:rPr>
                 <w:rFonts w:ascii="Times New Roman" w:hAnsi="Times New Roman"/>
-                <w:szCs w:val="24"/>
+                <w:sz w:val="22"/>
+                <w:szCs w:val="22"/>
               </w:rPr>
               <w:t>&lt;&lt;if [</w:t>
             </w:r>
@@ -907,45 +1331,42 @@
               <w:rPr>
                 <w:rFonts w:ascii="Times New Roman" w:hAnsi="Times New Roman"/>
                 <w:bCs/>
-                <w:szCs w:val="24"/>
-              </w:rPr>
-              <w:t>committee.</w:t>
+                <w:sz w:val="22"/>
+                <w:szCs w:val="22"/>
+              </w:rPr>
+              <w:t>committee.federalDuty</w:t>
             </w:r>
             <w:r>
               <w:rPr>
                 <w:rFonts w:ascii="Times New Roman" w:hAnsi="Times New Roman"/>
                 <w:bCs/>
-                <w:szCs w:val="24"/>
-              </w:rPr>
-              <w:t>federalDuty</w:t>
+                <w:sz w:val="22"/>
+                <w:szCs w:val="22"/>
+              </w:rPr>
+              <w:t>Both</w:t>
             </w:r>
             <w:r>
               <w:rPr>
                 <w:rFonts w:ascii="Times New Roman" w:hAnsi="Times New Roman"/>
                 <w:bCs/>
-                <w:szCs w:val="24"/>
-              </w:rPr>
-              <w:t>Both</w:t>
-            </w:r>
-            <w:r>
-              <w:rPr>
-                <w:rFonts w:ascii="Times New Roman" w:hAnsi="Times New Roman"/>
-                <w:bCs/>
-                <w:szCs w:val="24"/>
+                <w:sz w:val="22"/>
+                <w:szCs w:val="22"/>
               </w:rPr>
               <w:t>Display</w:t>
             </w:r>
             <w:r>
               <w:rPr>
                 <w:rFonts w:ascii="Times New Roman" w:hAnsi="Times New Roman"/>
-                <w:szCs w:val="24"/>
+                <w:sz w:val="22"/>
+                <w:szCs w:val="22"/>
               </w:rPr>
               <w:t>]&gt;&gt;</w:t>
             </w:r>
             <w:r>
               <w:rPr>
                 <w:rFonts w:ascii="Times New Roman" w:hAnsi="Times New Roman"/>
-                <w:szCs w:val="24"/>
+                <w:sz w:val="22"/>
+                <w:szCs w:val="22"/>
               </w:rPr>
               <w:t>Anzahl Mitglieder in der Bundesverwaltung</w:t>
             </w:r>
@@ -960,43 +1381,33 @@
             <w:pPr>
               <w:rPr>
                 <w:rFonts w:ascii="Times New Roman" w:hAnsi="Times New Roman"/>
-                <w:szCs w:val="24"/>
+                <w:sz w:val="22"/>
+                <w:szCs w:val="22"/>
               </w:rPr>
             </w:pPr>
             <w:r>
               <w:rPr>
                 <w:rFonts w:ascii="Times New Roman" w:hAnsi="Times New Roman"/>
-                <w:szCs w:val="24"/>
-              </w:rPr>
-              <w:t>&lt;&lt;[committee.</w:t>
-            </w:r>
-            <w:r>
-              <w:rPr>
-                <w:rFonts w:ascii="Times New Roman" w:hAnsi="Times New Roman"/>
-                <w:szCs w:val="24"/>
-              </w:rPr>
-              <w:t>federalDuty</w:t>
-            </w:r>
-            <w:r>
-              <w:rPr>
-                <w:rFonts w:ascii="Times New Roman" w:hAnsi="Times New Roman"/>
-                <w:szCs w:val="24"/>
+                <w:sz w:val="22"/>
+                <w:szCs w:val="22"/>
+              </w:rPr>
+              <w:t>&lt;&lt;[committee.federalDuty</w:t>
+            </w:r>
+            <w:r>
+              <w:rPr>
+                <w:rFonts w:ascii="Times New Roman" w:hAnsi="Times New Roman"/>
+                <w:sz w:val="22"/>
+                <w:szCs w:val="22"/>
               </w:rPr>
               <w:t>Count</w:t>
             </w:r>
             <w:r>
               <w:rPr>
                 <w:rFonts w:ascii="Times New Roman" w:hAnsi="Times New Roman"/>
-                <w:szCs w:val="24"/>
-              </w:rPr>
-              <w:t>Old</w:t>
-            </w:r>
-            <w:r>
-              <w:rPr>
-                <w:rFonts w:ascii="Times New Roman" w:hAnsi="Times New Roman"/>
-                <w:szCs w:val="24"/>
-              </w:rPr>
-              <w:t>]&gt;&gt;</w:t>
+                <w:sz w:val="22"/>
+                <w:szCs w:val="22"/>
+              </w:rPr>
+              <w:t>Old]&gt;&gt;</w:t>
             </w:r>
           </w:p>
         </w:tc>
@@ -1009,48 +1420,39 @@
             <w:pPr>
               <w:rPr>
                 <w:rFonts w:ascii="Times New Roman" w:hAnsi="Times New Roman"/>
-                <w:szCs w:val="24"/>
+                <w:sz w:val="22"/>
+                <w:szCs w:val="22"/>
               </w:rPr>
             </w:pPr>
             <w:r>
               <w:rPr>
                 <w:rFonts w:ascii="Times New Roman" w:hAnsi="Times New Roman"/>
-                <w:szCs w:val="24"/>
-              </w:rPr>
-              <w:t>&lt;&lt;[committee.</w:t>
-            </w:r>
-            <w:r>
-              <w:rPr>
-                <w:rFonts w:ascii="Times New Roman" w:hAnsi="Times New Roman"/>
-                <w:szCs w:val="24"/>
-              </w:rPr>
-              <w:t>federalDuty</w:t>
-            </w:r>
-            <w:r>
-              <w:rPr>
-                <w:rFonts w:ascii="Times New Roman" w:hAnsi="Times New Roman"/>
-                <w:szCs w:val="24"/>
+                <w:sz w:val="22"/>
+                <w:szCs w:val="22"/>
+              </w:rPr>
+              <w:t>&lt;&lt;[committee.federalDuty</w:t>
+            </w:r>
+            <w:r>
+              <w:rPr>
+                <w:rFonts w:ascii="Times New Roman" w:hAnsi="Times New Roman"/>
+                <w:sz w:val="22"/>
+                <w:szCs w:val="22"/>
               </w:rPr>
               <w:t>Count</w:t>
             </w:r>
             <w:r>
               <w:rPr>
                 <w:rFonts w:ascii="Times New Roman" w:hAnsi="Times New Roman"/>
-                <w:szCs w:val="24"/>
-              </w:rPr>
-              <w:t>New</w:t>
-            </w:r>
-            <w:r>
-              <w:rPr>
-                <w:rFonts w:ascii="Times New Roman" w:hAnsi="Times New Roman"/>
-                <w:szCs w:val="24"/>
-              </w:rPr>
-              <w:t>]&gt;&gt;</w:t>
-            </w:r>
-            <w:r>
-              <w:rPr>
-                <w:rFonts w:ascii="Times New Roman" w:hAnsi="Times New Roman"/>
-                <w:szCs w:val="24"/>
+                <w:sz w:val="22"/>
+                <w:szCs w:val="22"/>
+              </w:rPr>
+              <w:t>New]&gt;&gt;</w:t>
+            </w:r>
+            <w:r>
+              <w:rPr>
+                <w:rFonts w:ascii="Times New Roman" w:hAnsi="Times New Roman"/>
+                <w:sz w:val="22"/>
+                <w:szCs w:val="22"/>
                 <w:lang w:val="en-US"/>
               </w:rPr>
               <w:t>&lt;&lt;/if&gt;&gt;</w:t>
@@ -1067,13 +1469,15 @@
             <w:pPr>
               <w:rPr>
                 <w:rFonts w:ascii="Times New Roman" w:hAnsi="Times New Roman"/>
-                <w:szCs w:val="24"/>
+                <w:sz w:val="22"/>
+                <w:szCs w:val="22"/>
               </w:rPr>
             </w:pPr>
             <w:r>
               <w:rPr>
                 <w:rFonts w:ascii="Times New Roman" w:hAnsi="Times New Roman"/>
-                <w:szCs w:val="24"/>
+                <w:sz w:val="22"/>
+                <w:szCs w:val="22"/>
               </w:rPr>
               <w:t>&lt;&lt;if [</w:t>
             </w:r>
@@ -1081,31 +1485,18 @@
               <w:rPr>
                 <w:rFonts w:ascii="Times New Roman" w:hAnsi="Times New Roman"/>
                 <w:bCs/>
-                <w:szCs w:val="24"/>
-              </w:rPr>
-              <w:t>committee.</w:t>
-            </w:r>
-            <w:r>
-              <w:rPr>
-                <w:rFonts w:ascii="Times New Roman" w:hAnsi="Times New Roman"/>
-                <w:bCs/>
-                <w:szCs w:val="24"/>
-              </w:rPr>
-              <w:t>federalDutyOldDisplay</w:t>
-            </w:r>
-            <w:r>
-              <w:rPr>
-                <w:rFonts w:ascii="Times New Roman" w:hAnsi="Times New Roman"/>
-                <w:szCs w:val="24"/>
-              </w:rPr>
-              <w:t>]&gt;&gt;</w:t>
-            </w:r>
-            <w:r>
-              <w:rPr>
-                <w:rFonts w:ascii="Times New Roman" w:hAnsi="Times New Roman"/>
-                <w:szCs w:val="24"/>
-              </w:rPr>
-              <w:t>Anzahl Mitglieder in der Bundesverwaltung</w:t>
+                <w:sz w:val="22"/>
+                <w:szCs w:val="22"/>
+              </w:rPr>
+              <w:t>committee.federalDutyOldDisplay</w:t>
+            </w:r>
+            <w:r>
+              <w:rPr>
+                <w:rFonts w:ascii="Times New Roman" w:hAnsi="Times New Roman"/>
+                <w:sz w:val="22"/>
+                <w:szCs w:val="22"/>
+              </w:rPr>
+              <w:t>]&gt;&gt;Anzahl Mitglieder in der Bundesverwaltung</w:t>
             </w:r>
           </w:p>
         </w:tc>
@@ -1118,29 +1509,17 @@
             <w:pPr>
               <w:rPr>
                 <w:rFonts w:ascii="Times New Roman" w:hAnsi="Times New Roman"/>
-                <w:szCs w:val="24"/>
+                <w:sz w:val="22"/>
+                <w:szCs w:val="22"/>
               </w:rPr>
             </w:pPr>
             <w:r>
               <w:rPr>
                 <w:rFonts w:ascii="Times New Roman" w:hAnsi="Times New Roman"/>
-                <w:szCs w:val="24"/>
-              </w:rPr>
-              <w:t>&lt;&lt;[committee.</w:t>
-            </w:r>
-            <w:r>
-              <w:rPr>
-                <w:rFonts w:ascii="Times New Roman" w:hAnsi="Times New Roman"/>
-                <w:szCs w:val="24"/>
-              </w:rPr>
-              <w:t>federalDutyCountOld</w:t>
-            </w:r>
-            <w:r>
-              <w:rPr>
-                <w:rFonts w:ascii="Times New Roman" w:hAnsi="Times New Roman"/>
-                <w:szCs w:val="24"/>
-              </w:rPr>
-              <w:t>]&gt;&gt;</w:t>
+                <w:sz w:val="22"/>
+                <w:szCs w:val="22"/>
+              </w:rPr>
+              <w:t>&lt;&lt;[committee.federalDutyCountOld]&gt;&gt;</w:t>
             </w:r>
           </w:p>
         </w:tc>
@@ -1152,34 +1531,23 @@
             <w:pPr>
               <w:rPr>
                 <w:rFonts w:ascii="Times New Roman" w:hAnsi="Times New Roman"/>
-                <w:szCs w:val="24"/>
+                <w:sz w:val="22"/>
+                <w:szCs w:val="22"/>
               </w:rPr>
             </w:pPr>
             <w:r>
               <w:rPr>
                 <w:rFonts w:ascii="Times New Roman" w:hAnsi="Times New Roman"/>
-                <w:szCs w:val="24"/>
-              </w:rPr>
-              <w:t>&lt;&lt;[committee.</w:t>
-            </w:r>
-            <w:r>
-              <w:rPr>
-                <w:rFonts w:ascii="Times New Roman" w:hAnsi="Times New Roman"/>
-                <w:szCs w:val="24"/>
-              </w:rPr>
-              <w:t>federalDutyCountNew</w:t>
-            </w:r>
-            <w:r>
-              <w:rPr>
-                <w:rFonts w:ascii="Times New Roman" w:hAnsi="Times New Roman"/>
-                <w:szCs w:val="24"/>
-              </w:rPr>
-              <w:t>]&gt;&gt;</w:t>
-            </w:r>
-            <w:r>
-              <w:rPr>
-                <w:rFonts w:ascii="Times New Roman" w:hAnsi="Times New Roman"/>
-                <w:szCs w:val="24"/>
+                <w:sz w:val="22"/>
+                <w:szCs w:val="22"/>
+              </w:rPr>
+              <w:t>&lt;&lt;[committee.federalDutyCountNew]&gt;&gt;</w:t>
+            </w:r>
+            <w:r>
+              <w:rPr>
+                <w:rFonts w:ascii="Times New Roman" w:hAnsi="Times New Roman"/>
+                <w:sz w:val="22"/>
+                <w:szCs w:val="22"/>
                 <w:lang w:val="en-US"/>
               </w:rPr>
               <w:t>&lt;&lt;/if&gt;&gt;</w:t>
@@ -1196,13 +1564,15 @@
             <w:pPr>
               <w:rPr>
                 <w:rFonts w:ascii="Times New Roman" w:hAnsi="Times New Roman"/>
-                <w:szCs w:val="24"/>
+                <w:sz w:val="22"/>
+                <w:szCs w:val="22"/>
               </w:rPr>
             </w:pPr>
             <w:r>
               <w:rPr>
                 <w:rFonts w:ascii="Times New Roman" w:hAnsi="Times New Roman"/>
-                <w:szCs w:val="24"/>
+                <w:sz w:val="22"/>
+                <w:szCs w:val="22"/>
               </w:rPr>
               <w:t>&lt;&lt;if [</w:t>
             </w:r>
@@ -1210,31 +1580,18 @@
               <w:rPr>
                 <w:rFonts w:ascii="Times New Roman" w:hAnsi="Times New Roman"/>
                 <w:bCs/>
-                <w:szCs w:val="24"/>
-              </w:rPr>
-              <w:t>committee.</w:t>
-            </w:r>
-            <w:r>
-              <w:rPr>
-                <w:rFonts w:ascii="Times New Roman" w:hAnsi="Times New Roman"/>
-                <w:bCs/>
-                <w:szCs w:val="24"/>
-              </w:rPr>
-              <w:t>federalDutyNewDisplay</w:t>
-            </w:r>
-            <w:r>
-              <w:rPr>
-                <w:rFonts w:ascii="Times New Roman" w:hAnsi="Times New Roman"/>
-                <w:szCs w:val="24"/>
-              </w:rPr>
-              <w:t>]&gt;&gt;</w:t>
-            </w:r>
-            <w:r>
-              <w:rPr>
-                <w:rFonts w:ascii="Times New Roman" w:hAnsi="Times New Roman"/>
-                <w:szCs w:val="24"/>
-              </w:rPr>
-              <w:t>Anzahl Mitglieder in der Bundesverwaltung</w:t>
+                <w:sz w:val="22"/>
+                <w:szCs w:val="22"/>
+              </w:rPr>
+              <w:t>committee.federalDutyNewDisplay</w:t>
+            </w:r>
+            <w:r>
+              <w:rPr>
+                <w:rFonts w:ascii="Times New Roman" w:hAnsi="Times New Roman"/>
+                <w:sz w:val="22"/>
+                <w:szCs w:val="22"/>
+              </w:rPr>
+              <w:t>]&gt;&gt;Anzahl Mitglieder in der Bundesverwaltung</w:t>
             </w:r>
           </w:p>
         </w:tc>
@@ -1246,29 +1603,17 @@
             <w:pPr>
               <w:rPr>
                 <w:rFonts w:ascii="Times New Roman" w:hAnsi="Times New Roman"/>
-                <w:szCs w:val="24"/>
+                <w:sz w:val="22"/>
+                <w:szCs w:val="22"/>
               </w:rPr>
             </w:pPr>
             <w:r>
               <w:rPr>
                 <w:rFonts w:ascii="Times New Roman" w:hAnsi="Times New Roman"/>
-                <w:szCs w:val="24"/>
-              </w:rPr>
-              <w:t>&lt;&lt;[committee.</w:t>
-            </w:r>
-            <w:r>
-              <w:rPr>
-                <w:rFonts w:ascii="Times New Roman" w:hAnsi="Times New Roman"/>
-                <w:szCs w:val="24"/>
-              </w:rPr>
-              <w:t>federalDutyCountOld</w:t>
-            </w:r>
-            <w:r>
-              <w:rPr>
-                <w:rFonts w:ascii="Times New Roman" w:hAnsi="Times New Roman"/>
-                <w:szCs w:val="24"/>
-              </w:rPr>
-              <w:t>]&gt;&gt;</w:t>
+                <w:sz w:val="22"/>
+                <w:szCs w:val="22"/>
+              </w:rPr>
+              <w:t>&lt;&lt;[committee.federalDutyCountOld]&gt;&gt;</w:t>
             </w:r>
           </w:p>
         </w:tc>
@@ -1281,34 +1626,23 @@
             <w:pPr>
               <w:rPr>
                 <w:rFonts w:ascii="Times New Roman" w:hAnsi="Times New Roman"/>
-                <w:szCs w:val="24"/>
+                <w:sz w:val="22"/>
+                <w:szCs w:val="22"/>
               </w:rPr>
             </w:pPr>
             <w:r>
               <w:rPr>
                 <w:rFonts w:ascii="Times New Roman" w:hAnsi="Times New Roman"/>
-                <w:szCs w:val="24"/>
-              </w:rPr>
-              <w:t>&lt;&lt;[committee.</w:t>
-            </w:r>
-            <w:r>
-              <w:rPr>
-                <w:rFonts w:ascii="Times New Roman" w:hAnsi="Times New Roman"/>
-                <w:szCs w:val="24"/>
-              </w:rPr>
-              <w:t>federalDutyCountNew</w:t>
-            </w:r>
-            <w:r>
-              <w:rPr>
-                <w:rFonts w:ascii="Times New Roman" w:hAnsi="Times New Roman"/>
-                <w:szCs w:val="24"/>
-              </w:rPr>
-              <w:t>]&gt;&gt;</w:t>
-            </w:r>
-            <w:r>
-              <w:rPr>
-                <w:rFonts w:ascii="Times New Roman" w:hAnsi="Times New Roman"/>
-                <w:szCs w:val="24"/>
+                <w:sz w:val="22"/>
+                <w:szCs w:val="22"/>
+              </w:rPr>
+              <w:t>&lt;&lt;[committee.federalDutyCountNew]&gt;&gt;</w:t>
+            </w:r>
+            <w:r>
+              <w:rPr>
+                <w:rFonts w:ascii="Times New Roman" w:hAnsi="Times New Roman"/>
+                <w:sz w:val="22"/>
+                <w:szCs w:val="22"/>
                 <w:lang w:val="en-US"/>
               </w:rPr>
               <w:t>&lt;&lt;/if&gt;&gt;</w:t>
@@ -1325,68 +1659,52 @@
             <w:pPr>
               <w:rPr>
                 <w:rFonts w:ascii="Times New Roman" w:hAnsi="Times New Roman"/>
-                <w:szCs w:val="24"/>
+                <w:sz w:val="22"/>
+                <w:szCs w:val="22"/>
               </w:rPr>
             </w:pPr>
             <w:r>
               <w:rPr>
                 <w:rFonts w:ascii="Times New Roman" w:hAnsi="Times New Roman"/>
-                <w:szCs w:val="24"/>
-              </w:rPr>
-              <w:t>&lt;&lt;if [</w:t>
-            </w:r>
-            <w:r>
-              <w:rPr>
-                <w:rFonts w:ascii="Times New Roman" w:hAnsi="Times New Roman"/>
-                <w:szCs w:val="24"/>
-              </w:rPr>
-              <w:t>c</w:t>
+                <w:sz w:val="22"/>
+                <w:szCs w:val="22"/>
+              </w:rPr>
+              <w:t>&lt;&lt;if [c</w:t>
             </w:r>
             <w:r>
               <w:rPr>
                 <w:rFonts w:ascii="Times New Roman" w:hAnsi="Times New Roman"/>
                 <w:bCs/>
-                <w:szCs w:val="24"/>
-              </w:rPr>
-              <w:t>ommittee.</w:t>
+                <w:sz w:val="22"/>
+                <w:szCs w:val="22"/>
+              </w:rPr>
+              <w:t>ommittee.federalAssembly</w:t>
             </w:r>
             <w:r>
               <w:rPr>
                 <w:rFonts w:ascii="Times New Roman" w:hAnsi="Times New Roman"/>
                 <w:bCs/>
-                <w:szCs w:val="24"/>
-              </w:rPr>
-              <w:t>federalAssembly</w:t>
+                <w:sz w:val="22"/>
+                <w:szCs w:val="22"/>
+              </w:rPr>
+              <w:t>Both</w:t>
             </w:r>
             <w:r>
               <w:rPr>
                 <w:rFonts w:ascii="Times New Roman" w:hAnsi="Times New Roman"/>
                 <w:bCs/>
-                <w:szCs w:val="24"/>
-              </w:rPr>
-              <w:t>Both</w:t>
-            </w:r>
-            <w:r>
-              <w:rPr>
-                <w:rFonts w:ascii="Times New Roman" w:hAnsi="Times New Roman"/>
-                <w:bCs/>
-                <w:szCs w:val="24"/>
+                <w:sz w:val="22"/>
+                <w:szCs w:val="22"/>
               </w:rPr>
               <w:t>Display</w:t>
             </w:r>
             <w:r>
               <w:rPr>
                 <w:rFonts w:ascii="Times New Roman" w:hAnsi="Times New Roman"/>
-                <w:szCs w:val="24"/>
-              </w:rPr>
-              <w:t>]&gt;&gt;</w:t>
-            </w:r>
-            <w:r>
-              <w:rPr>
-                <w:rFonts w:ascii="Times New Roman" w:hAnsi="Times New Roman"/>
-                <w:szCs w:val="24"/>
-              </w:rPr>
-              <w:t>Anzahl Mitglieder in der Bundesversammlung</w:t>
+                <w:sz w:val="22"/>
+                <w:szCs w:val="22"/>
+              </w:rPr>
+              <w:t>]&gt;&gt;Anzahl Mitglieder in der Bundesversammlung</w:t>
             </w:r>
           </w:p>
         </w:tc>
@@ -1399,29 +1717,17 @@
             <w:pPr>
               <w:rPr>
                 <w:rFonts w:ascii="Times New Roman" w:hAnsi="Times New Roman"/>
-                <w:szCs w:val="24"/>
+                <w:sz w:val="22"/>
+                <w:szCs w:val="22"/>
               </w:rPr>
             </w:pPr>
             <w:r>
               <w:rPr>
                 <w:rFonts w:ascii="Times New Roman" w:hAnsi="Times New Roman"/>
-                <w:szCs w:val="24"/>
-              </w:rPr>
-              <w:t>&lt;&lt;[committee.</w:t>
-            </w:r>
-            <w:r>
-              <w:rPr>
-                <w:rFonts w:ascii="Times New Roman" w:hAnsi="Times New Roman"/>
-                <w:szCs w:val="24"/>
-              </w:rPr>
-              <w:t>federalAssemblyCountOld</w:t>
-            </w:r>
-            <w:r>
-              <w:rPr>
-                <w:rFonts w:ascii="Times New Roman" w:hAnsi="Times New Roman"/>
-                <w:szCs w:val="24"/>
-              </w:rPr>
-              <w:t>]&gt;&gt;</w:t>
+                <w:sz w:val="22"/>
+                <w:szCs w:val="22"/>
+              </w:rPr>
+              <w:t>&lt;&lt;[committee.federalAssemblyCountOld]&gt;&gt;</w:t>
             </w:r>
           </w:p>
         </w:tc>
@@ -1434,34 +1740,23 @@
             <w:pPr>
               <w:rPr>
                 <w:rFonts w:ascii="Times New Roman" w:hAnsi="Times New Roman"/>
-                <w:szCs w:val="24"/>
+                <w:sz w:val="22"/>
+                <w:szCs w:val="22"/>
               </w:rPr>
             </w:pPr>
             <w:r>
               <w:rPr>
                 <w:rFonts w:ascii="Times New Roman" w:hAnsi="Times New Roman"/>
-                <w:szCs w:val="24"/>
-              </w:rPr>
-              <w:t>&lt;&lt;[committee.</w:t>
-            </w:r>
-            <w:r>
-              <w:rPr>
-                <w:rFonts w:ascii="Times New Roman" w:hAnsi="Times New Roman"/>
-                <w:szCs w:val="24"/>
-              </w:rPr>
-              <w:t>federalAssemblyCountNew</w:t>
-            </w:r>
-            <w:r>
-              <w:rPr>
-                <w:rFonts w:ascii="Times New Roman" w:hAnsi="Times New Roman"/>
-                <w:szCs w:val="24"/>
-              </w:rPr>
-              <w:t>]&gt;&gt;</w:t>
-            </w:r>
-            <w:r>
-              <w:rPr>
-                <w:rFonts w:ascii="Times New Roman" w:hAnsi="Times New Roman"/>
-                <w:szCs w:val="24"/>
+                <w:sz w:val="22"/>
+                <w:szCs w:val="22"/>
+              </w:rPr>
+              <w:t>&lt;&lt;[committee.federalAssemblyCountNew]&gt;&gt;</w:t>
+            </w:r>
+            <w:r>
+              <w:rPr>
+                <w:rFonts w:ascii="Times New Roman" w:hAnsi="Times New Roman"/>
+                <w:sz w:val="22"/>
+                <w:szCs w:val="22"/>
                 <w:lang w:val="en-US"/>
               </w:rPr>
               <w:t>&lt;&lt;/if&gt;&gt;</w:t>
@@ -1478,68 +1773,52 @@
             <w:pPr>
               <w:rPr>
                 <w:rFonts w:ascii="Times New Roman" w:hAnsi="Times New Roman"/>
-                <w:szCs w:val="24"/>
+                <w:sz w:val="22"/>
+                <w:szCs w:val="22"/>
               </w:rPr>
             </w:pPr>
             <w:r>
               <w:rPr>
                 <w:rFonts w:ascii="Times New Roman" w:hAnsi="Times New Roman"/>
-                <w:szCs w:val="24"/>
-              </w:rPr>
-              <w:t>&lt;&lt;if [</w:t>
-            </w:r>
-            <w:r>
-              <w:rPr>
-                <w:rFonts w:ascii="Times New Roman" w:hAnsi="Times New Roman"/>
-                <w:szCs w:val="24"/>
-              </w:rPr>
-              <w:t>c</w:t>
+                <w:sz w:val="22"/>
+                <w:szCs w:val="22"/>
+              </w:rPr>
+              <w:t>&lt;&lt;if [c</w:t>
             </w:r>
             <w:r>
               <w:rPr>
                 <w:rFonts w:ascii="Times New Roman" w:hAnsi="Times New Roman"/>
                 <w:bCs/>
-                <w:szCs w:val="24"/>
-              </w:rPr>
-              <w:t>ommittee.</w:t>
+                <w:sz w:val="22"/>
+                <w:szCs w:val="22"/>
+              </w:rPr>
+              <w:t>ommittee.federalAssembly</w:t>
             </w:r>
             <w:r>
               <w:rPr>
                 <w:rFonts w:ascii="Times New Roman" w:hAnsi="Times New Roman"/>
                 <w:bCs/>
-                <w:szCs w:val="24"/>
-              </w:rPr>
-              <w:t>federalAssembly</w:t>
+                <w:sz w:val="22"/>
+                <w:szCs w:val="22"/>
+              </w:rPr>
+              <w:t>Old</w:t>
             </w:r>
             <w:r>
               <w:rPr>
                 <w:rFonts w:ascii="Times New Roman" w:hAnsi="Times New Roman"/>
                 <w:bCs/>
-                <w:szCs w:val="24"/>
-              </w:rPr>
-              <w:t>Old</w:t>
-            </w:r>
-            <w:r>
-              <w:rPr>
-                <w:rFonts w:ascii="Times New Roman" w:hAnsi="Times New Roman"/>
-                <w:bCs/>
-                <w:szCs w:val="24"/>
+                <w:sz w:val="22"/>
+                <w:szCs w:val="22"/>
               </w:rPr>
               <w:t>Display</w:t>
             </w:r>
             <w:r>
               <w:rPr>
                 <w:rFonts w:ascii="Times New Roman" w:hAnsi="Times New Roman"/>
-                <w:szCs w:val="24"/>
-              </w:rPr>
-              <w:t>]&gt;&gt;</w:t>
-            </w:r>
-            <w:r>
-              <w:rPr>
-                <w:rFonts w:ascii="Times New Roman" w:hAnsi="Times New Roman"/>
-                <w:szCs w:val="24"/>
-              </w:rPr>
-              <w:t>Anzahl Mitglieder in der Bundesversammlung</w:t>
+                <w:sz w:val="22"/>
+                <w:szCs w:val="22"/>
+              </w:rPr>
+              <w:t>]&gt;&gt;Anzahl Mitglieder in der Bundesversammlung</w:t>
             </w:r>
           </w:p>
         </w:tc>
@@ -1552,29 +1831,17 @@
             <w:pPr>
               <w:rPr>
                 <w:rFonts w:ascii="Times New Roman" w:hAnsi="Times New Roman"/>
-                <w:szCs w:val="24"/>
+                <w:sz w:val="22"/>
+                <w:szCs w:val="22"/>
               </w:rPr>
             </w:pPr>
             <w:r>
               <w:rPr>
                 <w:rFonts w:ascii="Times New Roman" w:hAnsi="Times New Roman"/>
-                <w:szCs w:val="24"/>
-              </w:rPr>
-              <w:t>&lt;&lt;[committee.</w:t>
-            </w:r>
-            <w:r>
-              <w:rPr>
-                <w:rFonts w:ascii="Times New Roman" w:hAnsi="Times New Roman"/>
-                <w:szCs w:val="24"/>
-              </w:rPr>
-              <w:t>federalAssemblyCountOld</w:t>
-            </w:r>
-            <w:r>
-              <w:rPr>
-                <w:rFonts w:ascii="Times New Roman" w:hAnsi="Times New Roman"/>
-                <w:szCs w:val="24"/>
-              </w:rPr>
-              <w:t>]&gt;&gt;</w:t>
+                <w:sz w:val="22"/>
+                <w:szCs w:val="22"/>
+              </w:rPr>
+              <w:t>&lt;&lt;[committee.federalAssemblyCountOld]&gt;&gt;</w:t>
             </w:r>
           </w:p>
         </w:tc>
@@ -1586,34 +1853,23 @@
             <w:pPr>
               <w:rPr>
                 <w:rFonts w:ascii="Times New Roman" w:hAnsi="Times New Roman"/>
-                <w:szCs w:val="24"/>
+                <w:sz w:val="22"/>
+                <w:szCs w:val="22"/>
               </w:rPr>
             </w:pPr>
             <w:r>
               <w:rPr>
                 <w:rFonts w:ascii="Times New Roman" w:hAnsi="Times New Roman"/>
-                <w:szCs w:val="24"/>
-              </w:rPr>
-              <w:t>&lt;&lt;[committee.</w:t>
-            </w:r>
-            <w:r>
-              <w:rPr>
-                <w:rFonts w:ascii="Times New Roman" w:hAnsi="Times New Roman"/>
-                <w:szCs w:val="24"/>
-              </w:rPr>
-              <w:t>federalAssemblyCountNew</w:t>
-            </w:r>
-            <w:r>
-              <w:rPr>
-                <w:rFonts w:ascii="Times New Roman" w:hAnsi="Times New Roman"/>
-                <w:szCs w:val="24"/>
-              </w:rPr>
-              <w:t>]&gt;&gt;</w:t>
-            </w:r>
-            <w:r>
-              <w:rPr>
-                <w:rFonts w:ascii="Times New Roman" w:hAnsi="Times New Roman"/>
-                <w:szCs w:val="24"/>
+                <w:sz w:val="22"/>
+                <w:szCs w:val="22"/>
+              </w:rPr>
+              <w:t>&lt;&lt;[committee.federalAssemblyCountNew]&gt;&gt;</w:t>
+            </w:r>
+            <w:r>
+              <w:rPr>
+                <w:rFonts w:ascii="Times New Roman" w:hAnsi="Times New Roman"/>
+                <w:sz w:val="22"/>
+                <w:szCs w:val="22"/>
                 <w:lang w:val="en-US"/>
               </w:rPr>
               <w:t>&lt;&lt;/if&gt;&gt;</w:t>
@@ -1630,20 +1886,23 @@
             <w:pPr>
               <w:rPr>
                 <w:rFonts w:ascii="Times New Roman" w:hAnsi="Times New Roman"/>
-                <w:szCs w:val="24"/>
+                <w:sz w:val="22"/>
+                <w:szCs w:val="22"/>
               </w:rPr>
             </w:pPr>
             <w:r>
               <w:rPr>
                 <w:rFonts w:ascii="Times New Roman" w:hAnsi="Times New Roman"/>
-                <w:szCs w:val="24"/>
+                <w:sz w:val="22"/>
+                <w:szCs w:val="22"/>
               </w:rPr>
               <w:t>&lt;&lt;if [</w:t>
             </w:r>
             <w:r>
               <w:rPr>
                 <w:rFonts w:ascii="Times New Roman" w:hAnsi="Times New Roman"/>
-                <w:szCs w:val="24"/>
+                <w:sz w:val="22"/>
+                <w:szCs w:val="22"/>
               </w:rPr>
               <w:t>c</w:t>
             </w:r>
@@ -1651,45 +1910,42 @@
               <w:rPr>
                 <w:rFonts w:ascii="Times New Roman" w:hAnsi="Times New Roman"/>
                 <w:bCs/>
-                <w:szCs w:val="24"/>
-              </w:rPr>
-              <w:t>ommittee.</w:t>
+                <w:sz w:val="22"/>
+                <w:szCs w:val="22"/>
+              </w:rPr>
+              <w:t>ommittee.federalAssembly</w:t>
             </w:r>
             <w:r>
               <w:rPr>
                 <w:rFonts w:ascii="Times New Roman" w:hAnsi="Times New Roman"/>
                 <w:bCs/>
-                <w:szCs w:val="24"/>
-              </w:rPr>
-              <w:t>federalAssembly</w:t>
+                <w:sz w:val="22"/>
+                <w:szCs w:val="22"/>
+              </w:rPr>
+              <w:t>New</w:t>
             </w:r>
             <w:r>
               <w:rPr>
                 <w:rFonts w:ascii="Times New Roman" w:hAnsi="Times New Roman"/>
                 <w:bCs/>
-                <w:szCs w:val="24"/>
-              </w:rPr>
-              <w:t>New</w:t>
-            </w:r>
-            <w:r>
-              <w:rPr>
-                <w:rFonts w:ascii="Times New Roman" w:hAnsi="Times New Roman"/>
-                <w:bCs/>
-                <w:szCs w:val="24"/>
+                <w:sz w:val="22"/>
+                <w:szCs w:val="22"/>
               </w:rPr>
               <w:t>Display</w:t>
             </w:r>
             <w:r>
               <w:rPr>
                 <w:rFonts w:ascii="Times New Roman" w:hAnsi="Times New Roman"/>
-                <w:szCs w:val="24"/>
+                <w:sz w:val="22"/>
+                <w:szCs w:val="22"/>
               </w:rPr>
               <w:t>]&gt;&gt;</w:t>
             </w:r>
             <w:r>
               <w:rPr>
                 <w:rFonts w:ascii="Times New Roman" w:hAnsi="Times New Roman"/>
-                <w:szCs w:val="24"/>
+                <w:sz w:val="22"/>
+                <w:szCs w:val="22"/>
               </w:rPr>
               <w:t>Anzahl Mitglieder in der Bundesversammlung</w:t>
             </w:r>
@@ -1703,43 +1959,33 @@
             <w:pPr>
               <w:rPr>
                 <w:rFonts w:ascii="Times New Roman" w:hAnsi="Times New Roman"/>
-                <w:szCs w:val="24"/>
+                <w:sz w:val="22"/>
+                <w:szCs w:val="22"/>
               </w:rPr>
             </w:pPr>
             <w:r>
               <w:rPr>
                 <w:rFonts w:ascii="Times New Roman" w:hAnsi="Times New Roman"/>
-                <w:szCs w:val="24"/>
-              </w:rPr>
-              <w:t>&lt;&lt;[committee.</w:t>
-            </w:r>
-            <w:r>
-              <w:rPr>
-                <w:rFonts w:ascii="Times New Roman" w:hAnsi="Times New Roman"/>
-                <w:szCs w:val="24"/>
-              </w:rPr>
-              <w:t>federalAssembly</w:t>
-            </w:r>
-            <w:r>
-              <w:rPr>
-                <w:rFonts w:ascii="Times New Roman" w:hAnsi="Times New Roman"/>
-                <w:szCs w:val="24"/>
+                <w:sz w:val="22"/>
+                <w:szCs w:val="22"/>
+              </w:rPr>
+              <w:t>&lt;&lt;[committee.federalAssembly</w:t>
+            </w:r>
+            <w:r>
+              <w:rPr>
+                <w:rFonts w:ascii="Times New Roman" w:hAnsi="Times New Roman"/>
+                <w:sz w:val="22"/>
+                <w:szCs w:val="22"/>
               </w:rPr>
               <w:t>Count</w:t>
             </w:r>
             <w:r>
               <w:rPr>
                 <w:rFonts w:ascii="Times New Roman" w:hAnsi="Times New Roman"/>
-                <w:szCs w:val="24"/>
-              </w:rPr>
-              <w:t>Old</w:t>
-            </w:r>
-            <w:r>
-              <w:rPr>
-                <w:rFonts w:ascii="Times New Roman" w:hAnsi="Times New Roman"/>
-                <w:szCs w:val="24"/>
-              </w:rPr>
-              <w:t>]&gt;&gt;</w:t>
+                <w:sz w:val="22"/>
+                <w:szCs w:val="22"/>
+              </w:rPr>
+              <w:t>Old]&gt;&gt;</w:t>
             </w:r>
           </w:p>
         </w:tc>
@@ -1752,48 +1998,39 @@
             <w:pPr>
               <w:rPr>
                 <w:rFonts w:ascii="Times New Roman" w:hAnsi="Times New Roman"/>
-                <w:szCs w:val="24"/>
+                <w:sz w:val="22"/>
+                <w:szCs w:val="22"/>
               </w:rPr>
             </w:pPr>
             <w:r>
               <w:rPr>
                 <w:rFonts w:ascii="Times New Roman" w:hAnsi="Times New Roman"/>
-                <w:szCs w:val="24"/>
-              </w:rPr>
-              <w:t>&lt;&lt;[committee.</w:t>
-            </w:r>
-            <w:r>
-              <w:rPr>
-                <w:rFonts w:ascii="Times New Roman" w:hAnsi="Times New Roman"/>
-                <w:szCs w:val="24"/>
-              </w:rPr>
-              <w:t>federalAssembly</w:t>
-            </w:r>
-            <w:r>
-              <w:rPr>
-                <w:rFonts w:ascii="Times New Roman" w:hAnsi="Times New Roman"/>
-                <w:szCs w:val="24"/>
+                <w:sz w:val="22"/>
+                <w:szCs w:val="22"/>
+              </w:rPr>
+              <w:t>&lt;&lt;[committee.federalAssembly</w:t>
+            </w:r>
+            <w:r>
+              <w:rPr>
+                <w:rFonts w:ascii="Times New Roman" w:hAnsi="Times New Roman"/>
+                <w:sz w:val="22"/>
+                <w:szCs w:val="22"/>
               </w:rPr>
               <w:t>Count</w:t>
             </w:r>
             <w:r>
               <w:rPr>
                 <w:rFonts w:ascii="Times New Roman" w:hAnsi="Times New Roman"/>
-                <w:szCs w:val="24"/>
-              </w:rPr>
-              <w:t>New</w:t>
-            </w:r>
-            <w:r>
-              <w:rPr>
-                <w:rFonts w:ascii="Times New Roman" w:hAnsi="Times New Roman"/>
-                <w:szCs w:val="24"/>
-              </w:rPr>
-              <w:t>]&gt;&gt;</w:t>
-            </w:r>
-            <w:r>
-              <w:rPr>
-                <w:rFonts w:ascii="Times New Roman" w:hAnsi="Times New Roman"/>
-                <w:szCs w:val="24"/>
+                <w:sz w:val="22"/>
+                <w:szCs w:val="22"/>
+              </w:rPr>
+              <w:t>New]&gt;&gt;</w:t>
+            </w:r>
+            <w:r>
+              <w:rPr>
+                <w:rFonts w:ascii="Times New Roman" w:hAnsi="Times New Roman"/>
+                <w:sz w:val="22"/>
+                <w:szCs w:val="22"/>
                 <w:lang w:val="en-US"/>
               </w:rPr>
               <w:t>&lt;&lt;/if&gt;&gt;</w:t>
@@ -1813,57 +2050,48 @@
             <w:pPr>
               <w:rPr>
                 <w:rFonts w:ascii="Times New Roman" w:hAnsi="Times New Roman"/>
-                <w:szCs w:val="24"/>
+                <w:sz w:val="22"/>
+                <w:szCs w:val="22"/>
               </w:rPr>
             </w:pPr>
             <w:r>
               <w:rPr>
                 <w:rFonts w:ascii="Times New Roman" w:hAnsi="Times New Roman"/>
-                <w:szCs w:val="24"/>
-              </w:rPr>
-              <w:t>&lt;&lt;if [</w:t>
-            </w:r>
-            <w:r>
-              <w:rPr>
-                <w:rFonts w:ascii="Times New Roman" w:hAnsi="Times New Roman"/>
-                <w:szCs w:val="24"/>
-              </w:rPr>
-              <w:t>c</w:t>
+                <w:sz w:val="22"/>
+                <w:szCs w:val="22"/>
+              </w:rPr>
+              <w:t>&lt;&lt;if [c</w:t>
             </w:r>
             <w:r>
               <w:rPr>
                 <w:rFonts w:ascii="Times New Roman" w:hAnsi="Times New Roman"/>
                 <w:bCs/>
-                <w:szCs w:val="24"/>
-              </w:rPr>
-              <w:t>ommittee.</w:t>
-            </w:r>
-            <w:r>
-              <w:rPr>
-                <w:rFonts w:ascii="Times New Roman" w:hAnsi="Times New Roman"/>
-                <w:bCs/>
-                <w:szCs w:val="24"/>
-              </w:rPr>
-              <w:t>germanBothDisplay</w:t>
-            </w:r>
-            <w:r>
-              <w:rPr>
-                <w:rFonts w:ascii="Times New Roman" w:hAnsi="Times New Roman"/>
-                <w:szCs w:val="24"/>
+                <w:sz w:val="22"/>
+                <w:szCs w:val="22"/>
+              </w:rPr>
+              <w:t>ommittee.germanBothDisplay</w:t>
+            </w:r>
+            <w:r>
+              <w:rPr>
+                <w:rFonts w:ascii="Times New Roman" w:hAnsi="Times New Roman"/>
+                <w:sz w:val="22"/>
+                <w:szCs w:val="22"/>
               </w:rPr>
               <w:t>]&gt;&gt;</w:t>
             </w:r>
             <w:r>
               <w:rPr>
                 <w:rFonts w:ascii="Times New Roman" w:hAnsi="Times New Roman"/>
-                <w:szCs w:val="24"/>
+                <w:sz w:val="22"/>
+                <w:szCs w:val="22"/>
               </w:rPr>
               <w:t>Vertretung Sprachgemeinschaft</w:t>
             </w:r>
             <w:r>
               <w:rPr>
                 <w:rFonts w:ascii="Times New Roman" w:hAnsi="Times New Roman"/>
-                <w:szCs w:val="24"/>
+                <w:sz w:val="22"/>
+                <w:szCs w:val="22"/>
               </w:rPr>
               <w:t xml:space="preserve"> Deutsch</w:t>
             </w:r>
@@ -1878,43 +2106,33 @@
             <w:pPr>
               <w:rPr>
                 <w:rFonts w:ascii="Times New Roman" w:hAnsi="Times New Roman"/>
-                <w:szCs w:val="24"/>
+                <w:sz w:val="22"/>
+                <w:szCs w:val="22"/>
               </w:rPr>
             </w:pPr>
             <w:r>
               <w:rPr>
                 <w:rFonts w:ascii="Times New Roman" w:hAnsi="Times New Roman"/>
-                <w:szCs w:val="24"/>
-              </w:rPr>
-              <w:t>&lt;&lt;[committee.</w:t>
-            </w:r>
-            <w:r>
-              <w:rPr>
-                <w:rFonts w:ascii="Times New Roman" w:hAnsi="Times New Roman"/>
-                <w:szCs w:val="24"/>
-              </w:rPr>
-              <w:t>german</w:t>
-            </w:r>
-            <w:r>
-              <w:rPr>
-                <w:rFonts w:ascii="Times New Roman" w:hAnsi="Times New Roman"/>
-                <w:szCs w:val="24"/>
+                <w:sz w:val="22"/>
+                <w:szCs w:val="22"/>
+              </w:rPr>
+              <w:t>&lt;&lt;[committee.german</w:t>
+            </w:r>
+            <w:r>
+              <w:rPr>
+                <w:rFonts w:ascii="Times New Roman" w:hAnsi="Times New Roman"/>
+                <w:sz w:val="22"/>
+                <w:szCs w:val="22"/>
               </w:rPr>
               <w:t>Text</w:t>
             </w:r>
             <w:r>
               <w:rPr>
                 <w:rFonts w:ascii="Times New Roman" w:hAnsi="Times New Roman"/>
-                <w:szCs w:val="24"/>
-              </w:rPr>
-              <w:t>Old</w:t>
-            </w:r>
-            <w:r>
-              <w:rPr>
-                <w:rFonts w:ascii="Times New Roman" w:hAnsi="Times New Roman"/>
-                <w:szCs w:val="24"/>
-              </w:rPr>
-              <w:t>]&gt;&gt;</w:t>
+                <w:sz w:val="22"/>
+                <w:szCs w:val="22"/>
+              </w:rPr>
+              <w:t>Old]&gt;&gt;</w:t>
             </w:r>
           </w:p>
         </w:tc>
@@ -1927,41 +2145,39 @@
             <w:pPr>
               <w:rPr>
                 <w:rFonts w:ascii="Times New Roman" w:hAnsi="Times New Roman"/>
-                <w:szCs w:val="24"/>
+                <w:sz w:val="22"/>
+                <w:szCs w:val="22"/>
               </w:rPr>
             </w:pPr>
             <w:r>
               <w:rPr>
                 <w:rFonts w:ascii="Times New Roman" w:hAnsi="Times New Roman"/>
-                <w:szCs w:val="24"/>
+                <w:sz w:val="22"/>
+                <w:szCs w:val="22"/>
               </w:rPr>
               <w:t>&lt;&lt;[committee.</w:t>
             </w:r>
             <w:r>
               <w:rPr>
                 <w:rFonts w:ascii="Times New Roman" w:hAnsi="Times New Roman"/>
-                <w:szCs w:val="24"/>
+                <w:sz w:val="22"/>
+                <w:szCs w:val="22"/>
               </w:rPr>
               <w:t>germanText</w:t>
             </w:r>
             <w:r>
               <w:rPr>
                 <w:rFonts w:ascii="Times New Roman" w:hAnsi="Times New Roman"/>
-                <w:szCs w:val="24"/>
-              </w:rPr>
-              <w:t>New</w:t>
-            </w:r>
-            <w:r>
-              <w:rPr>
-                <w:rFonts w:ascii="Times New Roman" w:hAnsi="Times New Roman"/>
-                <w:szCs w:val="24"/>
-              </w:rPr>
-              <w:t>]&gt;&gt;</w:t>
-            </w:r>
-            <w:r>
-              <w:rPr>
-                <w:rFonts w:ascii="Times New Roman" w:hAnsi="Times New Roman"/>
-                <w:szCs w:val="24"/>
+                <w:sz w:val="22"/>
+                <w:szCs w:val="22"/>
+              </w:rPr>
+              <w:t>New]&gt;&gt;</w:t>
+            </w:r>
+            <w:r>
+              <w:rPr>
+                <w:rFonts w:ascii="Times New Roman" w:hAnsi="Times New Roman"/>
+                <w:sz w:val="22"/>
+                <w:szCs w:val="22"/>
                 <w:lang w:val="en-US"/>
               </w:rPr>
               <w:t xml:space="preserve"> &lt;&lt;/if&gt;&gt;</w:t>
@@ -1981,60 +2197,34 @@
             <w:pPr>
               <w:rPr>
                 <w:rFonts w:ascii="Times New Roman" w:hAnsi="Times New Roman"/>
-                <w:szCs w:val="24"/>
+                <w:sz w:val="22"/>
+                <w:szCs w:val="22"/>
               </w:rPr>
             </w:pPr>
             <w:r>
               <w:rPr>
                 <w:rFonts w:ascii="Times New Roman" w:hAnsi="Times New Roman"/>
-                <w:szCs w:val="24"/>
-              </w:rPr>
-              <w:lastRenderedPageBreak/>
-              <w:t>&lt;&lt;if [</w:t>
-            </w:r>
-            <w:r>
-              <w:rPr>
-                <w:rFonts w:ascii="Times New Roman" w:hAnsi="Times New Roman"/>
-                <w:szCs w:val="24"/>
-              </w:rPr>
-              <w:t>c</w:t>
+                <w:sz w:val="22"/>
+                <w:szCs w:val="22"/>
+              </w:rPr>
+              <w:t>&lt;&lt;if [c</w:t>
             </w:r>
             <w:r>
               <w:rPr>
                 <w:rFonts w:ascii="Times New Roman" w:hAnsi="Times New Roman"/>
                 <w:bCs/>
-                <w:szCs w:val="24"/>
-              </w:rPr>
-              <w:t>ommittee.</w:t>
-            </w:r>
-            <w:r>
-              <w:rPr>
-                <w:rFonts w:ascii="Times New Roman" w:hAnsi="Times New Roman"/>
-                <w:bCs/>
-                <w:szCs w:val="24"/>
-              </w:rPr>
-              <w:t>germanOldDisplay</w:t>
-            </w:r>
-            <w:r>
-              <w:rPr>
-                <w:rFonts w:ascii="Times New Roman" w:hAnsi="Times New Roman"/>
-                <w:szCs w:val="24"/>
-              </w:rPr>
-              <w:t>]&gt;&gt;</w:t>
-            </w:r>
-            <w:r>
-              <w:rPr>
-                <w:rFonts w:ascii="Times New Roman" w:hAnsi="Times New Roman"/>
-                <w:szCs w:val="24"/>
-              </w:rPr>
-              <w:t>Vertretung Sprachgemeinschaft</w:t>
-            </w:r>
-            <w:r>
-              <w:rPr>
-                <w:rFonts w:ascii="Times New Roman" w:hAnsi="Times New Roman"/>
-                <w:szCs w:val="24"/>
-              </w:rPr>
-              <w:t xml:space="preserve"> Deutsch</w:t>
+                <w:sz w:val="22"/>
+                <w:szCs w:val="22"/>
+              </w:rPr>
+              <w:t>ommittee.germanOldDisplay</w:t>
+            </w:r>
+            <w:r>
+              <w:rPr>
+                <w:rFonts w:ascii="Times New Roman" w:hAnsi="Times New Roman"/>
+                <w:sz w:val="22"/>
+                <w:szCs w:val="22"/>
+              </w:rPr>
+              <w:t>]&gt;&gt;Vertretung Sprachgemeinschaft Deutsch</w:t>
             </w:r>
           </w:p>
         </w:tc>
@@ -2047,29 +2237,17 @@
             <w:pPr>
               <w:rPr>
                 <w:rFonts w:ascii="Times New Roman" w:hAnsi="Times New Roman"/>
-                <w:szCs w:val="24"/>
+                <w:sz w:val="22"/>
+                <w:szCs w:val="22"/>
               </w:rPr>
             </w:pPr>
             <w:r>
               <w:rPr>
                 <w:rFonts w:ascii="Times New Roman" w:hAnsi="Times New Roman"/>
-                <w:szCs w:val="24"/>
-              </w:rPr>
-              <w:t>&lt;&lt;[committee.</w:t>
-            </w:r>
-            <w:r>
-              <w:rPr>
-                <w:rFonts w:ascii="Times New Roman" w:hAnsi="Times New Roman"/>
-                <w:szCs w:val="24"/>
-              </w:rPr>
-              <w:t>germanTextOld</w:t>
-            </w:r>
-            <w:r>
-              <w:rPr>
-                <w:rFonts w:ascii="Times New Roman" w:hAnsi="Times New Roman"/>
-                <w:szCs w:val="24"/>
-              </w:rPr>
-              <w:t>]&gt;&gt;</w:t>
+                <w:sz w:val="22"/>
+                <w:szCs w:val="22"/>
+              </w:rPr>
+              <w:t>&lt;&lt;[committee.germanTextOld]&gt;&gt;</w:t>
             </w:r>
           </w:p>
         </w:tc>
@@ -2081,34 +2259,23 @@
             <w:pPr>
               <w:rPr>
                 <w:rFonts w:ascii="Times New Roman" w:hAnsi="Times New Roman"/>
-                <w:szCs w:val="24"/>
+                <w:sz w:val="22"/>
+                <w:szCs w:val="22"/>
               </w:rPr>
             </w:pPr>
             <w:r>
               <w:rPr>
                 <w:rFonts w:ascii="Times New Roman" w:hAnsi="Times New Roman"/>
-                <w:szCs w:val="24"/>
-              </w:rPr>
-              <w:t>&lt;&lt;[committee.</w:t>
-            </w:r>
-            <w:r>
-              <w:rPr>
-                <w:rFonts w:ascii="Times New Roman" w:hAnsi="Times New Roman"/>
-                <w:szCs w:val="24"/>
-              </w:rPr>
-              <w:t>germanTextNew</w:t>
-            </w:r>
-            <w:r>
-              <w:rPr>
-                <w:rFonts w:ascii="Times New Roman" w:hAnsi="Times New Roman"/>
-                <w:szCs w:val="24"/>
-              </w:rPr>
-              <w:t>]&gt;&gt;</w:t>
-            </w:r>
-            <w:r>
-              <w:rPr>
-                <w:rFonts w:ascii="Times New Roman" w:hAnsi="Times New Roman"/>
-                <w:szCs w:val="24"/>
+                <w:sz w:val="22"/>
+                <w:szCs w:val="22"/>
+              </w:rPr>
+              <w:t>&lt;&lt;[committee.germanTextNew]&gt;&gt;</w:t>
+            </w:r>
+            <w:r>
+              <w:rPr>
+                <w:rFonts w:ascii="Times New Roman" w:hAnsi="Times New Roman"/>
+                <w:sz w:val="22"/>
+                <w:szCs w:val="22"/>
                 <w:lang w:val="en-US"/>
               </w:rPr>
               <w:t xml:space="preserve"> &lt;&lt;/if&gt;&gt;</w:t>
@@ -2128,59 +2295,34 @@
             <w:pPr>
               <w:rPr>
                 <w:rFonts w:ascii="Times New Roman" w:hAnsi="Times New Roman"/>
-                <w:szCs w:val="24"/>
+                <w:sz w:val="22"/>
+                <w:szCs w:val="22"/>
               </w:rPr>
             </w:pPr>
             <w:r>
               <w:rPr>
                 <w:rFonts w:ascii="Times New Roman" w:hAnsi="Times New Roman"/>
-                <w:szCs w:val="24"/>
-              </w:rPr>
-              <w:t>&lt;&lt;if [</w:t>
-            </w:r>
-            <w:r>
-              <w:rPr>
-                <w:rFonts w:ascii="Times New Roman" w:hAnsi="Times New Roman"/>
-                <w:szCs w:val="24"/>
-              </w:rPr>
-              <w:t>c</w:t>
+                <w:sz w:val="22"/>
+                <w:szCs w:val="22"/>
+              </w:rPr>
+              <w:t>&lt;&lt;if [c</w:t>
             </w:r>
             <w:r>
               <w:rPr>
                 <w:rFonts w:ascii="Times New Roman" w:hAnsi="Times New Roman"/>
                 <w:bCs/>
-                <w:szCs w:val="24"/>
-              </w:rPr>
-              <w:t>ommittee.</w:t>
-            </w:r>
-            <w:r>
-              <w:rPr>
-                <w:rFonts w:ascii="Times New Roman" w:hAnsi="Times New Roman"/>
-                <w:bCs/>
-                <w:szCs w:val="24"/>
-              </w:rPr>
-              <w:t>germanNewDisplay</w:t>
-            </w:r>
-            <w:r>
-              <w:rPr>
-                <w:rFonts w:ascii="Times New Roman" w:hAnsi="Times New Roman"/>
-                <w:szCs w:val="24"/>
-              </w:rPr>
-              <w:t>]&gt;&gt;</w:t>
-            </w:r>
-            <w:r>
-              <w:rPr>
-                <w:rFonts w:ascii="Times New Roman" w:hAnsi="Times New Roman"/>
-                <w:szCs w:val="24"/>
-              </w:rPr>
-              <w:t>Vertretung Sprachgemeinschaft</w:t>
-            </w:r>
-            <w:r>
-              <w:rPr>
-                <w:rFonts w:ascii="Times New Roman" w:hAnsi="Times New Roman"/>
-                <w:szCs w:val="24"/>
-              </w:rPr>
-              <w:t xml:space="preserve"> Deutsch</w:t>
+                <w:sz w:val="22"/>
+                <w:szCs w:val="22"/>
+              </w:rPr>
+              <w:t>ommittee.germanNewDisplay</w:t>
+            </w:r>
+            <w:r>
+              <w:rPr>
+                <w:rFonts w:ascii="Times New Roman" w:hAnsi="Times New Roman"/>
+                <w:sz w:val="22"/>
+                <w:szCs w:val="22"/>
+              </w:rPr>
+              <w:t>]&gt;&gt;Vertretung Sprachgemeinschaft Deutsch</w:t>
             </w:r>
           </w:p>
         </w:tc>
@@ -2192,29 +2334,17 @@
             <w:pPr>
               <w:rPr>
                 <w:rFonts w:ascii="Times New Roman" w:hAnsi="Times New Roman"/>
-                <w:szCs w:val="24"/>
+                <w:sz w:val="22"/>
+                <w:szCs w:val="22"/>
               </w:rPr>
             </w:pPr>
             <w:r>
               <w:rPr>
                 <w:rFonts w:ascii="Times New Roman" w:hAnsi="Times New Roman"/>
-                <w:szCs w:val="24"/>
-              </w:rPr>
-              <w:t>&lt;&lt;[committee.</w:t>
-            </w:r>
-            <w:r>
-              <w:rPr>
-                <w:rFonts w:ascii="Times New Roman" w:hAnsi="Times New Roman"/>
-                <w:szCs w:val="24"/>
-              </w:rPr>
-              <w:t>germanTextOld</w:t>
-            </w:r>
-            <w:r>
-              <w:rPr>
-                <w:rFonts w:ascii="Times New Roman" w:hAnsi="Times New Roman"/>
-                <w:szCs w:val="24"/>
-              </w:rPr>
-              <w:t>]&gt;&gt;</w:t>
+                <w:sz w:val="22"/>
+                <w:szCs w:val="22"/>
+              </w:rPr>
+              <w:t>&lt;&lt;[committee.germanTextOld]&gt;&gt;</w:t>
             </w:r>
           </w:p>
         </w:tc>
@@ -2227,34 +2357,23 @@
             <w:pPr>
               <w:rPr>
                 <w:rFonts w:ascii="Times New Roman" w:hAnsi="Times New Roman"/>
-                <w:szCs w:val="24"/>
+                <w:sz w:val="22"/>
+                <w:szCs w:val="22"/>
               </w:rPr>
             </w:pPr>
             <w:r>
               <w:rPr>
                 <w:rFonts w:ascii="Times New Roman" w:hAnsi="Times New Roman"/>
-                <w:szCs w:val="24"/>
-              </w:rPr>
-              <w:t>&lt;&lt;[committee.</w:t>
-            </w:r>
-            <w:r>
-              <w:rPr>
-                <w:rFonts w:ascii="Times New Roman" w:hAnsi="Times New Roman"/>
-                <w:szCs w:val="24"/>
-              </w:rPr>
-              <w:t>germanTextNew</w:t>
-            </w:r>
-            <w:r>
-              <w:rPr>
-                <w:rFonts w:ascii="Times New Roman" w:hAnsi="Times New Roman"/>
-                <w:szCs w:val="24"/>
-              </w:rPr>
-              <w:t>]&gt;&gt;</w:t>
-            </w:r>
-            <w:r>
-              <w:rPr>
-                <w:rFonts w:ascii="Times New Roman" w:hAnsi="Times New Roman"/>
-                <w:szCs w:val="24"/>
+                <w:sz w:val="22"/>
+                <w:szCs w:val="22"/>
+              </w:rPr>
+              <w:t>&lt;&lt;[committee.germanTextNew]&gt;&gt;</w:t>
+            </w:r>
+            <w:r>
+              <w:rPr>
+                <w:rFonts w:ascii="Times New Roman" w:hAnsi="Times New Roman"/>
+                <w:sz w:val="22"/>
+                <w:szCs w:val="22"/>
                 <w:lang w:val="en-US"/>
               </w:rPr>
               <w:t xml:space="preserve"> &lt;&lt;/if&gt;&gt;</w:t>
@@ -2274,64 +2393,41 @@
             <w:pPr>
               <w:rPr>
                 <w:rFonts w:ascii="Times New Roman" w:hAnsi="Times New Roman"/>
-                <w:szCs w:val="24"/>
+                <w:sz w:val="22"/>
+                <w:szCs w:val="22"/>
               </w:rPr>
             </w:pPr>
             <w:r>
               <w:rPr>
                 <w:rFonts w:ascii="Times New Roman" w:hAnsi="Times New Roman"/>
-                <w:szCs w:val="24"/>
-              </w:rPr>
-              <w:t>&lt;&lt;if [</w:t>
-            </w:r>
-            <w:r>
-              <w:rPr>
-                <w:rFonts w:ascii="Times New Roman" w:hAnsi="Times New Roman"/>
-                <w:szCs w:val="24"/>
-              </w:rPr>
-              <w:t>c</w:t>
+                <w:sz w:val="22"/>
+                <w:szCs w:val="22"/>
+              </w:rPr>
+              <w:lastRenderedPageBreak/>
+              <w:t>&lt;&lt;if [c</w:t>
             </w:r>
             <w:r>
               <w:rPr>
                 <w:rFonts w:ascii="Times New Roman" w:hAnsi="Times New Roman"/>
                 <w:bCs/>
-                <w:szCs w:val="24"/>
-              </w:rPr>
-              <w:t>ommittee.</w:t>
-            </w:r>
-            <w:r>
-              <w:rPr>
-                <w:rFonts w:ascii="Times New Roman" w:hAnsi="Times New Roman"/>
-                <w:bCs/>
-                <w:szCs w:val="24"/>
-              </w:rPr>
-              <w:t>frenchBothDisplay</w:t>
-            </w:r>
-            <w:r>
-              <w:rPr>
-                <w:rFonts w:ascii="Times New Roman" w:hAnsi="Times New Roman"/>
-                <w:szCs w:val="24"/>
-              </w:rPr>
-              <w:t>]&gt;&gt;</w:t>
-            </w:r>
-            <w:r>
-              <w:rPr>
-                <w:rFonts w:ascii="Times New Roman" w:hAnsi="Times New Roman"/>
-                <w:szCs w:val="24"/>
-              </w:rPr>
-              <w:t>Vertretung Sprachgemeinschaft</w:t>
-            </w:r>
-            <w:r>
-              <w:rPr>
-                <w:rFonts w:ascii="Times New Roman" w:hAnsi="Times New Roman"/>
-                <w:szCs w:val="24"/>
-              </w:rPr>
-              <w:t xml:space="preserve"> </w:t>
-            </w:r>
-            <w:r>
-              <w:rPr>
-                <w:rFonts w:ascii="Times New Roman" w:hAnsi="Times New Roman"/>
-                <w:szCs w:val="24"/>
+                <w:sz w:val="22"/>
+                <w:szCs w:val="22"/>
+              </w:rPr>
+              <w:t>ommittee.frenchBothDisplay</w:t>
+            </w:r>
+            <w:r>
+              <w:rPr>
+                <w:rFonts w:ascii="Times New Roman" w:hAnsi="Times New Roman"/>
+                <w:sz w:val="22"/>
+                <w:szCs w:val="22"/>
+              </w:rPr>
+              <w:t xml:space="preserve">]&gt;&gt;Vertretung Sprachgemeinschaft </w:t>
+            </w:r>
+            <w:r>
+              <w:rPr>
+                <w:rFonts w:ascii="Times New Roman" w:hAnsi="Times New Roman"/>
+                <w:sz w:val="22"/>
+                <w:szCs w:val="22"/>
               </w:rPr>
               <w:t>Französisch</w:t>
             </w:r>
@@ -2346,13 +2442,15 @@
             <w:pPr>
               <w:rPr>
                 <w:rFonts w:ascii="Times New Roman" w:hAnsi="Times New Roman"/>
-                <w:szCs w:val="24"/>
+                <w:sz w:val="22"/>
+                <w:szCs w:val="22"/>
               </w:rPr>
             </w:pPr>
             <w:r>
               <w:rPr>
                 <w:rFonts w:ascii="Times New Roman" w:hAnsi="Times New Roman"/>
-                <w:szCs w:val="24"/>
+                <w:sz w:val="22"/>
+                <w:szCs w:val="22"/>
               </w:rPr>
               <w:t>&lt;&lt;[committee.</w:t>
             </w:r>
@@ -2360,23 +2458,18 @@
               <w:rPr>
                 <w:rFonts w:ascii="Times New Roman" w:hAnsi="Times New Roman"/>
                 <w:bCs/>
-                <w:szCs w:val="24"/>
+                <w:sz w:val="22"/>
+                <w:szCs w:val="22"/>
               </w:rPr>
               <w:t>french</w:t>
             </w:r>
             <w:r>
               <w:rPr>
                 <w:rFonts w:ascii="Times New Roman" w:hAnsi="Times New Roman"/>
-                <w:szCs w:val="24"/>
-              </w:rPr>
-              <w:t>TextOld</w:t>
-            </w:r>
-            <w:r>
-              <w:rPr>
-                <w:rFonts w:ascii="Times New Roman" w:hAnsi="Times New Roman"/>
-                <w:szCs w:val="24"/>
-              </w:rPr>
-              <w:t>]&gt;&gt;</w:t>
+                <w:sz w:val="22"/>
+                <w:szCs w:val="22"/>
+              </w:rPr>
+              <w:t>TextOld]&gt;&gt;</w:t>
             </w:r>
           </w:p>
         </w:tc>
@@ -2389,34 +2482,23 @@
             <w:pPr>
               <w:rPr>
                 <w:rFonts w:ascii="Times New Roman" w:hAnsi="Times New Roman"/>
-                <w:szCs w:val="24"/>
+                <w:sz w:val="22"/>
+                <w:szCs w:val="22"/>
               </w:rPr>
             </w:pPr>
             <w:r>
               <w:rPr>
                 <w:rFonts w:ascii="Times New Roman" w:hAnsi="Times New Roman"/>
-                <w:szCs w:val="24"/>
-              </w:rPr>
-              <w:t>&lt;&lt;[committee.</w:t>
-            </w:r>
-            <w:r>
-              <w:rPr>
-                <w:rFonts w:ascii="Times New Roman" w:hAnsi="Times New Roman"/>
-                <w:szCs w:val="24"/>
-              </w:rPr>
-              <w:t>frenchTextNew</w:t>
-            </w:r>
-            <w:r>
-              <w:rPr>
-                <w:rFonts w:ascii="Times New Roman" w:hAnsi="Times New Roman"/>
-                <w:szCs w:val="24"/>
-              </w:rPr>
-              <w:t>]&gt;&gt;</w:t>
-            </w:r>
-            <w:r>
-              <w:rPr>
-                <w:rFonts w:ascii="Times New Roman" w:hAnsi="Times New Roman"/>
-                <w:szCs w:val="24"/>
+                <w:sz w:val="22"/>
+                <w:szCs w:val="22"/>
+              </w:rPr>
+              <w:t>&lt;&lt;[committee.frenchTextNew]&gt;&gt;</w:t>
+            </w:r>
+            <w:r>
+              <w:rPr>
+                <w:rFonts w:ascii="Times New Roman" w:hAnsi="Times New Roman"/>
+                <w:sz w:val="22"/>
+                <w:szCs w:val="22"/>
                 <w:lang w:val="en-US"/>
               </w:rPr>
               <w:t xml:space="preserve"> &lt;&lt;/if&gt;&gt;</w:t>
@@ -2436,59 +2518,34 @@
             <w:pPr>
               <w:rPr>
                 <w:rFonts w:ascii="Times New Roman" w:hAnsi="Times New Roman"/>
-                <w:szCs w:val="24"/>
+                <w:sz w:val="22"/>
+                <w:szCs w:val="22"/>
               </w:rPr>
             </w:pPr>
             <w:r>
               <w:rPr>
                 <w:rFonts w:ascii="Times New Roman" w:hAnsi="Times New Roman"/>
-                <w:szCs w:val="24"/>
-              </w:rPr>
-              <w:t>&lt;&lt;if [</w:t>
-            </w:r>
-            <w:r>
-              <w:rPr>
-                <w:rFonts w:ascii="Times New Roman" w:hAnsi="Times New Roman"/>
-                <w:szCs w:val="24"/>
-              </w:rPr>
-              <w:t>c</w:t>
+                <w:sz w:val="22"/>
+                <w:szCs w:val="22"/>
+              </w:rPr>
+              <w:t>&lt;&lt;if [c</w:t>
             </w:r>
             <w:r>
               <w:rPr>
                 <w:rFonts w:ascii="Times New Roman" w:hAnsi="Times New Roman"/>
                 <w:bCs/>
-                <w:szCs w:val="24"/>
-              </w:rPr>
-              <w:t>ommittee.</w:t>
-            </w:r>
-            <w:r>
-              <w:rPr>
-                <w:rFonts w:ascii="Times New Roman" w:hAnsi="Times New Roman"/>
-                <w:bCs/>
-                <w:szCs w:val="24"/>
-              </w:rPr>
-              <w:t>frenchOldDisplay</w:t>
-            </w:r>
-            <w:r>
-              <w:rPr>
-                <w:rFonts w:ascii="Times New Roman" w:hAnsi="Times New Roman"/>
-                <w:szCs w:val="24"/>
-              </w:rPr>
-              <w:t>]&gt;&gt;</w:t>
-            </w:r>
-            <w:r>
-              <w:rPr>
-                <w:rFonts w:ascii="Times New Roman" w:hAnsi="Times New Roman"/>
-                <w:szCs w:val="24"/>
-              </w:rPr>
-              <w:t>Vertretung Sprachgemeinschaft</w:t>
-            </w:r>
-            <w:r>
-              <w:rPr>
-                <w:rFonts w:ascii="Times New Roman" w:hAnsi="Times New Roman"/>
-                <w:szCs w:val="24"/>
-              </w:rPr>
-              <w:t xml:space="preserve"> Französisch</w:t>
+                <w:sz w:val="22"/>
+                <w:szCs w:val="22"/>
+              </w:rPr>
+              <w:t>ommittee.frenchOldDisplay</w:t>
+            </w:r>
+            <w:r>
+              <w:rPr>
+                <w:rFonts w:ascii="Times New Roman" w:hAnsi="Times New Roman"/>
+                <w:sz w:val="22"/>
+                <w:szCs w:val="22"/>
+              </w:rPr>
+              <w:t>]&gt;&gt;Vertretung Sprachgemeinschaft Französisch</w:t>
             </w:r>
           </w:p>
         </w:tc>
@@ -2501,29 +2558,17 @@
             <w:pPr>
               <w:rPr>
                 <w:rFonts w:ascii="Times New Roman" w:hAnsi="Times New Roman"/>
-                <w:szCs w:val="24"/>
+                <w:sz w:val="22"/>
+                <w:szCs w:val="22"/>
               </w:rPr>
             </w:pPr>
             <w:r>
               <w:rPr>
                 <w:rFonts w:ascii="Times New Roman" w:hAnsi="Times New Roman"/>
-                <w:szCs w:val="24"/>
-              </w:rPr>
-              <w:t>&lt;&lt;[committee.</w:t>
-            </w:r>
-            <w:r>
-              <w:rPr>
-                <w:rFonts w:ascii="Times New Roman" w:hAnsi="Times New Roman"/>
-                <w:szCs w:val="24"/>
-              </w:rPr>
-              <w:t>frenchTextOld</w:t>
-            </w:r>
-            <w:r>
-              <w:rPr>
-                <w:rFonts w:ascii="Times New Roman" w:hAnsi="Times New Roman"/>
-                <w:szCs w:val="24"/>
-              </w:rPr>
-              <w:t>]&gt;&gt;</w:t>
+                <w:sz w:val="22"/>
+                <w:szCs w:val="22"/>
+              </w:rPr>
+              <w:t>&lt;&lt;[committee.frenchTextOld]&gt;&gt;</w:t>
             </w:r>
           </w:p>
         </w:tc>
@@ -2535,34 +2580,23 @@
             <w:pPr>
               <w:rPr>
                 <w:rFonts w:ascii="Times New Roman" w:hAnsi="Times New Roman"/>
-                <w:szCs w:val="24"/>
+                <w:sz w:val="22"/>
+                <w:szCs w:val="22"/>
               </w:rPr>
             </w:pPr>
             <w:r>
               <w:rPr>
                 <w:rFonts w:ascii="Times New Roman" w:hAnsi="Times New Roman"/>
-                <w:szCs w:val="24"/>
-              </w:rPr>
-              <w:t>&lt;&lt;[committee.</w:t>
-            </w:r>
-            <w:r>
-              <w:rPr>
-                <w:rFonts w:ascii="Times New Roman" w:hAnsi="Times New Roman"/>
-                <w:szCs w:val="24"/>
-              </w:rPr>
-              <w:t>frenchTextNew</w:t>
-            </w:r>
-            <w:r>
-              <w:rPr>
-                <w:rFonts w:ascii="Times New Roman" w:hAnsi="Times New Roman"/>
-                <w:szCs w:val="24"/>
-              </w:rPr>
-              <w:t>]&gt;&gt;</w:t>
-            </w:r>
-            <w:r>
-              <w:rPr>
-                <w:rFonts w:ascii="Times New Roman" w:hAnsi="Times New Roman"/>
-                <w:szCs w:val="24"/>
+                <w:sz w:val="22"/>
+                <w:szCs w:val="22"/>
+              </w:rPr>
+              <w:t>&lt;&lt;[committee.frenchTextNew]&gt;&gt;</w:t>
+            </w:r>
+            <w:r>
+              <w:rPr>
+                <w:rFonts w:ascii="Times New Roman" w:hAnsi="Times New Roman"/>
+                <w:sz w:val="22"/>
+                <w:szCs w:val="22"/>
                 <w:lang w:val="en-US"/>
               </w:rPr>
               <w:t xml:space="preserve"> &lt;&lt;/if&gt;&gt;</w:t>
@@ -2582,64 +2616,40 @@
             <w:pPr>
               <w:rPr>
                 <w:rFonts w:ascii="Times New Roman" w:hAnsi="Times New Roman"/>
-                <w:szCs w:val="24"/>
+                <w:sz w:val="22"/>
+                <w:szCs w:val="22"/>
               </w:rPr>
             </w:pPr>
             <w:r>
               <w:rPr>
                 <w:rFonts w:ascii="Times New Roman" w:hAnsi="Times New Roman"/>
-                <w:szCs w:val="24"/>
-              </w:rPr>
-              <w:t>&lt;&lt;if [</w:t>
-            </w:r>
-            <w:r>
-              <w:rPr>
-                <w:rFonts w:ascii="Times New Roman" w:hAnsi="Times New Roman"/>
-                <w:szCs w:val="24"/>
-              </w:rPr>
-              <w:t>c</w:t>
+                <w:sz w:val="22"/>
+                <w:szCs w:val="22"/>
+              </w:rPr>
+              <w:t>&lt;&lt;if [c</w:t>
             </w:r>
             <w:r>
               <w:rPr>
                 <w:rFonts w:ascii="Times New Roman" w:hAnsi="Times New Roman"/>
                 <w:bCs/>
-                <w:szCs w:val="24"/>
-              </w:rPr>
-              <w:t>ommittee.</w:t>
-            </w:r>
-            <w:r>
-              <w:rPr>
-                <w:rFonts w:ascii="Times New Roman" w:hAnsi="Times New Roman"/>
-                <w:bCs/>
-                <w:szCs w:val="24"/>
-              </w:rPr>
-              <w:t>frenchNewDisplay</w:t>
-            </w:r>
-            <w:r>
-              <w:rPr>
-                <w:rFonts w:ascii="Times New Roman" w:hAnsi="Times New Roman"/>
-                <w:szCs w:val="24"/>
-              </w:rPr>
-              <w:t>]&gt;&gt;</w:t>
-            </w:r>
-            <w:r>
-              <w:rPr>
-                <w:rFonts w:ascii="Times New Roman" w:hAnsi="Times New Roman"/>
-                <w:szCs w:val="24"/>
-              </w:rPr>
-              <w:t>Vertretung Sprachgemeinschaft</w:t>
-            </w:r>
-            <w:r>
-              <w:rPr>
-                <w:rFonts w:ascii="Times New Roman" w:hAnsi="Times New Roman"/>
-                <w:szCs w:val="24"/>
-              </w:rPr>
-              <w:t xml:space="preserve"> </w:t>
-            </w:r>
-            <w:r>
-              <w:rPr>
-                <w:rFonts w:ascii="Times New Roman" w:hAnsi="Times New Roman"/>
-                <w:szCs w:val="24"/>
+                <w:sz w:val="22"/>
+                <w:szCs w:val="22"/>
+              </w:rPr>
+              <w:t>ommittee.frenchNewDisplay</w:t>
+            </w:r>
+            <w:r>
+              <w:rPr>
+                <w:rFonts w:ascii="Times New Roman" w:hAnsi="Times New Roman"/>
+                <w:sz w:val="22"/>
+                <w:szCs w:val="22"/>
+              </w:rPr>
+              <w:t xml:space="preserve">]&gt;&gt;Vertretung Sprachgemeinschaft </w:t>
+            </w:r>
+            <w:r>
+              <w:rPr>
+                <w:rFonts w:ascii="Times New Roman" w:hAnsi="Times New Roman"/>
+                <w:sz w:val="22"/>
+                <w:szCs w:val="22"/>
               </w:rPr>
               <w:t>Französisch</w:t>
             </w:r>
@@ -2653,29 +2663,17 @@
             <w:pPr>
               <w:rPr>
                 <w:rFonts w:ascii="Times New Roman" w:hAnsi="Times New Roman"/>
-                <w:szCs w:val="24"/>
+                <w:sz w:val="22"/>
+                <w:szCs w:val="22"/>
               </w:rPr>
             </w:pPr>
             <w:r>
               <w:rPr>
                 <w:rFonts w:ascii="Times New Roman" w:hAnsi="Times New Roman"/>
-                <w:szCs w:val="24"/>
-              </w:rPr>
-              <w:t>&lt;&lt;[committee.</w:t>
-            </w:r>
-            <w:r>
-              <w:rPr>
-                <w:rFonts w:ascii="Times New Roman" w:hAnsi="Times New Roman"/>
-                <w:szCs w:val="24"/>
-              </w:rPr>
-              <w:t>frenchTextOld</w:t>
-            </w:r>
-            <w:r>
-              <w:rPr>
-                <w:rFonts w:ascii="Times New Roman" w:hAnsi="Times New Roman"/>
-                <w:szCs w:val="24"/>
-              </w:rPr>
-              <w:t>]&gt;&gt;</w:t>
+                <w:sz w:val="22"/>
+                <w:szCs w:val="22"/>
+              </w:rPr>
+              <w:t>&lt;&lt;[committee.frenchTextOld]&gt;&gt;</w:t>
             </w:r>
           </w:p>
         </w:tc>
@@ -2688,34 +2686,23 @@
             <w:pPr>
               <w:rPr>
                 <w:rFonts w:ascii="Times New Roman" w:hAnsi="Times New Roman"/>
-                <w:szCs w:val="24"/>
+                <w:sz w:val="22"/>
+                <w:szCs w:val="22"/>
               </w:rPr>
             </w:pPr>
             <w:r>
               <w:rPr>
                 <w:rFonts w:ascii="Times New Roman" w:hAnsi="Times New Roman"/>
-                <w:szCs w:val="24"/>
-              </w:rPr>
-              <w:t>&lt;&lt;[committee.</w:t>
-            </w:r>
-            <w:r>
-              <w:rPr>
-                <w:rFonts w:ascii="Times New Roman" w:hAnsi="Times New Roman"/>
-                <w:szCs w:val="24"/>
-              </w:rPr>
-              <w:t>frenchTextNew</w:t>
-            </w:r>
-            <w:r>
-              <w:rPr>
-                <w:rFonts w:ascii="Times New Roman" w:hAnsi="Times New Roman"/>
-                <w:szCs w:val="24"/>
-              </w:rPr>
-              <w:t>]&gt;&gt;</w:t>
-            </w:r>
-            <w:r>
-              <w:rPr>
-                <w:rFonts w:ascii="Times New Roman" w:hAnsi="Times New Roman"/>
-                <w:szCs w:val="24"/>
+                <w:sz w:val="22"/>
+                <w:szCs w:val="22"/>
+              </w:rPr>
+              <w:t>&lt;&lt;[committee.frenchTextNew]&gt;&gt;</w:t>
+            </w:r>
+            <w:r>
+              <w:rPr>
+                <w:rFonts w:ascii="Times New Roman" w:hAnsi="Times New Roman"/>
+                <w:sz w:val="22"/>
+                <w:szCs w:val="22"/>
                 <w:lang w:val="en-US"/>
               </w:rPr>
               <w:t xml:space="preserve"> &lt;&lt;/if&gt;&gt;</w:t>
@@ -2735,64 +2722,40 @@
             <w:pPr>
               <w:rPr>
                 <w:rFonts w:ascii="Times New Roman" w:hAnsi="Times New Roman"/>
-                <w:szCs w:val="24"/>
+                <w:sz w:val="22"/>
+                <w:szCs w:val="22"/>
               </w:rPr>
             </w:pPr>
             <w:r>
               <w:rPr>
                 <w:rFonts w:ascii="Times New Roman" w:hAnsi="Times New Roman"/>
-                <w:szCs w:val="24"/>
-              </w:rPr>
-              <w:t>&lt;&lt;if [</w:t>
-            </w:r>
-            <w:r>
-              <w:rPr>
-                <w:rFonts w:ascii="Times New Roman" w:hAnsi="Times New Roman"/>
-                <w:szCs w:val="24"/>
-              </w:rPr>
-              <w:t>c</w:t>
+                <w:sz w:val="22"/>
+                <w:szCs w:val="22"/>
+              </w:rPr>
+              <w:t>&lt;&lt;if [c</w:t>
             </w:r>
             <w:r>
               <w:rPr>
                 <w:rFonts w:ascii="Times New Roman" w:hAnsi="Times New Roman"/>
                 <w:bCs/>
-                <w:szCs w:val="24"/>
-              </w:rPr>
-              <w:t>ommittee.</w:t>
-            </w:r>
-            <w:r>
-              <w:rPr>
-                <w:rFonts w:ascii="Times New Roman" w:hAnsi="Times New Roman"/>
-                <w:bCs/>
-                <w:szCs w:val="24"/>
-              </w:rPr>
-              <w:t>italianBothDisplay</w:t>
-            </w:r>
-            <w:r>
-              <w:rPr>
-                <w:rFonts w:ascii="Times New Roman" w:hAnsi="Times New Roman"/>
-                <w:szCs w:val="24"/>
-              </w:rPr>
-              <w:t>]&gt;&gt;</w:t>
-            </w:r>
-            <w:r>
-              <w:rPr>
-                <w:rFonts w:ascii="Times New Roman" w:hAnsi="Times New Roman"/>
-                <w:szCs w:val="24"/>
-              </w:rPr>
-              <w:t>Vertretung Sprachgemeinschaft</w:t>
-            </w:r>
-            <w:r>
-              <w:rPr>
-                <w:rFonts w:ascii="Times New Roman" w:hAnsi="Times New Roman"/>
-                <w:szCs w:val="24"/>
-              </w:rPr>
-              <w:t xml:space="preserve"> </w:t>
-            </w:r>
-            <w:r>
-              <w:rPr>
-                <w:rFonts w:ascii="Times New Roman" w:hAnsi="Times New Roman"/>
-                <w:szCs w:val="24"/>
+                <w:sz w:val="22"/>
+                <w:szCs w:val="22"/>
+              </w:rPr>
+              <w:t>ommittee.italianBothDisplay</w:t>
+            </w:r>
+            <w:r>
+              <w:rPr>
+                <w:rFonts w:ascii="Times New Roman" w:hAnsi="Times New Roman"/>
+                <w:sz w:val="22"/>
+                <w:szCs w:val="22"/>
+              </w:rPr>
+              <w:t xml:space="preserve">]&gt;&gt;Vertretung Sprachgemeinschaft </w:t>
+            </w:r>
+            <w:r>
+              <w:rPr>
+                <w:rFonts w:ascii="Times New Roman" w:hAnsi="Times New Roman"/>
+                <w:sz w:val="22"/>
+                <w:szCs w:val="22"/>
               </w:rPr>
               <w:t>Italienisch</w:t>
             </w:r>
@@ -2807,13 +2770,15 @@
             <w:pPr>
               <w:rPr>
                 <w:rFonts w:ascii="Times New Roman" w:hAnsi="Times New Roman"/>
-                <w:szCs w:val="24"/>
+                <w:sz w:val="22"/>
+                <w:szCs w:val="22"/>
               </w:rPr>
             </w:pPr>
             <w:r>
               <w:rPr>
                 <w:rFonts w:ascii="Times New Roman" w:hAnsi="Times New Roman"/>
-                <w:szCs w:val="24"/>
+                <w:sz w:val="22"/>
+                <w:szCs w:val="22"/>
               </w:rPr>
               <w:t>&lt;&lt;[committee.</w:t>
             </w:r>
@@ -2821,23 +2786,18 @@
               <w:rPr>
                 <w:rFonts w:ascii="Times New Roman" w:hAnsi="Times New Roman"/>
                 <w:bCs/>
-                <w:szCs w:val="24"/>
+                <w:sz w:val="22"/>
+                <w:szCs w:val="22"/>
               </w:rPr>
               <w:t>italian</w:t>
             </w:r>
             <w:r>
               <w:rPr>
                 <w:rFonts w:ascii="Times New Roman" w:hAnsi="Times New Roman"/>
-                <w:szCs w:val="24"/>
-              </w:rPr>
-              <w:t>TextOld</w:t>
-            </w:r>
-            <w:r>
-              <w:rPr>
-                <w:rFonts w:ascii="Times New Roman" w:hAnsi="Times New Roman"/>
-                <w:szCs w:val="24"/>
-              </w:rPr>
-              <w:t>]&gt;&gt;</w:t>
+                <w:sz w:val="22"/>
+                <w:szCs w:val="22"/>
+              </w:rPr>
+              <w:t>TextOld]&gt;&gt;</w:t>
             </w:r>
           </w:p>
         </w:tc>
@@ -2850,13 +2810,15 @@
             <w:pPr>
               <w:rPr>
                 <w:rFonts w:ascii="Times New Roman" w:hAnsi="Times New Roman"/>
-                <w:szCs w:val="24"/>
+                <w:sz w:val="22"/>
+                <w:szCs w:val="22"/>
               </w:rPr>
             </w:pPr>
             <w:r>
               <w:rPr>
                 <w:rFonts w:ascii="Times New Roman" w:hAnsi="Times New Roman"/>
-                <w:szCs w:val="24"/>
+                <w:sz w:val="22"/>
+                <w:szCs w:val="22"/>
               </w:rPr>
               <w:t>&lt;&lt;[committee.</w:t>
             </w:r>
@@ -2864,28 +2826,24 @@
               <w:rPr>
                 <w:rFonts w:ascii="Times New Roman" w:hAnsi="Times New Roman"/>
                 <w:bCs/>
-                <w:szCs w:val="24"/>
+                <w:sz w:val="22"/>
+                <w:szCs w:val="22"/>
               </w:rPr>
               <w:t>italian</w:t>
             </w:r>
             <w:r>
               <w:rPr>
                 <w:rFonts w:ascii="Times New Roman" w:hAnsi="Times New Roman"/>
-                <w:szCs w:val="24"/>
-              </w:rPr>
-              <w:t>TextNew</w:t>
-            </w:r>
-            <w:r>
-              <w:rPr>
-                <w:rFonts w:ascii="Times New Roman" w:hAnsi="Times New Roman"/>
-                <w:szCs w:val="24"/>
-              </w:rPr>
-              <w:t>]&gt;&gt;</w:t>
-            </w:r>
-            <w:r>
-              <w:rPr>
-                <w:rFonts w:ascii="Times New Roman" w:hAnsi="Times New Roman"/>
-                <w:szCs w:val="24"/>
+                <w:sz w:val="22"/>
+                <w:szCs w:val="22"/>
+              </w:rPr>
+              <w:t>TextNew]&gt;&gt;</w:t>
+            </w:r>
+            <w:r>
+              <w:rPr>
+                <w:rFonts w:ascii="Times New Roman" w:hAnsi="Times New Roman"/>
+                <w:sz w:val="22"/>
+                <w:szCs w:val="22"/>
                 <w:lang w:val="en-US"/>
               </w:rPr>
               <w:t xml:space="preserve"> &lt;&lt;/if&gt;&gt;</w:t>
@@ -2905,64 +2863,40 @@
             <w:pPr>
               <w:rPr>
                 <w:rFonts w:ascii="Times New Roman" w:hAnsi="Times New Roman"/>
-                <w:szCs w:val="24"/>
+                <w:sz w:val="22"/>
+                <w:szCs w:val="22"/>
               </w:rPr>
             </w:pPr>
             <w:r>
               <w:rPr>
                 <w:rFonts w:ascii="Times New Roman" w:hAnsi="Times New Roman"/>
-                <w:szCs w:val="24"/>
-              </w:rPr>
-              <w:t>&lt;&lt;if [</w:t>
-            </w:r>
-            <w:r>
-              <w:rPr>
-                <w:rFonts w:ascii="Times New Roman" w:hAnsi="Times New Roman"/>
-                <w:szCs w:val="24"/>
-              </w:rPr>
-              <w:t>c</w:t>
+                <w:sz w:val="22"/>
+                <w:szCs w:val="22"/>
+              </w:rPr>
+              <w:t>&lt;&lt;if [c</w:t>
             </w:r>
             <w:r>
               <w:rPr>
                 <w:rFonts w:ascii="Times New Roman" w:hAnsi="Times New Roman"/>
                 <w:bCs/>
-                <w:szCs w:val="24"/>
-              </w:rPr>
-              <w:t>ommittee.</w:t>
-            </w:r>
-            <w:r>
-              <w:rPr>
-                <w:rFonts w:ascii="Times New Roman" w:hAnsi="Times New Roman"/>
-                <w:bCs/>
-                <w:szCs w:val="24"/>
-              </w:rPr>
-              <w:t>italianOldDisplay</w:t>
-            </w:r>
-            <w:r>
-              <w:rPr>
-                <w:rFonts w:ascii="Times New Roman" w:hAnsi="Times New Roman"/>
-                <w:szCs w:val="24"/>
-              </w:rPr>
-              <w:t>]&gt;&gt;</w:t>
-            </w:r>
-            <w:r>
-              <w:rPr>
-                <w:rFonts w:ascii="Times New Roman" w:hAnsi="Times New Roman"/>
-                <w:szCs w:val="24"/>
-              </w:rPr>
-              <w:t>Vertretung Sprachgemeinschaft</w:t>
-            </w:r>
-            <w:r>
-              <w:rPr>
-                <w:rFonts w:ascii="Times New Roman" w:hAnsi="Times New Roman"/>
-                <w:szCs w:val="24"/>
-              </w:rPr>
-              <w:t xml:space="preserve"> </w:t>
-            </w:r>
-            <w:r>
-              <w:rPr>
-                <w:rFonts w:ascii="Times New Roman" w:hAnsi="Times New Roman"/>
-                <w:szCs w:val="24"/>
+                <w:sz w:val="22"/>
+                <w:szCs w:val="22"/>
+              </w:rPr>
+              <w:t>ommittee.italianOldDisplay</w:t>
+            </w:r>
+            <w:r>
+              <w:rPr>
+                <w:rFonts w:ascii="Times New Roman" w:hAnsi="Times New Roman"/>
+                <w:sz w:val="22"/>
+                <w:szCs w:val="22"/>
+              </w:rPr>
+              <w:t xml:space="preserve">]&gt;&gt;Vertretung Sprachgemeinschaft </w:t>
+            </w:r>
+            <w:r>
+              <w:rPr>
+                <w:rFonts w:ascii="Times New Roman" w:hAnsi="Times New Roman"/>
+                <w:sz w:val="22"/>
+                <w:szCs w:val="22"/>
               </w:rPr>
               <w:t>Italienisch</w:t>
             </w:r>
@@ -2977,29 +2911,17 @@
             <w:pPr>
               <w:rPr>
                 <w:rFonts w:ascii="Times New Roman" w:hAnsi="Times New Roman"/>
-                <w:szCs w:val="24"/>
+                <w:sz w:val="22"/>
+                <w:szCs w:val="22"/>
               </w:rPr>
             </w:pPr>
             <w:r>
               <w:rPr>
                 <w:rFonts w:ascii="Times New Roman" w:hAnsi="Times New Roman"/>
-                <w:szCs w:val="24"/>
-              </w:rPr>
-              <w:t>&lt;&lt;[committee.</w:t>
-            </w:r>
-            <w:r>
-              <w:rPr>
-                <w:rFonts w:ascii="Times New Roman" w:hAnsi="Times New Roman"/>
-                <w:szCs w:val="24"/>
-              </w:rPr>
-              <w:t>italianTextOld</w:t>
-            </w:r>
-            <w:r>
-              <w:rPr>
-                <w:rFonts w:ascii="Times New Roman" w:hAnsi="Times New Roman"/>
-                <w:szCs w:val="24"/>
-              </w:rPr>
-              <w:t>]&gt;&gt;</w:t>
+                <w:sz w:val="22"/>
+                <w:szCs w:val="22"/>
+              </w:rPr>
+              <w:t>&lt;&lt;[committee.italianTextOld]&gt;&gt;</w:t>
             </w:r>
           </w:p>
         </w:tc>
@@ -3011,34 +2933,23 @@
             <w:pPr>
               <w:rPr>
                 <w:rFonts w:ascii="Times New Roman" w:hAnsi="Times New Roman"/>
-                <w:szCs w:val="24"/>
+                <w:sz w:val="22"/>
+                <w:szCs w:val="22"/>
               </w:rPr>
             </w:pPr>
             <w:r>
               <w:rPr>
                 <w:rFonts w:ascii="Times New Roman" w:hAnsi="Times New Roman"/>
-                <w:szCs w:val="24"/>
-              </w:rPr>
-              <w:t>&lt;&lt;[committee.</w:t>
-            </w:r>
-            <w:r>
-              <w:rPr>
-                <w:rFonts w:ascii="Times New Roman" w:hAnsi="Times New Roman"/>
-                <w:szCs w:val="24"/>
-              </w:rPr>
-              <w:t>italianTextNew</w:t>
-            </w:r>
-            <w:r>
-              <w:rPr>
-                <w:rFonts w:ascii="Times New Roman" w:hAnsi="Times New Roman"/>
-                <w:szCs w:val="24"/>
-              </w:rPr>
-              <w:t>]&gt;&gt;</w:t>
-            </w:r>
-            <w:r>
-              <w:rPr>
-                <w:rFonts w:ascii="Times New Roman" w:hAnsi="Times New Roman"/>
-                <w:szCs w:val="24"/>
+                <w:sz w:val="22"/>
+                <w:szCs w:val="22"/>
+              </w:rPr>
+              <w:t>&lt;&lt;[committee.italianTextNew]&gt;&gt;</w:t>
+            </w:r>
+            <w:r>
+              <w:rPr>
+                <w:rFonts w:ascii="Times New Roman" w:hAnsi="Times New Roman"/>
+                <w:sz w:val="22"/>
+                <w:szCs w:val="22"/>
                 <w:lang w:val="en-US"/>
               </w:rPr>
               <w:t xml:space="preserve"> &lt;&lt;/if&gt;&gt;</w:t>
@@ -3058,64 +2969,40 @@
             <w:pPr>
               <w:rPr>
                 <w:rFonts w:ascii="Times New Roman" w:hAnsi="Times New Roman"/>
-                <w:szCs w:val="24"/>
+                <w:sz w:val="22"/>
+                <w:szCs w:val="22"/>
               </w:rPr>
             </w:pPr>
             <w:r>
               <w:rPr>
                 <w:rFonts w:ascii="Times New Roman" w:hAnsi="Times New Roman"/>
-                <w:szCs w:val="24"/>
-              </w:rPr>
-              <w:t>&lt;&lt;if [</w:t>
-            </w:r>
-            <w:r>
-              <w:rPr>
-                <w:rFonts w:ascii="Times New Roman" w:hAnsi="Times New Roman"/>
-                <w:szCs w:val="24"/>
-              </w:rPr>
-              <w:t>c</w:t>
+                <w:sz w:val="22"/>
+                <w:szCs w:val="22"/>
+              </w:rPr>
+              <w:t>&lt;&lt;if [c</w:t>
             </w:r>
             <w:r>
               <w:rPr>
                 <w:rFonts w:ascii="Times New Roman" w:hAnsi="Times New Roman"/>
                 <w:bCs/>
-                <w:szCs w:val="24"/>
-              </w:rPr>
-              <w:t>ommittee.</w:t>
-            </w:r>
-            <w:r>
-              <w:rPr>
-                <w:rFonts w:ascii="Times New Roman" w:hAnsi="Times New Roman"/>
-                <w:bCs/>
-                <w:szCs w:val="24"/>
-              </w:rPr>
-              <w:t>italianNewDisplay</w:t>
-            </w:r>
-            <w:r>
-              <w:rPr>
-                <w:rFonts w:ascii="Times New Roman" w:hAnsi="Times New Roman"/>
-                <w:szCs w:val="24"/>
-              </w:rPr>
-              <w:t>]&gt;&gt;</w:t>
-            </w:r>
-            <w:r>
-              <w:rPr>
-                <w:rFonts w:ascii="Times New Roman" w:hAnsi="Times New Roman"/>
-                <w:szCs w:val="24"/>
-              </w:rPr>
-              <w:t>Vertretung Sprachgemeinschaft</w:t>
-            </w:r>
-            <w:r>
-              <w:rPr>
-                <w:rFonts w:ascii="Times New Roman" w:hAnsi="Times New Roman"/>
-                <w:szCs w:val="24"/>
-              </w:rPr>
-              <w:t xml:space="preserve"> </w:t>
-            </w:r>
-            <w:r>
-              <w:rPr>
-                <w:rFonts w:ascii="Times New Roman" w:hAnsi="Times New Roman"/>
-                <w:szCs w:val="24"/>
+                <w:sz w:val="22"/>
+                <w:szCs w:val="22"/>
+              </w:rPr>
+              <w:t>ommittee.italianNewDisplay</w:t>
+            </w:r>
+            <w:r>
+              <w:rPr>
+                <w:rFonts w:ascii="Times New Roman" w:hAnsi="Times New Roman"/>
+                <w:sz w:val="22"/>
+                <w:szCs w:val="22"/>
+              </w:rPr>
+              <w:t xml:space="preserve">]&gt;&gt;Vertretung Sprachgemeinschaft </w:t>
+            </w:r>
+            <w:r>
+              <w:rPr>
+                <w:rFonts w:ascii="Times New Roman" w:hAnsi="Times New Roman"/>
+                <w:sz w:val="22"/>
+                <w:szCs w:val="22"/>
               </w:rPr>
               <w:t>Italienisch</w:t>
             </w:r>
@@ -3129,29 +3016,17 @@
             <w:pPr>
               <w:rPr>
                 <w:rFonts w:ascii="Times New Roman" w:hAnsi="Times New Roman"/>
-                <w:szCs w:val="24"/>
+                <w:sz w:val="22"/>
+                <w:szCs w:val="22"/>
               </w:rPr>
             </w:pPr>
             <w:r>
               <w:rPr>
                 <w:rFonts w:ascii="Times New Roman" w:hAnsi="Times New Roman"/>
-                <w:szCs w:val="24"/>
-              </w:rPr>
-              <w:t>&lt;&lt;[committee.</w:t>
-            </w:r>
-            <w:r>
-              <w:rPr>
-                <w:rFonts w:ascii="Times New Roman" w:hAnsi="Times New Roman"/>
-                <w:szCs w:val="24"/>
-              </w:rPr>
-              <w:t>italianTextOld</w:t>
-            </w:r>
-            <w:r>
-              <w:rPr>
-                <w:rFonts w:ascii="Times New Roman" w:hAnsi="Times New Roman"/>
-                <w:szCs w:val="24"/>
-              </w:rPr>
-              <w:t>]&gt;&gt;</w:t>
+                <w:sz w:val="22"/>
+                <w:szCs w:val="22"/>
+              </w:rPr>
+              <w:t>&lt;&lt;[committee.italianTextOld]&gt;&gt;</w:t>
             </w:r>
           </w:p>
         </w:tc>
@@ -3164,34 +3039,23 @@
             <w:pPr>
               <w:rPr>
                 <w:rFonts w:ascii="Times New Roman" w:hAnsi="Times New Roman"/>
-                <w:szCs w:val="24"/>
+                <w:sz w:val="22"/>
+                <w:szCs w:val="22"/>
               </w:rPr>
             </w:pPr>
             <w:r>
               <w:rPr>
                 <w:rFonts w:ascii="Times New Roman" w:hAnsi="Times New Roman"/>
-                <w:szCs w:val="24"/>
-              </w:rPr>
-              <w:t>&lt;&lt;[committee.</w:t>
-            </w:r>
-            <w:r>
-              <w:rPr>
-                <w:rFonts w:ascii="Times New Roman" w:hAnsi="Times New Roman"/>
-                <w:szCs w:val="24"/>
-              </w:rPr>
-              <w:t>italianTextNew</w:t>
-            </w:r>
-            <w:r>
-              <w:rPr>
-                <w:rFonts w:ascii="Times New Roman" w:hAnsi="Times New Roman"/>
-                <w:szCs w:val="24"/>
-              </w:rPr>
-              <w:t>]&gt;&gt;</w:t>
-            </w:r>
-            <w:r>
-              <w:rPr>
-                <w:rFonts w:ascii="Times New Roman" w:hAnsi="Times New Roman"/>
-                <w:szCs w:val="24"/>
+                <w:sz w:val="22"/>
+                <w:szCs w:val="22"/>
+              </w:rPr>
+              <w:t>&lt;&lt;[committee.italianTextNew]&gt;&gt;</w:t>
+            </w:r>
+            <w:r>
+              <w:rPr>
+                <w:rFonts w:ascii="Times New Roman" w:hAnsi="Times New Roman"/>
+                <w:sz w:val="22"/>
+                <w:szCs w:val="22"/>
                 <w:lang w:val="en-US"/>
               </w:rPr>
               <w:t xml:space="preserve"> &lt;&lt;/if&gt;&gt;</w:t>
@@ -3208,50 +3072,40 @@
             <w:pPr>
               <w:rPr>
                 <w:rFonts w:ascii="Times New Roman" w:hAnsi="Times New Roman"/>
-                <w:szCs w:val="24"/>
+                <w:sz w:val="22"/>
+                <w:szCs w:val="22"/>
               </w:rPr>
             </w:pPr>
             <w:r>
               <w:rPr>
                 <w:rFonts w:ascii="Times New Roman" w:hAnsi="Times New Roman"/>
-                <w:szCs w:val="24"/>
-              </w:rPr>
-              <w:t>&lt;&lt;if [</w:t>
-            </w:r>
-            <w:r>
-              <w:rPr>
-                <w:rFonts w:ascii="Times New Roman" w:hAnsi="Times New Roman"/>
-                <w:szCs w:val="24"/>
-              </w:rPr>
-              <w:t>c</w:t>
+                <w:sz w:val="22"/>
+                <w:szCs w:val="22"/>
+              </w:rPr>
+              <w:t>&lt;&lt;if [c</w:t>
             </w:r>
             <w:r>
               <w:rPr>
                 <w:rFonts w:ascii="Times New Roman" w:hAnsi="Times New Roman"/>
                 <w:bCs/>
-                <w:szCs w:val="24"/>
-              </w:rPr>
-              <w:t>ommittee.</w:t>
-            </w:r>
-            <w:r>
-              <w:rPr>
-                <w:rFonts w:ascii="Times New Roman" w:hAnsi="Times New Roman"/>
-                <w:bCs/>
-                <w:szCs w:val="24"/>
-              </w:rPr>
-              <w:t>GenderBothDisplay</w:t>
-            </w:r>
-            <w:r>
-              <w:rPr>
-                <w:rFonts w:ascii="Times New Roman" w:hAnsi="Times New Roman"/>
-                <w:szCs w:val="24"/>
+                <w:sz w:val="22"/>
+                <w:szCs w:val="22"/>
+              </w:rPr>
+              <w:t>ommittee.GenderBothDisplay</w:t>
+            </w:r>
+            <w:r>
+              <w:rPr>
+                <w:rFonts w:ascii="Times New Roman" w:hAnsi="Times New Roman"/>
+                <w:sz w:val="22"/>
+                <w:szCs w:val="22"/>
               </w:rPr>
               <w:t>]&gt;&gt;</w:t>
             </w:r>
             <w:r>
               <w:rPr>
                 <w:rFonts w:ascii="Times New Roman" w:hAnsi="Times New Roman"/>
-                <w:szCs w:val="24"/>
+                <w:sz w:val="22"/>
+                <w:szCs w:val="22"/>
               </w:rPr>
               <w:t>Vertretung der Geschlechter</w:t>
             </w:r>
@@ -3266,34 +3120,39 @@
             <w:pPr>
               <w:rPr>
                 <w:rFonts w:ascii="Times New Roman" w:hAnsi="Times New Roman"/>
-                <w:szCs w:val="24"/>
+                <w:sz w:val="22"/>
+                <w:szCs w:val="22"/>
               </w:rPr>
             </w:pPr>
             <w:r>
               <w:rPr>
                 <w:rFonts w:ascii="Times New Roman" w:hAnsi="Times New Roman"/>
-                <w:szCs w:val="24"/>
+                <w:sz w:val="22"/>
+                <w:szCs w:val="22"/>
               </w:rPr>
               <w:t>&lt;&lt;[committee.</w:t>
             </w:r>
             <w:r>
               <w:rPr>
                 <w:rFonts w:ascii="Times New Roman" w:hAnsi="Times New Roman"/>
-                <w:szCs w:val="24"/>
+                <w:sz w:val="22"/>
+                <w:szCs w:val="22"/>
               </w:rPr>
               <w:t>genderText</w:t>
             </w:r>
             <w:r>
               <w:rPr>
                 <w:rFonts w:ascii="Times New Roman" w:hAnsi="Times New Roman"/>
-                <w:szCs w:val="24"/>
+                <w:sz w:val="22"/>
+                <w:szCs w:val="22"/>
               </w:rPr>
               <w:t>Old</w:t>
             </w:r>
             <w:r>
               <w:rPr>
                 <w:rFonts w:ascii="Times New Roman" w:hAnsi="Times New Roman"/>
-                <w:szCs w:val="24"/>
+                <w:sz w:val="22"/>
+                <w:szCs w:val="22"/>
               </w:rPr>
               <w:t>]&gt;&gt;</w:t>
             </w:r>
@@ -3308,35 +3167,24 @@
             <w:pPr>
               <w:rPr>
                 <w:rFonts w:ascii="Times New Roman" w:hAnsi="Times New Roman"/>
-                <w:szCs w:val="24"/>
+                <w:sz w:val="22"/>
+                <w:szCs w:val="22"/>
                 <w:lang w:val="en-US"/>
               </w:rPr>
             </w:pPr>
             <w:r>
               <w:rPr>
                 <w:rFonts w:ascii="Times New Roman" w:hAnsi="Times New Roman"/>
-                <w:szCs w:val="24"/>
-              </w:rPr>
-              <w:t>&lt;&lt;[committee.</w:t>
-            </w:r>
-            <w:r>
-              <w:rPr>
-                <w:rFonts w:ascii="Times New Roman" w:hAnsi="Times New Roman"/>
-                <w:szCs w:val="24"/>
-              </w:rPr>
-              <w:t>genderTextNew</w:t>
-            </w:r>
-            <w:r>
-              <w:rPr>
-                <w:rFonts w:ascii="Times New Roman" w:hAnsi="Times New Roman"/>
-                <w:szCs w:val="24"/>
-              </w:rPr>
-              <w:t>]&gt;&gt;</w:t>
-            </w:r>
-            <w:r>
-              <w:rPr>
-                <w:rFonts w:ascii="Times New Roman" w:hAnsi="Times New Roman"/>
-                <w:szCs w:val="24"/>
+                <w:sz w:val="22"/>
+                <w:szCs w:val="22"/>
+              </w:rPr>
+              <w:t>&lt;&lt;[committee.genderTextNew]&gt;&gt;</w:t>
+            </w:r>
+            <w:r>
+              <w:rPr>
+                <w:rFonts w:ascii="Times New Roman" w:hAnsi="Times New Roman"/>
+                <w:sz w:val="22"/>
+                <w:szCs w:val="22"/>
                 <w:lang w:val="en-US"/>
               </w:rPr>
               <w:t>&lt;&lt;/if&gt;&gt;</w:t>
@@ -3353,52 +3201,34 @@
             <w:pPr>
               <w:rPr>
                 <w:rFonts w:ascii="Times New Roman" w:hAnsi="Times New Roman"/>
-                <w:szCs w:val="24"/>
+                <w:sz w:val="22"/>
+                <w:szCs w:val="22"/>
               </w:rPr>
             </w:pPr>
             <w:r>
               <w:rPr>
                 <w:rFonts w:ascii="Times New Roman" w:hAnsi="Times New Roman"/>
-                <w:szCs w:val="24"/>
-              </w:rPr>
-              <w:t>&lt;&lt;if [</w:t>
-            </w:r>
-            <w:r>
-              <w:rPr>
-                <w:rFonts w:ascii="Times New Roman" w:hAnsi="Times New Roman"/>
-                <w:szCs w:val="24"/>
-              </w:rPr>
-              <w:t>c</w:t>
+                <w:sz w:val="22"/>
+                <w:szCs w:val="22"/>
+              </w:rPr>
+              <w:t>&lt;&lt;if [c</w:t>
             </w:r>
             <w:r>
               <w:rPr>
                 <w:rFonts w:ascii="Times New Roman" w:hAnsi="Times New Roman"/>
                 <w:bCs/>
-                <w:szCs w:val="24"/>
-              </w:rPr>
-              <w:t>ommittee.</w:t>
-            </w:r>
-            <w:r>
-              <w:rPr>
-                <w:rFonts w:ascii="Times New Roman" w:hAnsi="Times New Roman"/>
-                <w:bCs/>
-                <w:szCs w:val="24"/>
-              </w:rPr>
-              <w:t>GenderOldDisplay</w:t>
-            </w:r>
-            <w:r>
-              <w:rPr>
-                <w:rFonts w:ascii="Times New Roman" w:hAnsi="Times New Roman"/>
-                <w:szCs w:val="24"/>
-              </w:rPr>
-              <w:t>]&gt;&gt;</w:t>
-            </w:r>
-            <w:r>
-              <w:rPr>
-                <w:rFonts w:ascii="Times New Roman" w:hAnsi="Times New Roman"/>
-                <w:szCs w:val="24"/>
-              </w:rPr>
-              <w:t>Vertretung der Geschlechter</w:t>
+                <w:sz w:val="22"/>
+                <w:szCs w:val="22"/>
+              </w:rPr>
+              <w:t>ommittee.GenderOldDisplay</w:t>
+            </w:r>
+            <w:r>
+              <w:rPr>
+                <w:rFonts w:ascii="Times New Roman" w:hAnsi="Times New Roman"/>
+                <w:sz w:val="22"/>
+                <w:szCs w:val="22"/>
+              </w:rPr>
+              <w:t>]&gt;&gt;Vertretung der Geschlechter</w:t>
             </w:r>
           </w:p>
         </w:tc>
@@ -3411,29 +3241,17 @@
             <w:pPr>
               <w:rPr>
                 <w:rFonts w:ascii="Times New Roman" w:hAnsi="Times New Roman"/>
-                <w:szCs w:val="24"/>
+                <w:sz w:val="22"/>
+                <w:szCs w:val="22"/>
               </w:rPr>
             </w:pPr>
             <w:r>
               <w:rPr>
                 <w:rFonts w:ascii="Times New Roman" w:hAnsi="Times New Roman"/>
-                <w:szCs w:val="24"/>
-              </w:rPr>
-              <w:t>&lt;&lt;[committee.</w:t>
-            </w:r>
-            <w:r>
-              <w:rPr>
-                <w:rFonts w:ascii="Times New Roman" w:hAnsi="Times New Roman"/>
-                <w:szCs w:val="24"/>
-              </w:rPr>
-              <w:t>genderTextOld</w:t>
-            </w:r>
-            <w:r>
-              <w:rPr>
-                <w:rFonts w:ascii="Times New Roman" w:hAnsi="Times New Roman"/>
-                <w:szCs w:val="24"/>
-              </w:rPr>
-              <w:t>]&gt;&gt;</w:t>
+                <w:sz w:val="22"/>
+                <w:szCs w:val="22"/>
+              </w:rPr>
+              <w:t>&lt;&lt;[committee.genderTextOld]&gt;&gt;</w:t>
             </w:r>
           </w:p>
         </w:tc>
@@ -3445,35 +3263,24 @@
             <w:pPr>
               <w:rPr>
                 <w:rFonts w:ascii="Times New Roman" w:hAnsi="Times New Roman"/>
-                <w:szCs w:val="24"/>
+                <w:sz w:val="22"/>
+                <w:szCs w:val="22"/>
                 <w:lang w:val="en-US"/>
               </w:rPr>
             </w:pPr>
             <w:r>
               <w:rPr>
                 <w:rFonts w:ascii="Times New Roman" w:hAnsi="Times New Roman"/>
-                <w:szCs w:val="24"/>
-              </w:rPr>
-              <w:t>&lt;&lt;[committee.</w:t>
-            </w:r>
-            <w:r>
-              <w:rPr>
-                <w:rFonts w:ascii="Times New Roman" w:hAnsi="Times New Roman"/>
-                <w:szCs w:val="24"/>
-              </w:rPr>
-              <w:t>genderTextNew</w:t>
-            </w:r>
-            <w:r>
-              <w:rPr>
-                <w:rFonts w:ascii="Times New Roman" w:hAnsi="Times New Roman"/>
-                <w:szCs w:val="24"/>
-              </w:rPr>
-              <w:t>]&gt;&gt;</w:t>
-            </w:r>
-            <w:r>
-              <w:rPr>
-                <w:rFonts w:ascii="Times New Roman" w:hAnsi="Times New Roman"/>
-                <w:szCs w:val="24"/>
+                <w:sz w:val="22"/>
+                <w:szCs w:val="22"/>
+              </w:rPr>
+              <w:t>&lt;&lt;[committee.genderTextNew]&gt;&gt;</w:t>
+            </w:r>
+            <w:r>
+              <w:rPr>
+                <w:rFonts w:ascii="Times New Roman" w:hAnsi="Times New Roman"/>
+                <w:sz w:val="22"/>
+                <w:szCs w:val="22"/>
                 <w:lang w:val="en-US"/>
               </w:rPr>
               <w:t>&lt;&lt;/if&gt;&gt;</w:t>
@@ -3490,52 +3297,34 @@
             <w:pPr>
               <w:rPr>
                 <w:rFonts w:ascii="Times New Roman" w:hAnsi="Times New Roman"/>
-                <w:szCs w:val="24"/>
+                <w:sz w:val="22"/>
+                <w:szCs w:val="22"/>
               </w:rPr>
             </w:pPr>
             <w:r>
               <w:rPr>
                 <w:rFonts w:ascii="Times New Roman" w:hAnsi="Times New Roman"/>
-                <w:szCs w:val="24"/>
-              </w:rPr>
-              <w:t>&lt;&lt;if [</w:t>
-            </w:r>
-            <w:r>
-              <w:rPr>
-                <w:rFonts w:ascii="Times New Roman" w:hAnsi="Times New Roman"/>
-                <w:szCs w:val="24"/>
-              </w:rPr>
-              <w:t>c</w:t>
+                <w:sz w:val="22"/>
+                <w:szCs w:val="22"/>
+              </w:rPr>
+              <w:t>&lt;&lt;if [c</w:t>
             </w:r>
             <w:r>
               <w:rPr>
                 <w:rFonts w:ascii="Times New Roman" w:hAnsi="Times New Roman"/>
                 <w:bCs/>
-                <w:szCs w:val="24"/>
-              </w:rPr>
-              <w:t>ommittee.</w:t>
-            </w:r>
-            <w:r>
-              <w:rPr>
-                <w:rFonts w:ascii="Times New Roman" w:hAnsi="Times New Roman"/>
-                <w:bCs/>
-                <w:szCs w:val="24"/>
-              </w:rPr>
-              <w:t>GenderNewDisplay</w:t>
-            </w:r>
-            <w:r>
-              <w:rPr>
-                <w:rFonts w:ascii="Times New Roman" w:hAnsi="Times New Roman"/>
-                <w:szCs w:val="24"/>
-              </w:rPr>
-              <w:t>]&gt;&gt;</w:t>
-            </w:r>
-            <w:r>
-              <w:rPr>
-                <w:rFonts w:ascii="Times New Roman" w:hAnsi="Times New Roman"/>
-                <w:szCs w:val="24"/>
-              </w:rPr>
-              <w:t>Vertretung der Geschlechter</w:t>
+                <w:sz w:val="22"/>
+                <w:szCs w:val="22"/>
+              </w:rPr>
+              <w:t>ommittee.GenderNewDisplay</w:t>
+            </w:r>
+            <w:r>
+              <w:rPr>
+                <w:rFonts w:ascii="Times New Roman" w:hAnsi="Times New Roman"/>
+                <w:sz w:val="22"/>
+                <w:szCs w:val="22"/>
+              </w:rPr>
+              <w:t>]&gt;&gt;Vertretung der Geschlechter</w:t>
             </w:r>
           </w:p>
         </w:tc>
@@ -3547,29 +3336,17 @@
             <w:pPr>
               <w:rPr>
                 <w:rFonts w:ascii="Times New Roman" w:hAnsi="Times New Roman"/>
-                <w:szCs w:val="24"/>
+                <w:sz w:val="22"/>
+                <w:szCs w:val="22"/>
               </w:rPr>
             </w:pPr>
             <w:r>
               <w:rPr>
                 <w:rFonts w:ascii="Times New Roman" w:hAnsi="Times New Roman"/>
-                <w:szCs w:val="24"/>
-              </w:rPr>
-              <w:t>&lt;&lt;[committee.</w:t>
-            </w:r>
-            <w:r>
-              <w:rPr>
-                <w:rFonts w:ascii="Times New Roman" w:hAnsi="Times New Roman"/>
-                <w:szCs w:val="24"/>
-              </w:rPr>
-              <w:t>genderTextOld</w:t>
-            </w:r>
-            <w:r>
-              <w:rPr>
-                <w:rFonts w:ascii="Times New Roman" w:hAnsi="Times New Roman"/>
-                <w:szCs w:val="24"/>
-              </w:rPr>
-              <w:t>]&gt;&gt;</w:t>
+                <w:sz w:val="22"/>
+                <w:szCs w:val="22"/>
+              </w:rPr>
+              <w:t>&lt;&lt;[committee.genderTextOld]&gt;&gt;</w:t>
             </w:r>
           </w:p>
         </w:tc>
@@ -3582,35 +3359,24 @@
             <w:pPr>
               <w:rPr>
                 <w:rFonts w:ascii="Times New Roman" w:hAnsi="Times New Roman"/>
-                <w:szCs w:val="24"/>
+                <w:sz w:val="22"/>
+                <w:szCs w:val="22"/>
                 <w:lang w:val="en-US"/>
               </w:rPr>
             </w:pPr>
             <w:r>
               <w:rPr>
                 <w:rFonts w:ascii="Times New Roman" w:hAnsi="Times New Roman"/>
-                <w:szCs w:val="24"/>
-              </w:rPr>
-              <w:t>&lt;&lt;[committee.</w:t>
-            </w:r>
-            <w:r>
-              <w:rPr>
-                <w:rFonts w:ascii="Times New Roman" w:hAnsi="Times New Roman"/>
-                <w:szCs w:val="24"/>
-              </w:rPr>
-              <w:t>genderTextNew</w:t>
-            </w:r>
-            <w:r>
-              <w:rPr>
-                <w:rFonts w:ascii="Times New Roman" w:hAnsi="Times New Roman"/>
-                <w:szCs w:val="24"/>
-              </w:rPr>
-              <w:t>]&gt;&gt;</w:t>
-            </w:r>
-            <w:r>
-              <w:rPr>
-                <w:rFonts w:ascii="Times New Roman" w:hAnsi="Times New Roman"/>
-                <w:szCs w:val="24"/>
+                <w:sz w:val="22"/>
+                <w:szCs w:val="22"/>
+              </w:rPr>
+              <w:t>&lt;&lt;[committee.genderTextNew]&gt;&gt;</w:t>
+            </w:r>
+            <w:r>
+              <w:rPr>
+                <w:rFonts w:ascii="Times New Roman" w:hAnsi="Times New Roman"/>
+                <w:sz w:val="22"/>
+                <w:szCs w:val="22"/>
                 <w:lang w:val="en-US"/>
               </w:rPr>
               <w:t>&lt;&lt;/if&gt;&gt;</w:t>
@@ -3627,13 +3393,15 @@
             <w:pPr>
               <w:rPr>
                 <w:rFonts w:ascii="Times New Roman" w:hAnsi="Times New Roman"/>
-                <w:szCs w:val="24"/>
+                <w:sz w:val="22"/>
+                <w:szCs w:val="22"/>
               </w:rPr>
             </w:pPr>
             <w:r>
               <w:rPr>
                 <w:rFonts w:ascii="Times New Roman" w:hAnsi="Times New Roman"/>
-                <w:szCs w:val="24"/>
+                <w:sz w:val="22"/>
+                <w:szCs w:val="22"/>
               </w:rPr>
               <w:t>Begründung</w:t>
             </w:r>
@@ -3648,13 +3416,15 @@
             <w:pPr>
               <w:rPr>
                 <w:rFonts w:ascii="Times New Roman" w:hAnsi="Times New Roman"/>
-                <w:szCs w:val="24"/>
+                <w:sz w:val="22"/>
+                <w:szCs w:val="22"/>
               </w:rPr>
             </w:pPr>
             <w:r>
               <w:rPr>
                 <w:rFonts w:ascii="Times New Roman" w:hAnsi="Times New Roman"/>
-                <w:szCs w:val="24"/>
+                <w:sz w:val="22"/>
+                <w:szCs w:val="22"/>
                 <w:lang w:eastAsia="de-DE"/>
               </w:rPr>
               <w:t>&lt;&lt;[</w:t>
@@ -3662,21 +3432,16 @@
             <w:r>
               <w:rPr>
                 <w:rFonts w:ascii="Times New Roman" w:hAnsi="Times New Roman"/>
-                <w:szCs w:val="24"/>
-              </w:rPr>
-              <w:t>committee.</w:t>
-            </w:r>
-            <w:r>
-              <w:rPr>
-                <w:rFonts w:ascii="Times New Roman" w:hAnsi="Times New Roman"/>
-                <w:szCs w:val="24"/>
-              </w:rPr>
-              <w:t>justification</w:t>
-            </w:r>
-            <w:r>
-              <w:rPr>
-                <w:rFonts w:ascii="Times New Roman" w:hAnsi="Times New Roman"/>
-                <w:szCs w:val="24"/>
+                <w:sz w:val="22"/>
+                <w:szCs w:val="22"/>
+              </w:rPr>
+              <w:t>committee.justification</w:t>
+            </w:r>
+            <w:r>
+              <w:rPr>
+                <w:rFonts w:ascii="Times New Roman" w:hAnsi="Times New Roman"/>
+                <w:sz w:val="22"/>
+                <w:szCs w:val="22"/>
                 <w:lang w:eastAsia="de-DE"/>
               </w:rPr>
               <w:t>]&gt;&gt;</w:t>
@@ -3692,7 +3457,6 @@
         <w:jc w:val="both"/>
         <w:rPr>
           <w:rFonts w:ascii="Times New Roman" w:hAnsi="Times New Roman"/>
-          <w:szCs w:val="24"/>
           <w:lang w:val="en-US"/>
         </w:rPr>
       </w:pPr>
@@ -3700,8 +3464,6 @@
         <w:rPr>
           <w:rFonts w:ascii="Times New Roman" w:eastAsia="Times New Roman" w:hAnsi="Times New Roman"/>
           <w:b/>
-          <w:sz w:val="24"/>
-          <w:szCs w:val="24"/>
           <w:lang w:val="en-US" w:eastAsia="de-DE"/>
         </w:rPr>
         <w:t>&lt;&lt;/foreach&gt;&gt;</w:t>
@@ -3710,8 +3472,6 @@
         <w:rPr>
           <w:rFonts w:ascii="Times New Roman" w:eastAsia="Times New Roman" w:hAnsi="Times New Roman"/>
           <w:b/>
-          <w:sz w:val="24"/>
-          <w:szCs w:val="24"/>
           <w:lang w:val="en-US" w:eastAsia="de-DE"/>
         </w:rPr>
         <w:t>&lt;&lt;/foreach&gt;&gt;</w:t>
@@ -3719,7 +3479,6 @@
       <w:r>
         <w:rPr>
           <w:rFonts w:ascii="Times New Roman" w:hAnsi="Times New Roman"/>
-          <w:szCs w:val="24"/>
           <w:lang w:val="en-US"/>
         </w:rPr>
         <w:t>&lt;&lt;/foreach&gt;&gt;</w:t>
@@ -3751,6 +3510,7 @@
           <w:lang w:val="en-US"/>
         </w:rPr>
       </w:pPr>
+      <w:bookmarkStart w:id="6" w:name="_Toc238569089"/>
       <w:r>
         <w:rPr>
           <w:rFonts w:ascii="Times New Roman" w:hAnsi="Times New Roman" w:cs="Times New Roman"/>
@@ -3759,20 +3519,23 @@
         <w:lastRenderedPageBreak/>
         <w:t>Neu eröffnete Gremien</w:t>
       </w:r>
+      <w:bookmarkEnd w:id="6"/>
     </w:p>
     <w:p>
       <w:pPr>
         <w:jc w:val="both"/>
         <w:rPr>
           <w:rFonts w:ascii="Times New Roman" w:hAnsi="Times New Roman"/>
-          <w:szCs w:val="24"/>
+          <w:sz w:val="22"/>
+          <w:szCs w:val="22"/>
           <w:lang w:val="en-US"/>
         </w:rPr>
       </w:pPr>
       <w:r>
         <w:rPr>
           <w:rFonts w:ascii="Times New Roman" w:hAnsi="Times New Roman"/>
-          <w:szCs w:val="24"/>
+          <w:sz w:val="22"/>
+          <w:szCs w:val="22"/>
           <w:lang w:val="en-US"/>
         </w:rPr>
         <w:t>&lt;&lt;foreach [newCommittee in compareList.newCommittees]&gt;&gt;</w:t>
@@ -3793,6 +3556,7 @@
           <w:rFonts w:ascii="Times New Roman" w:hAnsi="Times New Roman" w:cs="Times New Roman"/>
         </w:rPr>
       </w:pPr>
+      <w:bookmarkStart w:id="7" w:name="_Toc238569090"/>
       <w:r>
         <w:rPr>
           <w:rFonts w:ascii="Times New Roman" w:hAnsi="Times New Roman" w:cs="Times New Roman"/>
@@ -3812,33 +3576,39 @@
         </w:rPr>
         <w:t>.name]&gt;&gt;</w:t>
       </w:r>
+      <w:bookmarkEnd w:id="7"/>
     </w:p>
     <w:p>
       <w:pPr>
+        <w:ind w:left="567"/>
         <w:jc w:val="both"/>
         <w:rPr>
           <w:rFonts w:ascii="Times New Roman" w:hAnsi="Times New Roman"/>
-          <w:szCs w:val="24"/>
+          <w:sz w:val="22"/>
+          <w:szCs w:val="22"/>
         </w:rPr>
       </w:pPr>
       <w:r>
         <w:rPr>
           <w:rFonts w:ascii="Times New Roman" w:hAnsi="Times New Roman"/>
-          <w:szCs w:val="24"/>
+          <w:sz w:val="22"/>
+          <w:szCs w:val="22"/>
         </w:rPr>
         <w:t>Start-Datum: &lt;&lt;[newCommittee.startDate]</w:t>
       </w:r>
       <w:r>
         <w:rPr>
           <w:rFonts w:ascii="Times New Roman" w:hAnsi="Times New Roman"/>
-          <w:szCs w:val="24"/>
+          <w:sz w:val="22"/>
+          <w:szCs w:val="22"/>
         </w:rPr>
         <w:t xml:space="preserve"> :"dd.MM.yyyy"</w:t>
       </w:r>
       <w:r>
         <w:rPr>
           <w:rFonts w:ascii="Times New Roman" w:hAnsi="Times New Roman"/>
-          <w:szCs w:val="24"/>
+          <w:sz w:val="22"/>
+          <w:szCs w:val="22"/>
         </w:rPr>
         <w:t>&gt;&gt;</w:t>
       </w:r>
@@ -3846,71 +3616,37 @@
     <w:p>
       <w:pPr>
         <w:pStyle w:val="Listenabsatz"/>
-        <w:ind w:left="0"/>
+        <w:ind w:left="567"/>
         <w:jc w:val="both"/>
         <w:rPr>
           <w:rFonts w:ascii="Times New Roman" w:hAnsi="Times New Roman"/>
-          <w:sz w:val="24"/>
-          <w:szCs w:val="24"/>
         </w:rPr>
       </w:pPr>
       <w:r>
         <w:rPr>
           <w:rFonts w:ascii="Times New Roman" w:hAnsi="Times New Roman"/>
-          <w:sz w:val="24"/>
-          <w:szCs w:val="24"/>
-        </w:rPr>
-        <w:t xml:space="preserve">Anzahl Mitglieder: </w:t>
-      </w:r>
-      <w:r>
-        <w:rPr>
-          <w:rFonts w:ascii="Times New Roman" w:hAnsi="Times New Roman"/>
-          <w:sz w:val="24"/>
-          <w:szCs w:val="24"/>
-        </w:rPr>
-        <w:t>&lt;&lt;[newCommittee.</w:t>
-      </w:r>
-      <w:r>
-        <w:rPr>
-          <w:rFonts w:ascii="Times New Roman" w:hAnsi="Times New Roman"/>
-          <w:sz w:val="24"/>
-          <w:szCs w:val="24"/>
-        </w:rPr>
-        <w:t>memberCount</w:t>
-      </w:r>
-      <w:r>
-        <w:rPr>
-          <w:rFonts w:ascii="Times New Roman" w:hAnsi="Times New Roman"/>
-          <w:sz w:val="24"/>
-          <w:szCs w:val="24"/>
-        </w:rPr>
-        <w:t>]&gt;&gt;</w:t>
+        </w:rPr>
+        <w:t>Anzahl Mitglieder: &lt;&lt;[newCommittee.memberCount]&gt;&gt;</w:t>
       </w:r>
     </w:p>
     <w:p>
       <w:pPr>
         <w:pStyle w:val="Listenabsatz"/>
-        <w:ind w:left="0"/>
+        <w:ind w:left="567"/>
         <w:jc w:val="both"/>
         <w:rPr>
           <w:rFonts w:ascii="Times New Roman" w:hAnsi="Times New Roman"/>
-          <w:sz w:val="24"/>
-          <w:szCs w:val="24"/>
         </w:rPr>
       </w:pPr>
       <w:r>
         <w:rPr>
           <w:rFonts w:ascii="Times New Roman" w:hAnsi="Times New Roman"/>
-          <w:sz w:val="24"/>
-          <w:szCs w:val="24"/>
         </w:rPr>
         <w:t>Vertretung der Geschlechter</w:t>
       </w:r>
       <w:r>
         <w:rPr>
           <w:rFonts w:ascii="Times New Roman" w:hAnsi="Times New Roman"/>
-          <w:sz w:val="24"/>
-          <w:szCs w:val="24"/>
         </w:rPr>
         <w:t>: &lt;&lt;[newCommittee.genderQuota]&gt;&gt;</w:t>
       </w:r>
@@ -3918,35 +3654,21 @@
     <w:p>
       <w:pPr>
         <w:pStyle w:val="Listenabsatz"/>
-        <w:ind w:left="0"/>
+        <w:ind w:left="567"/>
         <w:jc w:val="both"/>
         <w:rPr>
           <w:rFonts w:ascii="Times New Roman" w:hAnsi="Times New Roman"/>
-          <w:sz w:val="24"/>
-          <w:szCs w:val="24"/>
         </w:rPr>
       </w:pPr>
       <w:r>
         <w:rPr>
           <w:rFonts w:ascii="Times New Roman" w:hAnsi="Times New Roman"/>
-          <w:sz w:val="24"/>
-          <w:szCs w:val="24"/>
-        </w:rPr>
-        <w:t>Vertretung der Sprachgemeinscha</w:t>
+        </w:rPr>
+        <w:t>Vertretung der Sprachgemeinschaften</w:t>
       </w:r>
       <w:r>
         <w:rPr>
           <w:rFonts w:ascii="Times New Roman" w:hAnsi="Times New Roman"/>
-          <w:sz w:val="24"/>
-          <w:szCs w:val="24"/>
-        </w:rPr>
-        <w:t>ften</w:t>
-      </w:r>
-      <w:r>
-        <w:rPr>
-          <w:rFonts w:ascii="Times New Roman" w:hAnsi="Times New Roman"/>
-          <w:sz w:val="24"/>
-          <w:szCs w:val="24"/>
         </w:rPr>
         <w:t>: &lt;&lt;[newCommittee.languageQuota]&gt;&gt;</w:t>
       </w:r>
@@ -3958,16 +3680,12 @@
         <w:jc w:val="both"/>
         <w:rPr>
           <w:rFonts w:ascii="Times New Roman" w:hAnsi="Times New Roman"/>
-          <w:sz w:val="24"/>
-          <w:szCs w:val="24"/>
           <w:lang w:val="en-US"/>
         </w:rPr>
       </w:pPr>
       <w:r>
         <w:rPr>
           <w:rFonts w:ascii="Times New Roman" w:hAnsi="Times New Roman"/>
-          <w:sz w:val="24"/>
-          <w:szCs w:val="24"/>
           <w:lang w:val="en-US"/>
         </w:rPr>
         <w:t>&lt;&lt;/foreach&gt;&gt;</w:t>
@@ -3993,6 +3711,7 @@
           <w:lang w:val="en-US"/>
         </w:rPr>
       </w:pPr>
+      <w:bookmarkStart w:id="8" w:name="_Toc238569091"/>
       <w:r>
         <w:rPr>
           <w:rFonts w:ascii="Times New Roman" w:hAnsi="Times New Roman" w:cs="Times New Roman"/>
@@ -4000,20 +3719,23 @@
         </w:rPr>
         <w:t>Aufgelöste Gremien</w:t>
       </w:r>
+      <w:bookmarkEnd w:id="8"/>
     </w:p>
     <w:p>
       <w:pPr>
         <w:jc w:val="both"/>
         <w:rPr>
           <w:rFonts w:ascii="Times New Roman" w:hAnsi="Times New Roman"/>
-          <w:szCs w:val="24"/>
+          <w:sz w:val="22"/>
+          <w:szCs w:val="22"/>
           <w:lang w:val="en-US"/>
         </w:rPr>
       </w:pPr>
       <w:r>
         <w:rPr>
           <w:rFonts w:ascii="Times New Roman" w:hAnsi="Times New Roman"/>
-          <w:szCs w:val="24"/>
+          <w:sz w:val="22"/>
+          <w:szCs w:val="22"/>
           <w:lang w:val="en-US"/>
         </w:rPr>
         <w:t>&lt;&lt;foreach [formerCommittee in compareList.formerCommittees]&gt;&gt;</w:t>
@@ -4034,6 +3756,7 @@
           <w:rFonts w:ascii="Times New Roman" w:hAnsi="Times New Roman" w:cs="Times New Roman"/>
         </w:rPr>
       </w:pPr>
+      <w:bookmarkStart w:id="9" w:name="_Toc238569092"/>
       <w:r>
         <w:rPr>
           <w:rFonts w:ascii="Times New Roman" w:hAnsi="Times New Roman" w:cs="Times New Roman"/>
@@ -4053,20 +3776,24 @@
         </w:rPr>
         <w:t>.name]&gt;&gt;</w:t>
       </w:r>
+      <w:bookmarkEnd w:id="9"/>
     </w:p>
     <w:p>
       <w:pPr>
+        <w:ind w:left="567"/>
         <w:jc w:val="both"/>
         <w:rPr>
           <w:rFonts w:ascii="Times New Roman" w:hAnsi="Times New Roman"/>
-          <w:szCs w:val="24"/>
+          <w:sz w:val="22"/>
+          <w:szCs w:val="22"/>
           <w:lang w:val="en-US"/>
         </w:rPr>
       </w:pPr>
       <w:r>
         <w:rPr>
           <w:rFonts w:ascii="Times New Roman" w:hAnsi="Times New Roman"/>
-          <w:szCs w:val="24"/>
+          <w:sz w:val="22"/>
+          <w:szCs w:val="22"/>
           <w:lang w:val="en-US"/>
         </w:rPr>
         <w:t>End-Datum: &lt;&lt;[formerCommittee.endDate]</w:t>
@@ -4074,7 +3801,8 @@
       <w:r>
         <w:rPr>
           <w:rFonts w:ascii="Times New Roman" w:hAnsi="Times New Roman"/>
-          <w:szCs w:val="24"/>
+          <w:sz w:val="22"/>
+          <w:szCs w:val="22"/>
           <w:lang w:val="en-US"/>
         </w:rPr>
         <w:t xml:space="preserve"> :"dd.MM.yyyy"</w:t>
@@ -4082,7 +3810,8 @@
       <w:r>
         <w:rPr>
           <w:rFonts w:ascii="Times New Roman" w:hAnsi="Times New Roman"/>
-          <w:szCs w:val="24"/>
+          <w:sz w:val="22"/>
+          <w:szCs w:val="22"/>
           <w:lang w:val="en-US"/>
         </w:rPr>
         <w:t>&gt;&gt;</w:t>
@@ -4095,16 +3824,12 @@
         <w:jc w:val="both"/>
         <w:rPr>
           <w:rFonts w:ascii="Times New Roman" w:hAnsi="Times New Roman"/>
-          <w:sz w:val="24"/>
-          <w:szCs w:val="24"/>
           <w:lang w:val="en-US"/>
         </w:rPr>
       </w:pPr>
       <w:r>
         <w:rPr>
           <w:rFonts w:ascii="Times New Roman" w:hAnsi="Times New Roman"/>
-          <w:sz w:val="24"/>
-          <w:szCs w:val="24"/>
           <w:lang w:val="en-US"/>
         </w:rPr>
         <w:t>&lt;&lt;/foreach&gt;&gt;</w:t>
@@ -4113,12 +3838,10 @@
     <w:p>
       <w:pPr>
         <w:pStyle w:val="Listenabsatz"/>
-        <w:ind w:left="0"/>
+        <w:ind w:left="567"/>
         <w:jc w:val="both"/>
         <w:rPr>
           <w:rFonts w:ascii="Times New Roman" w:hAnsi="Times New Roman"/>
-          <w:sz w:val="24"/>
-          <w:szCs w:val="24"/>
         </w:rPr>
       </w:pPr>
     </w:p>
@@ -4137,7 +3860,7 @@
 </file>
 
 <file path=word/endnotes.xml><?xml version="1.0" encoding="utf-8"?>
-<w:endnotes xmlns:wpc="http://schemas.microsoft.com/office/word/2010/wordprocessingCanvas" xmlns:cx="http://schemas.microsoft.com/office/drawing/2014/chartex" xmlns:cx1="http://schemas.microsoft.com/office/drawing/2015/9/8/chartex" xmlns:cx2="http://schemas.microsoft.com/office/drawing/2015/10/21/chartex" xmlns:cx3="http://schemas.microsoft.com/office/drawing/2016/5/9/chartex" xmlns:cx4="http://schemas.microsoft.com/office/drawing/2016/5/10/chartex" xmlns:cx5="http://schemas.microsoft.com/office/drawing/2016/5/11/chartex" xmlns:cx6="http://schemas.microsoft.com/office/drawing/2016/5/12/chartex" xmlns:cx7="http://schemas.microsoft.com/office/drawing/2016/5/13/chartex" xmlns:cx8="http://schemas.microsoft.com/office/drawing/2016/5/14/chartex" xmlns:mc="http://schemas.openxmlformats.org/markup-compatibility/2006" xmlns:aink="http://schemas.microsoft.com/office/drawing/2016/ink" xmlns:am3d="http://schemas.microsoft.com/office/drawing/2017/model3d" xmlns:o="urn:schemas-microsoft-com:office:office" xmlns:oel="http://schemas.microsoft.com/office/2019/extlst" xmlns:r="http://schemas.openxmlformats.org/officeDocument/2006/relationships" xmlns:m="http://schemas.openxmlformats.org/officeDocument/2006/math" xmlns:v="urn:schemas-microsoft-com:vml" xmlns:wp14="http://schemas.microsoft.com/office/word/2010/wordprocessingDrawing" xmlns:wp="http://schemas.openxmlformats.org/drawingml/2006/wordprocessingDrawing" xmlns:w10="urn:schemas-microsoft-com:office:word" xmlns:w="http://schemas.openxmlformats.org/wordprocessingml/2006/main" xmlns:w14="http://schemas.microsoft.com/office/word/2010/wordml" xmlns:w15="http://schemas.microsoft.com/office/word/2012/wordml" xmlns:w16cex="http://schemas.microsoft.com/office/word/2018/wordml/cex" xmlns:w16cid="http://schemas.microsoft.com/office/word/2016/wordml/cid" xmlns:w16="http://schemas.microsoft.com/office/word/2018/wordml" xmlns:w16du="http://schemas.microsoft.com/office/word/2023/wordml/word16du" xmlns:w16sdtdh="http://schemas.microsoft.com/office/word/2020/wordml/sdtdatahash" xmlns:w16sdtfl="http://schemas.microsoft.com/office/word/2024/wordml/sdtformatlock" xmlns:w16se="http://schemas.microsoft.com/office/word/2015/wordml/symex" xmlns:wpg="http://schemas.microsoft.com/office/word/2010/wordprocessingGroup" xmlns:wpi="http://schemas.microsoft.com/office/word/2010/wordprocessingInk" xmlns:wne="http://schemas.microsoft.com/office/word/2006/wordml" xmlns:wps="http://schemas.microsoft.com/office/word/2010/wordprocessingShape" mc:Ignorable="w14 w15 w16se w16cid w16 w16cex w16sdtdh w16sdtfl w16du wp14">
+<w:endnotes xmlns:wpc="http://schemas.microsoft.com/office/word/2010/wordprocessingCanvas" xmlns:cx="http://schemas.microsoft.com/office/drawing/2014/chartex" xmlns:cx1="http://schemas.microsoft.com/office/drawing/2015/9/8/chartex" xmlns:cx2="http://schemas.microsoft.com/office/drawing/2015/10/21/chartex" xmlns:cx3="http://schemas.microsoft.com/office/drawing/2016/5/9/chartex" xmlns:cx4="http://schemas.microsoft.com/office/drawing/2016/5/10/chartex" xmlns:cx5="http://schemas.microsoft.com/office/drawing/2016/5/11/chartex" xmlns:cx6="http://schemas.microsoft.com/office/drawing/2016/5/12/chartex" xmlns:cx7="http://schemas.microsoft.com/office/drawing/2016/5/13/chartex" xmlns:cx8="http://schemas.microsoft.com/office/drawing/2016/5/14/chartex" xmlns:mc="http://schemas.openxmlformats.org/markup-compatibility/2006" xmlns:aink="http://schemas.microsoft.com/office/drawing/2016/ink" xmlns:am3d="http://schemas.microsoft.com/office/drawing/2017/model3d" xmlns:o="urn:schemas-microsoft-com:office:office" xmlns:oel="http://schemas.microsoft.com/office/2019/extlst" xmlns:r="http://schemas.openxmlformats.org/officeDocument/2006/relationships" xmlns:m="http://schemas.openxmlformats.org/officeDocument/2006/math" xmlns:v="urn:schemas-microsoft-com:vml" xmlns:wp14="http://schemas.microsoft.com/office/word/2010/wordprocessingDrawing" xmlns:wp="http://schemas.openxmlformats.org/drawingml/2006/wordprocessingDrawing" xmlns:w10="urn:schemas-microsoft-com:office:word" xmlns:w="http://schemas.openxmlformats.org/wordprocessingml/2006/main" xmlns:w14="http://schemas.microsoft.com/office/word/2010/wordml" xmlns:w15="http://schemas.microsoft.com/office/word/2012/wordml" xmlns:w16cei="http://schemas.microsoft.com/office/word/2026/wordml/cei" xmlns:w16cex="http://schemas.microsoft.com/office/word/2018/wordml/cex" xmlns:w16cid="http://schemas.microsoft.com/office/word/2016/wordml/cid" xmlns:w16="http://schemas.microsoft.com/office/word/2018/wordml" xmlns:w16du="http://schemas.microsoft.com/office/word/2023/wordml/word16du" xmlns:w16sdtdh="http://schemas.microsoft.com/office/word/2020/wordml/sdtdatahash" xmlns:w16sdtfl="http://schemas.microsoft.com/office/word/2024/wordml/sdtformatlock" xmlns:w16se="http://schemas.microsoft.com/office/word/2015/wordml/symex" xmlns:wpg="http://schemas.microsoft.com/office/word/2010/wordprocessingGroup" xmlns:wpi="http://schemas.microsoft.com/office/word/2010/wordprocessingInk" xmlns:wne="http://schemas.microsoft.com/office/word/2006/wordml" xmlns:wps="http://schemas.microsoft.com/office/word/2010/wordprocessingShape" mc:Ignorable="w14 w15 w16se w16cid w16 w16cex w16sdtdh w16sdtfl w16du wp14">
   <w:endnote w:type="separator" w:id="-1">
     <w:p>
       <w:r>
@@ -4158,7 +3881,7 @@
 </file>
 
 <file path=word/footer1.xml><?xml version="1.0" encoding="utf-8"?>
-<w:ftr xmlns:wpc="http://schemas.microsoft.com/office/word/2010/wordprocessingCanvas" xmlns:cx="http://schemas.microsoft.com/office/drawing/2014/chartex" xmlns:cx1="http://schemas.microsoft.com/office/drawing/2015/9/8/chartex" xmlns:cx2="http://schemas.microsoft.com/office/drawing/2015/10/21/chartex" xmlns:cx3="http://schemas.microsoft.com/office/drawing/2016/5/9/chartex" xmlns:cx4="http://schemas.microsoft.com/office/drawing/2016/5/10/chartex" xmlns:cx5="http://schemas.microsoft.com/office/drawing/2016/5/11/chartex" xmlns:cx6="http://schemas.microsoft.com/office/drawing/2016/5/12/chartex" xmlns:cx7="http://schemas.microsoft.com/office/drawing/2016/5/13/chartex" xmlns:cx8="http://schemas.microsoft.com/office/drawing/2016/5/14/chartex" xmlns:mc="http://schemas.openxmlformats.org/markup-compatibility/2006" xmlns:aink="http://schemas.microsoft.com/office/drawing/2016/ink" xmlns:am3d="http://schemas.microsoft.com/office/drawing/2017/model3d" xmlns:o="urn:schemas-microsoft-com:office:office" xmlns:oel="http://schemas.microsoft.com/office/2019/extlst" xmlns:r="http://schemas.openxmlformats.org/officeDocument/2006/relationships" xmlns:m="http://schemas.openxmlformats.org/officeDocument/2006/math" xmlns:v="urn:schemas-microsoft-com:vml" xmlns:wp14="http://schemas.microsoft.com/office/word/2010/wordprocessingDrawing" xmlns:wp="http://schemas.openxmlformats.org/drawingml/2006/wordprocessingDrawing" xmlns:w10="urn:schemas-microsoft-com:office:word" xmlns:w="http://schemas.openxmlformats.org/wordprocessingml/2006/main" xmlns:w14="http://schemas.microsoft.com/office/word/2010/wordml" xmlns:w15="http://schemas.microsoft.com/office/word/2012/wordml" xmlns:w16cex="http://schemas.microsoft.com/office/word/2018/wordml/cex" xmlns:w16cid="http://schemas.microsoft.com/office/word/2016/wordml/cid" xmlns:w16="http://schemas.microsoft.com/office/word/2018/wordml" xmlns:w16du="http://schemas.microsoft.com/office/word/2023/wordml/word16du" xmlns:w16sdtdh="http://schemas.microsoft.com/office/word/2020/wordml/sdtdatahash" xmlns:w16sdtfl="http://schemas.microsoft.com/office/word/2024/wordml/sdtformatlock" xmlns:w16se="http://schemas.microsoft.com/office/word/2015/wordml/symex" xmlns:wpg="http://schemas.microsoft.com/office/word/2010/wordprocessingGroup" xmlns:wpi="http://schemas.microsoft.com/office/word/2010/wordprocessingInk" xmlns:wne="http://schemas.microsoft.com/office/word/2006/wordml" xmlns:wps="http://schemas.microsoft.com/office/word/2010/wordprocessingShape" mc:Ignorable="w14 w15 w16se w16cid w16 w16cex w16sdtdh w16sdtfl w16du wp14">
+<w:ftr xmlns:wpc="http://schemas.microsoft.com/office/word/2010/wordprocessingCanvas" xmlns:cx="http://schemas.microsoft.com/office/drawing/2014/chartex" xmlns:cx1="http://schemas.microsoft.com/office/drawing/2015/9/8/chartex" xmlns:cx2="http://schemas.microsoft.com/office/drawing/2015/10/21/chartex" xmlns:cx3="http://schemas.microsoft.com/office/drawing/2016/5/9/chartex" xmlns:cx4="http://schemas.microsoft.com/office/drawing/2016/5/10/chartex" xmlns:cx5="http://schemas.microsoft.com/office/drawing/2016/5/11/chartex" xmlns:cx6="http://schemas.microsoft.com/office/drawing/2016/5/12/chartex" xmlns:cx7="http://schemas.microsoft.com/office/drawing/2016/5/13/chartex" xmlns:cx8="http://schemas.microsoft.com/office/drawing/2016/5/14/chartex" xmlns:mc="http://schemas.openxmlformats.org/markup-compatibility/2006" xmlns:aink="http://schemas.microsoft.com/office/drawing/2016/ink" xmlns:am3d="http://schemas.microsoft.com/office/drawing/2017/model3d" xmlns:o="urn:schemas-microsoft-com:office:office" xmlns:oel="http://schemas.microsoft.com/office/2019/extlst" xmlns:r="http://schemas.openxmlformats.org/officeDocument/2006/relationships" xmlns:m="http://schemas.openxmlformats.org/officeDocument/2006/math" xmlns:v="urn:schemas-microsoft-com:vml" xmlns:wp14="http://schemas.microsoft.com/office/word/2010/wordprocessingDrawing" xmlns:wp="http://schemas.openxmlformats.org/drawingml/2006/wordprocessingDrawing" xmlns:w10="urn:schemas-microsoft-com:office:word" xmlns:w="http://schemas.openxmlformats.org/wordprocessingml/2006/main" xmlns:w14="http://schemas.microsoft.com/office/word/2010/wordml" xmlns:w15="http://schemas.microsoft.com/office/word/2012/wordml" xmlns:w16cei="http://schemas.microsoft.com/office/word/2026/wordml/cei" xmlns:w16cex="http://schemas.microsoft.com/office/word/2018/wordml/cex" xmlns:w16cid="http://schemas.microsoft.com/office/word/2016/wordml/cid" xmlns:w16="http://schemas.microsoft.com/office/word/2018/wordml" xmlns:w16du="http://schemas.microsoft.com/office/word/2023/wordml/word16du" xmlns:w16sdtdh="http://schemas.microsoft.com/office/word/2020/wordml/sdtdatahash" xmlns:w16sdtfl="http://schemas.microsoft.com/office/word/2024/wordml/sdtformatlock" xmlns:w16se="http://schemas.microsoft.com/office/word/2015/wordml/symex" xmlns:wpg="http://schemas.microsoft.com/office/word/2010/wordprocessingGroup" xmlns:wpi="http://schemas.microsoft.com/office/word/2010/wordprocessingInk" xmlns:wne="http://schemas.microsoft.com/office/word/2006/wordml" xmlns:wps="http://schemas.microsoft.com/office/word/2010/wordprocessingShape" mc:Ignorable="w14 w15 w16se w16cid w16 w16cex w16sdtdh w16sdtfl w16du wp14">
   <w:tbl>
     <w:tblPr>
       <w:tblW w:w="9611" w:type="dxa"/>
@@ -4257,7 +3980,7 @@
 </file>
 
 <file path=word/footnotes.xml><?xml version="1.0" encoding="utf-8"?>
-<w:footnotes xmlns:wpc="http://schemas.microsoft.com/office/word/2010/wordprocessingCanvas" xmlns:cx="http://schemas.microsoft.com/office/drawing/2014/chartex" xmlns:cx1="http://schemas.microsoft.com/office/drawing/2015/9/8/chartex" xmlns:cx2="http://schemas.microsoft.com/office/drawing/2015/10/21/chartex" xmlns:cx3="http://schemas.microsoft.com/office/drawing/2016/5/9/chartex" xmlns:cx4="http://schemas.microsoft.com/office/drawing/2016/5/10/chartex" xmlns:cx5="http://schemas.microsoft.com/office/drawing/2016/5/11/chartex" xmlns:cx6="http://schemas.microsoft.com/office/drawing/2016/5/12/chartex" xmlns:cx7="http://schemas.microsoft.com/office/drawing/2016/5/13/chartex" xmlns:cx8="http://schemas.microsoft.com/office/drawing/2016/5/14/chartex" xmlns:mc="http://schemas.openxmlformats.org/markup-compatibility/2006" xmlns:aink="http://schemas.microsoft.com/office/drawing/2016/ink" xmlns:am3d="http://schemas.microsoft.com/office/drawing/2017/model3d" xmlns:o="urn:schemas-microsoft-com:office:office" xmlns:oel="http://schemas.microsoft.com/office/2019/extlst" xmlns:r="http://schemas.openxmlformats.org/officeDocument/2006/relationships" xmlns:m="http://schemas.openxmlformats.org/officeDocument/2006/math" xmlns:v="urn:schemas-microsoft-com:vml" xmlns:wp14="http://schemas.microsoft.com/office/word/2010/wordprocessingDrawing" xmlns:wp="http://schemas.openxmlformats.org/drawingml/2006/wordprocessingDrawing" xmlns:w10="urn:schemas-microsoft-com:office:word" xmlns:w="http://schemas.openxmlformats.org/wordprocessingml/2006/main" xmlns:w14="http://schemas.microsoft.com/office/word/2010/wordml" xmlns:w15="http://schemas.microsoft.com/office/word/2012/wordml" xmlns:w16cex="http://schemas.microsoft.com/office/word/2018/wordml/cex" xmlns:w16cid="http://schemas.microsoft.com/office/word/2016/wordml/cid" xmlns:w16="http://schemas.microsoft.com/office/word/2018/wordml" xmlns:w16du="http://schemas.microsoft.com/office/word/2023/wordml/word16du" xmlns:w16sdtdh="http://schemas.microsoft.com/office/word/2020/wordml/sdtdatahash" xmlns:w16sdtfl="http://schemas.microsoft.com/office/word/2024/wordml/sdtformatlock" xmlns:w16se="http://schemas.microsoft.com/office/word/2015/wordml/symex" xmlns:wpg="http://schemas.microsoft.com/office/word/2010/wordprocessingGroup" xmlns:wpi="http://schemas.microsoft.com/office/word/2010/wordprocessingInk" xmlns:wne="http://schemas.microsoft.com/office/word/2006/wordml" xmlns:wps="http://schemas.microsoft.com/office/word/2010/wordprocessingShape" mc:Ignorable="w14 w15 w16se w16cid w16 w16cex w16sdtdh w16sdtfl w16du wp14">
+<w:footnotes xmlns:wpc="http://schemas.microsoft.com/office/word/2010/wordprocessingCanvas" xmlns:cx="http://schemas.microsoft.com/office/drawing/2014/chartex" xmlns:cx1="http://schemas.microsoft.com/office/drawing/2015/9/8/chartex" xmlns:cx2="http://schemas.microsoft.com/office/drawing/2015/10/21/chartex" xmlns:cx3="http://schemas.microsoft.com/office/drawing/2016/5/9/chartex" xmlns:cx4="http://schemas.microsoft.com/office/drawing/2016/5/10/chartex" xmlns:cx5="http://schemas.microsoft.com/office/drawing/2016/5/11/chartex" xmlns:cx6="http://schemas.microsoft.com/office/drawing/2016/5/12/chartex" xmlns:cx7="http://schemas.microsoft.com/office/drawing/2016/5/13/chartex" xmlns:cx8="http://schemas.microsoft.com/office/drawing/2016/5/14/chartex" xmlns:mc="http://schemas.openxmlformats.org/markup-compatibility/2006" xmlns:aink="http://schemas.microsoft.com/office/drawing/2016/ink" xmlns:am3d="http://schemas.microsoft.com/office/drawing/2017/model3d" xmlns:o="urn:schemas-microsoft-com:office:office" xmlns:oel="http://schemas.microsoft.com/office/2019/extlst" xmlns:r="http://schemas.openxmlformats.org/officeDocument/2006/relationships" xmlns:m="http://schemas.openxmlformats.org/officeDocument/2006/math" xmlns:v="urn:schemas-microsoft-com:vml" xmlns:wp14="http://schemas.microsoft.com/office/word/2010/wordprocessingDrawing" xmlns:wp="http://schemas.openxmlformats.org/drawingml/2006/wordprocessingDrawing" xmlns:w10="urn:schemas-microsoft-com:office:word" xmlns:w="http://schemas.openxmlformats.org/wordprocessingml/2006/main" xmlns:w14="http://schemas.microsoft.com/office/word/2010/wordml" xmlns:w15="http://schemas.microsoft.com/office/word/2012/wordml" xmlns:w16cei="http://schemas.microsoft.com/office/word/2026/wordml/cei" xmlns:w16cex="http://schemas.microsoft.com/office/word/2018/wordml/cex" xmlns:w16cid="http://schemas.microsoft.com/office/word/2016/wordml/cid" xmlns:w16="http://schemas.microsoft.com/office/word/2018/wordml" xmlns:w16du="http://schemas.microsoft.com/office/word/2023/wordml/word16du" xmlns:w16sdtdh="http://schemas.microsoft.com/office/word/2020/wordml/sdtdatahash" xmlns:w16sdtfl="http://schemas.microsoft.com/office/word/2024/wordml/sdtformatlock" xmlns:w16se="http://schemas.microsoft.com/office/word/2015/wordml/symex" xmlns:wpg="http://schemas.microsoft.com/office/word/2010/wordprocessingGroup" xmlns:wpi="http://schemas.microsoft.com/office/word/2010/wordprocessingInk" xmlns:wne="http://schemas.microsoft.com/office/word/2006/wordml" xmlns:wps="http://schemas.microsoft.com/office/word/2010/wordprocessingShape" mc:Ignorable="w14 w15 w16se w16cid w16 w16cex w16sdtdh w16sdtfl w16du wp14">
   <w:footnote w:type="separator" w:id="-1">
     <w:p>
       <w:r>
@@ -4278,7 +4001,7 @@
 </file>
 
 <file path=word/header1.xml><?xml version="1.0" encoding="utf-8"?>
-<w:hdr xmlns:wpc="http://schemas.microsoft.com/office/word/2010/wordprocessingCanvas" xmlns:cx="http://schemas.microsoft.com/office/drawing/2014/chartex" xmlns:cx1="http://schemas.microsoft.com/office/drawing/2015/9/8/chartex" xmlns:cx2="http://schemas.microsoft.com/office/drawing/2015/10/21/chartex" xmlns:cx3="http://schemas.microsoft.com/office/drawing/2016/5/9/chartex" xmlns:cx4="http://schemas.microsoft.com/office/drawing/2016/5/10/chartex" xmlns:cx5="http://schemas.microsoft.com/office/drawing/2016/5/11/chartex" xmlns:cx6="http://schemas.microsoft.com/office/drawing/2016/5/12/chartex" xmlns:cx7="http://schemas.microsoft.com/office/drawing/2016/5/13/chartex" xmlns:cx8="http://schemas.microsoft.com/office/drawing/2016/5/14/chartex" xmlns:mc="http://schemas.openxmlformats.org/markup-compatibility/2006" xmlns:aink="http://schemas.microsoft.com/office/drawing/2016/ink" xmlns:am3d="http://schemas.microsoft.com/office/drawing/2017/model3d" xmlns:o="urn:schemas-microsoft-com:office:office" xmlns:oel="http://schemas.microsoft.com/office/2019/extlst" xmlns:r="http://schemas.openxmlformats.org/officeDocument/2006/relationships" xmlns:m="http://schemas.openxmlformats.org/officeDocument/2006/math" xmlns:v="urn:schemas-microsoft-com:vml" xmlns:wp14="http://schemas.microsoft.com/office/word/2010/wordprocessingDrawing" xmlns:wp="http://schemas.openxmlformats.org/drawingml/2006/wordprocessingDrawing" xmlns:w10="urn:schemas-microsoft-com:office:word" xmlns:w="http://schemas.openxmlformats.org/wordprocessingml/2006/main" xmlns:w14="http://schemas.microsoft.com/office/word/2010/wordml" xmlns:w15="http://schemas.microsoft.com/office/word/2012/wordml" xmlns:w16cex="http://schemas.microsoft.com/office/word/2018/wordml/cex" xmlns:w16cid="http://schemas.microsoft.com/office/word/2016/wordml/cid" xmlns:w16="http://schemas.microsoft.com/office/word/2018/wordml" xmlns:w16du="http://schemas.microsoft.com/office/word/2023/wordml/word16du" xmlns:w16sdtdh="http://schemas.microsoft.com/office/word/2020/wordml/sdtdatahash" xmlns:w16sdtfl="http://schemas.microsoft.com/office/word/2024/wordml/sdtformatlock" xmlns:w16se="http://schemas.microsoft.com/office/word/2015/wordml/symex" xmlns:wpg="http://schemas.microsoft.com/office/word/2010/wordprocessingGroup" xmlns:wpi="http://schemas.microsoft.com/office/word/2010/wordprocessingInk" xmlns:wne="http://schemas.microsoft.com/office/word/2006/wordml" xmlns:wps="http://schemas.microsoft.com/office/word/2010/wordprocessingShape" mc:Ignorable="w14 w15 w16se w16cid w16 w16cex w16sdtdh w16sdtfl w16du wp14">
+<w:hdr xmlns:wpc="http://schemas.microsoft.com/office/word/2010/wordprocessingCanvas" xmlns:cx="http://schemas.microsoft.com/office/drawing/2014/chartex" xmlns:cx1="http://schemas.microsoft.com/office/drawing/2015/9/8/chartex" xmlns:cx2="http://schemas.microsoft.com/office/drawing/2015/10/21/chartex" xmlns:cx3="http://schemas.microsoft.com/office/drawing/2016/5/9/chartex" xmlns:cx4="http://schemas.microsoft.com/office/drawing/2016/5/10/chartex" xmlns:cx5="http://schemas.microsoft.com/office/drawing/2016/5/11/chartex" xmlns:cx6="http://schemas.microsoft.com/office/drawing/2016/5/12/chartex" xmlns:cx7="http://schemas.microsoft.com/office/drawing/2016/5/13/chartex" xmlns:cx8="http://schemas.microsoft.com/office/drawing/2016/5/14/chartex" xmlns:mc="http://schemas.openxmlformats.org/markup-compatibility/2006" xmlns:aink="http://schemas.microsoft.com/office/drawing/2016/ink" xmlns:am3d="http://schemas.microsoft.com/office/drawing/2017/model3d" xmlns:o="urn:schemas-microsoft-com:office:office" xmlns:oel="http://schemas.microsoft.com/office/2019/extlst" xmlns:r="http://schemas.openxmlformats.org/officeDocument/2006/relationships" xmlns:m="http://schemas.openxmlformats.org/officeDocument/2006/math" xmlns:v="urn:schemas-microsoft-com:vml" xmlns:wp14="http://schemas.microsoft.com/office/word/2010/wordprocessingDrawing" xmlns:wp="http://schemas.openxmlformats.org/drawingml/2006/wordprocessingDrawing" xmlns:w10="urn:schemas-microsoft-com:office:word" xmlns:w="http://schemas.openxmlformats.org/wordprocessingml/2006/main" xmlns:w14="http://schemas.microsoft.com/office/word/2010/wordml" xmlns:w15="http://schemas.microsoft.com/office/word/2012/wordml" xmlns:w16cei="http://schemas.microsoft.com/office/word/2026/wordml/cei" xmlns:w16cex="http://schemas.microsoft.com/office/word/2018/wordml/cex" xmlns:w16cid="http://schemas.microsoft.com/office/word/2016/wordml/cid" xmlns:w16="http://schemas.microsoft.com/office/word/2018/wordml" xmlns:w16du="http://schemas.microsoft.com/office/word/2023/wordml/word16du" xmlns:w16sdtdh="http://schemas.microsoft.com/office/word/2020/wordml/sdtdatahash" xmlns:w16sdtfl="http://schemas.microsoft.com/office/word/2024/wordml/sdtformatlock" xmlns:w16se="http://schemas.microsoft.com/office/word/2015/wordml/symex" xmlns:wpg="http://schemas.microsoft.com/office/word/2010/wordprocessingGroup" xmlns:wpi="http://schemas.microsoft.com/office/word/2010/wordprocessingInk" xmlns:wne="http://schemas.microsoft.com/office/word/2006/wordml" xmlns:wps="http://schemas.microsoft.com/office/word/2010/wordprocessingShape" mc:Ignorable="w14 w15 w16se w16cid w16 w16cex w16sdtdh w16sdtfl w16du wp14">
   <w:tbl>
     <w:tblPr>
       <w:tblW w:w="9809" w:type="dxa"/>
@@ -4389,7 +4112,7 @@
 </file>
 
 <file path=word/header2.xml><?xml version="1.0" encoding="utf-8"?>
-<w:hdr xmlns:wpc="http://schemas.microsoft.com/office/word/2010/wordprocessingCanvas" xmlns:cx="http://schemas.microsoft.com/office/drawing/2014/chartex" xmlns:cx1="http://schemas.microsoft.com/office/drawing/2015/9/8/chartex" xmlns:cx2="http://schemas.microsoft.com/office/drawing/2015/10/21/chartex" xmlns:cx3="http://schemas.microsoft.com/office/drawing/2016/5/9/chartex" xmlns:cx4="http://schemas.microsoft.com/office/drawing/2016/5/10/chartex" xmlns:cx5="http://schemas.microsoft.com/office/drawing/2016/5/11/chartex" xmlns:cx6="http://schemas.microsoft.com/office/drawing/2016/5/12/chartex" xmlns:cx7="http://schemas.microsoft.com/office/drawing/2016/5/13/chartex" xmlns:cx8="http://schemas.microsoft.com/office/drawing/2016/5/14/chartex" xmlns:mc="http://schemas.openxmlformats.org/markup-compatibility/2006" xmlns:aink="http://schemas.microsoft.com/office/drawing/2016/ink" xmlns:am3d="http://schemas.microsoft.com/office/drawing/2017/model3d" xmlns:o="urn:schemas-microsoft-com:office:office" xmlns:oel="http://schemas.microsoft.com/office/2019/extlst" xmlns:r="http://schemas.openxmlformats.org/officeDocument/2006/relationships" xmlns:m="http://schemas.openxmlformats.org/officeDocument/2006/math" xmlns:v="urn:schemas-microsoft-com:vml" xmlns:wp14="http://schemas.microsoft.com/office/word/2010/wordprocessingDrawing" xmlns:wp="http://schemas.openxmlformats.org/drawingml/2006/wordprocessingDrawing" xmlns:w10="urn:schemas-microsoft-com:office:word" xmlns:w="http://schemas.openxmlformats.org/wordprocessingml/2006/main" xmlns:w14="http://schemas.microsoft.com/office/word/2010/wordml" xmlns:w15="http://schemas.microsoft.com/office/word/2012/wordml" xmlns:w16cex="http://schemas.microsoft.com/office/word/2018/wordml/cex" xmlns:w16cid="http://schemas.microsoft.com/office/word/2016/wordml/cid" xmlns:w16="http://schemas.microsoft.com/office/word/2018/wordml" xmlns:w16du="http://schemas.microsoft.com/office/word/2023/wordml/word16du" xmlns:w16sdtdh="http://schemas.microsoft.com/office/word/2020/wordml/sdtdatahash" xmlns:w16sdtfl="http://schemas.microsoft.com/office/word/2024/wordml/sdtformatlock" xmlns:w16se="http://schemas.microsoft.com/office/word/2015/wordml/symex" xmlns:wpg="http://schemas.microsoft.com/office/word/2010/wordprocessingGroup" xmlns:wpi="http://schemas.microsoft.com/office/word/2010/wordprocessingInk" xmlns:wne="http://schemas.microsoft.com/office/word/2006/wordml" xmlns:wps="http://schemas.microsoft.com/office/word/2010/wordprocessingShape" mc:Ignorable="w14 w15 w16se w16cid w16 w16cex w16sdtdh w16sdtfl w16du wp14">
+<w:hdr xmlns:wpc="http://schemas.microsoft.com/office/word/2010/wordprocessingCanvas" xmlns:cx="http://schemas.microsoft.com/office/drawing/2014/chartex" xmlns:cx1="http://schemas.microsoft.com/office/drawing/2015/9/8/chartex" xmlns:cx2="http://schemas.microsoft.com/office/drawing/2015/10/21/chartex" xmlns:cx3="http://schemas.microsoft.com/office/drawing/2016/5/9/chartex" xmlns:cx4="http://schemas.microsoft.com/office/drawing/2016/5/10/chartex" xmlns:cx5="http://schemas.microsoft.com/office/drawing/2016/5/11/chartex" xmlns:cx6="http://schemas.microsoft.com/office/drawing/2016/5/12/chartex" xmlns:cx7="http://schemas.microsoft.com/office/drawing/2016/5/13/chartex" xmlns:cx8="http://schemas.microsoft.com/office/drawing/2016/5/14/chartex" xmlns:mc="http://schemas.openxmlformats.org/markup-compatibility/2006" xmlns:aink="http://schemas.microsoft.com/office/drawing/2016/ink" xmlns:am3d="http://schemas.microsoft.com/office/drawing/2017/model3d" xmlns:o="urn:schemas-microsoft-com:office:office" xmlns:oel="http://schemas.microsoft.com/office/2019/extlst" xmlns:r="http://schemas.openxmlformats.org/officeDocument/2006/relationships" xmlns:m="http://schemas.openxmlformats.org/officeDocument/2006/math" xmlns:v="urn:schemas-microsoft-com:vml" xmlns:wp14="http://schemas.microsoft.com/office/word/2010/wordprocessingDrawing" xmlns:wp="http://schemas.openxmlformats.org/drawingml/2006/wordprocessingDrawing" xmlns:w10="urn:schemas-microsoft-com:office:word" xmlns:w="http://schemas.openxmlformats.org/wordprocessingml/2006/main" xmlns:w14="http://schemas.microsoft.com/office/word/2010/wordml" xmlns:w15="http://schemas.microsoft.com/office/word/2012/wordml" xmlns:w16cei="http://schemas.microsoft.com/office/word/2026/wordml/cei" xmlns:w16cex="http://schemas.microsoft.com/office/word/2018/wordml/cex" xmlns:w16cid="http://schemas.microsoft.com/office/word/2016/wordml/cid" xmlns:w16="http://schemas.microsoft.com/office/word/2018/wordml" xmlns:w16du="http://schemas.microsoft.com/office/word/2023/wordml/word16du" xmlns:w16sdtdh="http://schemas.microsoft.com/office/word/2020/wordml/sdtdatahash" xmlns:w16sdtfl="http://schemas.microsoft.com/office/word/2024/wordml/sdtformatlock" xmlns:w16se="http://schemas.microsoft.com/office/word/2015/wordml/symex" xmlns:wpg="http://schemas.microsoft.com/office/word/2010/wordprocessingGroup" xmlns:wpi="http://schemas.microsoft.com/office/word/2010/wordprocessingInk" xmlns:wne="http://schemas.microsoft.com/office/word/2006/wordml" xmlns:wps="http://schemas.microsoft.com/office/word/2010/wordprocessingShape" mc:Ignorable="w14 w15 w16se w16cid w16 w16cex w16sdtdh w16sdtfl w16du wp14">
   <w:tbl>
     <w:tblPr>
       <w:tblW w:w="9809" w:type="dxa"/>
@@ -4498,7 +4221,7 @@
 </file>
 
 <file path=word/numbering.xml><?xml version="1.0" encoding="utf-8"?>
-<w:numbering xmlns:wpc="http://schemas.microsoft.com/office/word/2010/wordprocessingCanvas" xmlns:cx="http://schemas.microsoft.com/office/drawing/2014/chartex" xmlns:cx1="http://schemas.microsoft.com/office/drawing/2015/9/8/chartex" xmlns:cx2="http://schemas.microsoft.com/office/drawing/2015/10/21/chartex" xmlns:cx3="http://schemas.microsoft.com/office/drawing/2016/5/9/chartex" xmlns:cx4="http://schemas.microsoft.com/office/drawing/2016/5/10/chartex" xmlns:cx5="http://schemas.microsoft.com/office/drawing/2016/5/11/chartex" xmlns:cx6="http://schemas.microsoft.com/office/drawing/2016/5/12/chartex" xmlns:cx7="http://schemas.microsoft.com/office/drawing/2016/5/13/chartex" xmlns:cx8="http://schemas.microsoft.com/office/drawing/2016/5/14/chartex" xmlns:mc="http://schemas.openxmlformats.org/markup-compatibility/2006" xmlns:aink="http://schemas.microsoft.com/office/drawing/2016/ink" xmlns:am3d="http://schemas.microsoft.com/office/drawing/2017/model3d" xmlns:o="urn:schemas-microsoft-com:office:office" xmlns:oel="http://schemas.microsoft.com/office/2019/extlst" xmlns:r="http://schemas.openxmlformats.org/officeDocument/2006/relationships" xmlns:m="http://schemas.openxmlformats.org/officeDocument/2006/math" xmlns:v="urn:schemas-microsoft-com:vml" xmlns:wp14="http://schemas.microsoft.com/office/word/2010/wordprocessingDrawing" xmlns:wp="http://schemas.openxmlformats.org/drawingml/2006/wordprocessingDrawing" xmlns:w10="urn:schemas-microsoft-com:office:word" xmlns:w="http://schemas.openxmlformats.org/wordprocessingml/2006/main" xmlns:w14="http://schemas.microsoft.com/office/word/2010/wordml" xmlns:w15="http://schemas.microsoft.com/office/word/2012/wordml" xmlns:w16cex="http://schemas.microsoft.com/office/word/2018/wordml/cex" xmlns:w16cid="http://schemas.microsoft.com/office/word/2016/wordml/cid" xmlns:w16="http://schemas.microsoft.com/office/word/2018/wordml" xmlns:w16du="http://schemas.microsoft.com/office/word/2023/wordml/word16du" xmlns:w16sdtdh="http://schemas.microsoft.com/office/word/2020/wordml/sdtdatahash" xmlns:w16sdtfl="http://schemas.microsoft.com/office/word/2024/wordml/sdtformatlock" xmlns:w16se="http://schemas.microsoft.com/office/word/2015/wordml/symex" xmlns:wpg="http://schemas.microsoft.com/office/word/2010/wordprocessingGroup" xmlns:wpi="http://schemas.microsoft.com/office/word/2010/wordprocessingInk" xmlns:wne="http://schemas.microsoft.com/office/word/2006/wordml" xmlns:wps="http://schemas.microsoft.com/office/word/2010/wordprocessingShape" mc:Ignorable="w14 w15 w16se w16cid w16 w16cex w16sdtdh w16sdtfl w16du wp14">
+<w:numbering xmlns:wpc="http://schemas.microsoft.com/office/word/2010/wordprocessingCanvas" xmlns:cx="http://schemas.microsoft.com/office/drawing/2014/chartex" xmlns:cx1="http://schemas.microsoft.com/office/drawing/2015/9/8/chartex" xmlns:cx2="http://schemas.microsoft.com/office/drawing/2015/10/21/chartex" xmlns:cx3="http://schemas.microsoft.com/office/drawing/2016/5/9/chartex" xmlns:cx4="http://schemas.microsoft.com/office/drawing/2016/5/10/chartex" xmlns:cx5="http://schemas.microsoft.com/office/drawing/2016/5/11/chartex" xmlns:cx6="http://schemas.microsoft.com/office/drawing/2016/5/12/chartex" xmlns:cx7="http://schemas.microsoft.com/office/drawing/2016/5/13/chartex" xmlns:cx8="http://schemas.microsoft.com/office/drawing/2016/5/14/chartex" xmlns:mc="http://schemas.openxmlformats.org/markup-compatibility/2006" xmlns:aink="http://schemas.microsoft.com/office/drawing/2016/ink" xmlns:am3d="http://schemas.microsoft.com/office/drawing/2017/model3d" xmlns:o="urn:schemas-microsoft-com:office:office" xmlns:oel="http://schemas.microsoft.com/office/2019/extlst" xmlns:r="http://schemas.openxmlformats.org/officeDocument/2006/relationships" xmlns:m="http://schemas.openxmlformats.org/officeDocument/2006/math" xmlns:v="urn:schemas-microsoft-com:vml" xmlns:wp14="http://schemas.microsoft.com/office/word/2010/wordprocessingDrawing" xmlns:wp="http://schemas.openxmlformats.org/drawingml/2006/wordprocessingDrawing" xmlns:w10="urn:schemas-microsoft-com:office:word" xmlns:w="http://schemas.openxmlformats.org/wordprocessingml/2006/main" xmlns:w14="http://schemas.microsoft.com/office/word/2010/wordml" xmlns:w15="http://schemas.microsoft.com/office/word/2012/wordml" xmlns:w16cei="http://schemas.microsoft.com/office/word/2026/wordml/cei" xmlns:w16cex="http://schemas.microsoft.com/office/word/2018/wordml/cex" xmlns:w16cid="http://schemas.microsoft.com/office/word/2016/wordml/cid" xmlns:w16="http://schemas.microsoft.com/office/word/2018/wordml" xmlns:w16du="http://schemas.microsoft.com/office/word/2023/wordml/word16du" xmlns:w16sdtdh="http://schemas.microsoft.com/office/word/2020/wordml/sdtdatahash" xmlns:w16sdtfl="http://schemas.microsoft.com/office/word/2024/wordml/sdtformatlock" xmlns:w16se="http://schemas.microsoft.com/office/word/2015/wordml/symex" xmlns:wpg="http://schemas.microsoft.com/office/word/2010/wordprocessingGroup" xmlns:wpi="http://schemas.microsoft.com/office/word/2010/wordprocessingInk" xmlns:wne="http://schemas.microsoft.com/office/word/2006/wordml" xmlns:wps="http://schemas.microsoft.com/office/word/2010/wordprocessingShape" mc:Ignorable="w14 w15 w16se w16cid w16 w16cex w16sdtdh w16sdtfl w16du wp14">
   <w:abstractNum w:abstractNumId="0" w15:restartNumberingAfterBreak="0">
     <w:nsid w:val="02662F3E"/>
     <w:multiLevelType w:val="hybridMultilevel"/>
@@ -5076,7 +4799,7 @@
   <w:abstractNum w:abstractNumId="5" w15:restartNumberingAfterBreak="0">
     <w:nsid w:val="18EB2A55"/>
     <w:multiLevelType w:val="multilevel"/>
-    <w:tmpl w:val="AC4A0814"/>
+    <w:tmpl w:val="3BE059E2"/>
     <w:lvl w:ilvl="0">
       <w:start w:val="1"/>
       <w:numFmt w:val="decimal"/>
@@ -6829,6 +6552,7 @@
     <w:link w:val="berschrift3Zchn"/>
     <w:autoRedefine/>
     <w:qFormat/>
+    <w:rsid w:val="00002290"/>
     <w:pPr>
       <w:keepNext/>
       <w:numPr>
@@ -6838,10 +6562,11 @@
       <w:outlineLvl w:val="2"/>
     </w:pPr>
     <w:rPr>
-      <w:rFonts w:cs="Arial"/>
+      <w:rFonts w:ascii="Times New Roman" w:hAnsi="Times New Roman"/>
       <w:b/>
       <w:bCs/>
       <w:noProof/>
+      <w:lang w:eastAsia="de-DE"/>
     </w:rPr>
   </w:style>
   <w:style w:type="paragraph" w:styleId="berschrift4">
@@ -7492,11 +7217,17 @@
     <w:next w:val="Standard"/>
     <w:autoRedefine/>
     <w:uiPriority w:val="39"/>
+    <w:rsid w:val="008D6EB3"/>
     <w:pPr>
+      <w:tabs>
+        <w:tab w:val="left" w:pos="1200"/>
+        <w:tab w:val="right" w:leader="dot" w:pos="9061"/>
+      </w:tabs>
       <w:ind w:left="482"/>
     </w:pPr>
     <w:rPr>
-      <w:rFonts w:asciiTheme="minorHAnsi" w:hAnsiTheme="minorHAnsi" w:cstheme="minorHAnsi"/>
+      <w:rFonts w:ascii="Times New Roman" w:hAnsi="Times New Roman"/>
+      <w:noProof/>
       <w:sz w:val="20"/>
     </w:rPr>
   </w:style>
@@ -7734,13 +7465,13 @@
     <w:name w:val="Überschrift 3 Zchn"/>
     <w:basedOn w:val="Absatz-Standardschriftart"/>
     <w:link w:val="berschrift3"/>
+    <w:rsid w:val="00002290"/>
     <w:rPr>
-      <w:rFonts w:ascii="Arial" w:hAnsi="Arial" w:cs="Arial"/>
       <w:b/>
       <w:bCs/>
       <w:noProof/>
       <w:sz w:val="24"/>
-      <w:lang w:val="de-CH" w:eastAsia="de-CH"/>
+      <w:lang w:val="de-CH" w:eastAsia="de-DE"/>
     </w:rPr>
   </w:style>
   <w:style w:type="paragraph" w:customStyle="1" w:styleId="AllgemeineMassnahme">
